--- a/gestao3d_documentacao.docx
+++ b/gestao3d_documentacao.docx
@@ -59,7 +59,7 @@
           <w:sz w:val="24"/>
           <w:szCs w:val="24"/>
         </w:rPr>
-        <w:t xml:space="preserve">Calculadora de Custos · Gestão de Materiais · Exportação PDF · Leitor G-Code</w:t>
+        <w:t xml:space="preserve">Calculadora de Custos · Canais de Venda · Simulação Multicanal · Meta de Margem · Mão de Obra</w:t>
       </w:r>
     </w:p>
     <w:p>
@@ -145,7 +145,7 @@
                 <w:sz w:val="20"/>
                 <w:szCs w:val="20"/>
               </w:rPr>
-              <w:t xml:space="preserve">1.0.0</w:t>
+              <w:t xml:space="preserve">2.0.0</w:t>
             </w:r>
           </w:p>
         </w:tc>
@@ -402,6 +402,70 @@
                 <w:szCs w:val="20"/>
               </w:rPr>
               <w:t xml:space="preserve">Vercel (SPA com rewrite)</w:t>
+            </w:r>
+          </w:p>
+        </w:tc>
+      </w:tr>
+      <w:tr>
+        <w:tc>
+          <w:tcPr>
+            <w:tcW w:type="dxa" w:w="2800"/>
+            <w:tcBorders>
+              <w:top w:val="single" w:color="DDDDDD" w:sz="1"/>
+              <w:left w:val="single" w:color="DDDDDD" w:sz="1"/>
+              <w:bottom w:val="single" w:color="DDDDDD" w:sz="1"/>
+              <w:right w:val="single" w:color="DDDDDD" w:sz="1"/>
+            </w:tcBorders>
+            <w:shd w:fill="F3F4F6" w:val="clear"/>
+            <w:tcMar>
+              <w:top w:type="dxa" w:w="100"/>
+              <w:left w:type="dxa" w:w="160"/>
+              <w:bottom w:type="dxa" w:w="100"/>
+              <w:right w:type="dxa" w:w="160"/>
+            </w:tcMar>
+          </w:tcPr>
+          <w:p>
+            <w:r>
+              <w:rPr>
+                <w:rFonts w:ascii="Arial" w:cs="Arial" w:eastAsia="Arial" w:hAnsi="Arial"/>
+                <w:b w:val="false"/>
+                <w:bCs w:val="false"/>
+                <w:color w:val="1F2937"/>
+                <w:sz w:val="20"/>
+                <w:szCs w:val="20"/>
+              </w:rPr>
+              <w:t xml:space="preserve">Novidades v2</w:t>
+            </w:r>
+          </w:p>
+        </w:tc>
+        <w:tc>
+          <w:tcPr>
+            <w:tcW w:type="dxa" w:w="6560"/>
+            <w:tcBorders>
+              <w:top w:val="single" w:color="DDDDDD" w:sz="1"/>
+              <w:left w:val="single" w:color="DDDDDD" w:sz="1"/>
+              <w:bottom w:val="single" w:color="DDDDDD" w:sz="1"/>
+              <w:right w:val="single" w:color="DDDDDD" w:sz="1"/>
+            </w:tcBorders>
+            <w:shd w:fill="FFFFFF" w:val="clear"/>
+            <w:tcMar>
+              <w:top w:type="dxa" w:w="100"/>
+              <w:left w:type="dxa" w:w="160"/>
+              <w:bottom w:type="dxa" w:w="100"/>
+              <w:right w:type="dxa" w:w="160"/>
+            </w:tcMar>
+          </w:tcPr>
+          <w:p>
+            <w:r>
+              <w:rPr>
+                <w:rFonts w:ascii="Arial" w:cs="Arial" w:eastAsia="Arial" w:hAnsi="Arial"/>
+                <w:b w:val="false"/>
+                <w:bCs w:val="false"/>
+                <w:color w:val="6B7280"/>
+                <w:sz w:val="20"/>
+                <w:szCs w:val="20"/>
+              </w:rPr>
+              <w:t xml:space="preserve">Canais de venda dinâmicos, simulação multicanal, meta de margem, mão de obra</w:t>
             </w:r>
           </w:p>
         </w:tc>
@@ -458,6 +522,20 @@
     </w:p>
     <w:p>
       <w:pPr>
+        <w:spacing w:after="120"/>
+      </w:pPr>
+      <w:r>
+        <w:rPr>
+          <w:rFonts w:ascii="Arial" w:cs="Arial" w:eastAsia="Arial" w:hAnsi="Arial"/>
+          <w:color w:val="1F2937"/>
+          <w:sz w:val="22"/>
+          <w:szCs w:val="22"/>
+        </w:rPr>
+        <w:t xml:space="preserve">A versão 2.0 introduz um sistema completo de gestão de canais de venda dinâmicos (Mercado Livre, Shopee, Instagram, etc.), simulação multicanal comparando preços e lucros entre plataformas, cálculo reverso de markup a partir da margem-alvo e integração de custo de mão de obra no custo base.</w:t>
+      </w:r>
+    </w:p>
+    <w:p>
+      <w:pPr>
         <w:pStyle w:val="Heading2"/>
         <w:spacing w:after="120" w:before="280"/>
       </w:pPr>
@@ -585,6 +663,82 @@
           <w:szCs w:val="22"/>
         </w:rPr>
         <w:t xml:space="preserve">Persistir todos os dados localmente via localStorage, sem dependência de backend.</w:t>
+      </w:r>
+    </w:p>
+    <w:p>
+      <w:pPr>
+        <w:pStyle w:val="ListParagraph"/>
+        <w:numPr>
+          <w:ilvl w:val="0"/>
+          <w:numId w:val="2"/>
+        </w:numPr>
+        <w:spacing w:after="60"/>
+      </w:pPr>
+      <w:r>
+        <w:rPr>
+          <w:rFonts w:ascii="Arial" w:cs="Arial" w:eastAsia="Arial" w:hAnsi="Arial"/>
+          <w:color w:val="1F2937"/>
+          <w:sz w:val="22"/>
+          <w:szCs w:val="22"/>
+        </w:rPr>
+        <w:t xml:space="preserve">[v2] Configurar canais de venda com taxas individuais (ML, Shopee, Instagram, Etsy, site próprio).</w:t>
+      </w:r>
+    </w:p>
+    <w:p>
+      <w:pPr>
+        <w:pStyle w:val="ListParagraph"/>
+        <w:numPr>
+          <w:ilvl w:val="0"/>
+          <w:numId w:val="2"/>
+        </w:numPr>
+        <w:spacing w:after="60"/>
+      </w:pPr>
+      <w:r>
+        <w:rPr>
+          <w:rFonts w:ascii="Arial" w:cs="Arial" w:eastAsia="Arial" w:hAnsi="Arial"/>
+          <w:color w:val="1F2937"/>
+          <w:sz w:val="22"/>
+          <w:szCs w:val="22"/>
+        </w:rPr>
+        <w:t xml:space="preserve">[v2] Simular preço e lucro em todos os canais simultaneamente via tabela multicanal.</w:t>
+      </w:r>
+    </w:p>
+    <w:p>
+      <w:pPr>
+        <w:pStyle w:val="ListParagraph"/>
+        <w:numPr>
+          <w:ilvl w:val="0"/>
+          <w:numId w:val="2"/>
+        </w:numPr>
+        <w:spacing w:after="60"/>
+      </w:pPr>
+      <w:r>
+        <w:rPr>
+          <w:rFonts w:ascii="Arial" w:cs="Arial" w:eastAsia="Arial" w:hAnsi="Arial"/>
+          <w:color w:val="1F2937"/>
+          <w:sz w:val="22"/>
+          <w:szCs w:val="22"/>
+        </w:rPr>
+        <w:t xml:space="preserve">[v2] Definir margem-alvo (%) e calcular o markup necessário automaticamente.</w:t>
+      </w:r>
+    </w:p>
+    <w:p>
+      <w:pPr>
+        <w:pStyle w:val="ListParagraph"/>
+        <w:numPr>
+          <w:ilvl w:val="0"/>
+          <w:numId w:val="2"/>
+        </w:numPr>
+        <w:spacing w:after="60"/>
+      </w:pPr>
+      <w:r>
+        <w:rPr>
+          <w:rFonts w:ascii="Arial" w:cs="Arial" w:eastAsia="Arial" w:hAnsi="Arial"/>
+          <w:color w:val="1F2937"/>
+          <w:sz w:val="22"/>
+          <w:szCs w:val="22"/>
+        </w:rPr>
+        <w:t xml:space="preserve">[v2] Incluir custo de mão de obra (R$/h × horas de pós-processamento) no custo base.</w:t>
       </w:r>
     </w:p>
     <w:p>
@@ -1494,7 +1648,7 @@
                 <w:sz w:val="20"/>
                 <w:szCs w:val="20"/>
               </w:rPr>
-              <w:t xml:space="preserve">Todas as interfaces TypeScript do domínio</w:t>
+              <w:t xml:space="preserve">Todas as interfaces TypeScript do domínio (Product, CanalVenda, AppSettings, etc.)</w:t>
             </w:r>
           </w:p>
         </w:tc>
@@ -1525,7 +1679,7 @@
                 <w:sz w:val="18"/>
                 <w:szCs w:val="18"/>
               </w:rPr>
-              <w:t xml:space="preserve">src/contexts/</w:t>
+              <w:t xml:space="preserve">src/contexts/SettingsContext.tsx</w:t>
             </w:r>
           </w:p>
         </w:tc>
@@ -1554,7 +1708,7 @@
                 <w:sz w:val="20"/>
                 <w:szCs w:val="20"/>
               </w:rPr>
-              <w:t xml:space="preserve">AuthContext, SettingsContext, ProductContext, MaterialContext</w:t>
+              <w:t xml:space="preserve">Configurações globais (kWh, markup padrão, mão de obra, etc.)</w:t>
             </w:r>
           </w:p>
         </w:tc>
@@ -1585,7 +1739,7 @@
                 <w:sz w:val="18"/>
                 <w:szCs w:val="18"/>
               </w:rPr>
-              <w:t xml:space="preserve">src/utils/calc.ts</w:t>
+              <w:t xml:space="preserve">src/contexts/CanaisContext.tsx</w:t>
             </w:r>
           </w:p>
         </w:tc>
@@ -1614,7 +1768,7 @@
                 <w:sz w:val="20"/>
                 <w:szCs w:val="20"/>
               </w:rPr>
-              <w:t xml:space="preserve">Funções puras de cálculo de custos e preços</w:t>
+              <w:t xml:space="preserve">[v2] Canais de venda dinâmicos com persistência em localStorage</w:t>
             </w:r>
           </w:p>
         </w:tc>
@@ -1645,7 +1799,7 @@
                 <w:sz w:val="18"/>
                 <w:szCs w:val="18"/>
               </w:rPr>
-              <w:t xml:space="preserve">src/utils/gcodeParser.ts</w:t>
+              <w:t xml:space="preserve">src/contexts/ProductContext.tsx</w:t>
             </w:r>
           </w:p>
         </w:tc>
@@ -1674,7 +1828,7 @@
                 <w:sz w:val="20"/>
                 <w:szCs w:val="20"/>
               </w:rPr>
-              <w:t xml:space="preserve">Parser G-Code multi-slicer (v2)</w:t>
+              <w:t xml:space="preserve">Estado global dos produtos e operações CRUD</w:t>
             </w:r>
           </w:p>
         </w:tc>
@@ -1705,7 +1859,7 @@
                 <w:sz w:val="18"/>
                 <w:szCs w:val="18"/>
               </w:rPr>
-              <w:t xml:space="preserve">src/utils/exportPdf.ts</w:t>
+              <w:t xml:space="preserve">src/contexts/MaterialContext.tsx</w:t>
             </w:r>
           </w:p>
         </w:tc>
@@ -1734,7 +1888,7 @@
                 <w:sz w:val="20"/>
                 <w:szCs w:val="20"/>
               </w:rPr>
-              <w:t xml:space="preserve">Exportação de relatório em PDF (jsPDF)</w:t>
+              <w:t xml:space="preserve">Estado global dos materiais (rolos de filamento)</w:t>
             </w:r>
           </w:p>
         </w:tc>
@@ -1765,7 +1919,7 @@
                 <w:sz w:val="18"/>
                 <w:szCs w:val="18"/>
               </w:rPr>
-              <w:t xml:space="preserve">src/utils/formatters.ts</w:t>
+              <w:t xml:space="preserve">src/utils/calc.ts</w:t>
             </w:r>
           </w:p>
         </w:tc>
@@ -1794,7 +1948,7 @@
                 <w:sz w:val="20"/>
                 <w:szCs w:val="20"/>
               </w:rPr>
-              <w:t xml:space="preserve">Formatadores R$, %, cores, truncate</w:t>
+              <w:t xml:space="preserve">Funções puras: calcProductFromForm, calcMarkupFromMargem, calcCustoMaoObra</w:t>
             </w:r>
           </w:p>
         </w:tc>
@@ -1825,7 +1979,7 @@
                 <w:sz w:val="18"/>
                 <w:szCs w:val="18"/>
               </w:rPr>
-              <w:t xml:space="preserve">src/data/initialProducts.ts</w:t>
+              <w:t xml:space="preserve">src/utils/gcodeParser.ts</w:t>
             </w:r>
           </w:p>
         </w:tc>
@@ -1854,7 +2008,7 @@
                 <w:sz w:val="20"/>
                 <w:szCs w:val="20"/>
               </w:rPr>
-              <w:t xml:space="preserve">Produtos de exemplo carregados na 1ª execução</w:t>
+              <w:t xml:space="preserve">Parser G-Code multi-slicer (v2)</w:t>
             </w:r>
           </w:p>
         </w:tc>
@@ -1885,7 +2039,7 @@
                 <w:sz w:val="18"/>
                 <w:szCs w:val="18"/>
               </w:rPr>
-              <w:t xml:space="preserve">src/services/api.ts</w:t>
+              <w:t xml:space="preserve">src/utils/exportPdf.ts</w:t>
             </w:r>
           </w:p>
         </w:tc>
@@ -1914,7 +2068,7 @@
                 <w:sz w:val="20"/>
                 <w:szCs w:val="20"/>
               </w:rPr>
-              <w:t xml:space="preserve">Camada de serviços assíncrona (simula API)</w:t>
+              <w:t xml:space="preserve">Exportação de relatório em PDF (jsPDF)</w:t>
             </w:r>
           </w:p>
         </w:tc>
@@ -1945,7 +2099,7 @@
                 <w:sz w:val="18"/>
                 <w:szCs w:val="18"/>
               </w:rPr>
-              <w:t xml:space="preserve">src/components/dashboard/</w:t>
+              <w:t xml:space="preserve">src/utils/formatters.ts</w:t>
             </w:r>
           </w:p>
         </w:tc>
@@ -1974,7 +2128,7 @@
                 <w:sz w:val="20"/>
                 <w:szCs w:val="20"/>
               </w:rPr>
-              <w:t xml:space="preserve">Dashboard com KPIs, gráfico e cards</w:t>
+              <w:t xml:space="preserve">Formatadores R$, %, cores, truncate</w:t>
             </w:r>
           </w:p>
         </w:tc>
@@ -2005,7 +2159,7 @@
                 <w:sz w:val="18"/>
                 <w:szCs w:val="18"/>
               </w:rPr>
-              <w:t xml:space="preserve">src/components/products/</w:t>
+              <w:t xml:space="preserve">src/data/initialProducts.ts</w:t>
             </w:r>
           </w:p>
         </w:tc>
@@ -2034,7 +2188,7 @@
                 <w:sz w:val="20"/>
                 <w:szCs w:val="20"/>
               </w:rPr>
-              <w:t xml:space="preserve">ProductsTab, NovaModal, EditProductModal, ProductModal</w:t>
+              <w:t xml:space="preserve">Produtos de exemplo carregados na 1ª execução</w:t>
             </w:r>
           </w:p>
         </w:tc>
@@ -2065,7 +2219,7 @@
                 <w:sz w:val="18"/>
                 <w:szCs w:val="18"/>
               </w:rPr>
-              <w:t xml:space="preserve">src/components/materiais/</w:t>
+              <w:t xml:space="preserve">src/services/api.ts</w:t>
             </w:r>
           </w:p>
         </w:tc>
@@ -2094,7 +2248,7 @@
                 <w:sz w:val="20"/>
                 <w:szCs w:val="20"/>
               </w:rPr>
-              <w:t xml:space="preserve">MateriaisTab, NovoMaterialModal</w:t>
+              <w:t xml:space="preserve">Camada de serviços assíncrona (simula API)</w:t>
             </w:r>
           </w:p>
         </w:tc>
@@ -2125,7 +2279,7 @@
                 <w:sz w:val="18"/>
                 <w:szCs w:val="18"/>
               </w:rPr>
-              <w:t xml:space="preserve">src/components/estoque/</w:t>
+              <w:t xml:space="preserve">src/components/dashboard/</w:t>
             </w:r>
           </w:p>
         </w:tc>
@@ -2154,7 +2308,7 @@
                 <w:sz w:val="20"/>
                 <w:szCs w:val="20"/>
               </w:rPr>
-              <w:t xml:space="preserve">EstoqueTab com controle de quantidade</w:t>
+              <w:t xml:space="preserve">Dashboard com KPIs, gráfico e cards</w:t>
             </w:r>
           </w:p>
         </w:tc>
@@ -2185,7 +2339,7 @@
                 <w:sz w:val="18"/>
                 <w:szCs w:val="18"/>
               </w:rPr>
-              <w:t xml:space="preserve">src/components/layout/</w:t>
+              <w:t xml:space="preserve">src/components/products/</w:t>
             </w:r>
           </w:p>
         </w:tc>
@@ -2214,7 +2368,7 @@
                 <w:sz w:val="20"/>
                 <w:szCs w:val="20"/>
               </w:rPr>
-              <w:t xml:space="preserve">Header com 4 abas navegáveis</w:t>
+              <w:t xml:space="preserve">ProductsTab, NovaModal, EditProductModal, ProductModal</w:t>
             </w:r>
           </w:p>
         </w:tc>
@@ -2245,7 +2399,7 @@
                 <w:sz w:val="18"/>
                 <w:szCs w:val="18"/>
               </w:rPr>
-              <w:t xml:space="preserve">src/components/auth/</w:t>
+              <w:t xml:space="preserve">src/components/materiais/</w:t>
             </w:r>
           </w:p>
         </w:tc>
@@ -2274,7 +2428,7 @@
                 <w:sz w:val="20"/>
                 <w:szCs w:val="20"/>
               </w:rPr>
-              <w:t xml:space="preserve">LoginPage com autenticação local</w:t>
+              <w:t xml:space="preserve">MateriaisTab, NovoMaterialModal</w:t>
             </w:r>
           </w:p>
         </w:tc>
@@ -2305,6 +2459,186 @@
                 <w:sz w:val="18"/>
                 <w:szCs w:val="18"/>
               </w:rPr>
+              <w:t xml:space="preserve">src/components/estoque/</w:t>
+            </w:r>
+          </w:p>
+        </w:tc>
+        <w:tc>
+          <w:tcPr>
+            <w:tcW w:type="dxa" w:w="5960"/>
+            <w:tcBorders>
+              <w:top w:val="single" w:color="DDDDDD" w:sz="1"/>
+              <w:left w:val="single" w:color="DDDDDD" w:sz="1"/>
+              <w:bottom w:val="single" w:color="DDDDDD" w:sz="1"/>
+              <w:right w:val="single" w:color="DDDDDD" w:sz="1"/>
+            </w:tcBorders>
+            <w:shd w:fill="F9FAFB" w:val="clear"/>
+            <w:tcMar>
+              <w:top w:type="dxa" w:w="100"/>
+              <w:left w:type="dxa" w:w="160"/>
+              <w:bottom w:type="dxa" w:w="100"/>
+              <w:right w:type="dxa" w:w="160"/>
+            </w:tcMar>
+          </w:tcPr>
+          <w:p>
+            <w:r>
+              <w:rPr>
+                <w:rFonts w:ascii="Arial" w:cs="Arial" w:eastAsia="Arial" w:hAnsi="Arial"/>
+                <w:color w:val="1F2937"/>
+                <w:sz w:val="20"/>
+                <w:szCs w:val="20"/>
+              </w:rPr>
+              <w:t xml:space="preserve">EstoqueTab com controle de quantidade</w:t>
+            </w:r>
+          </w:p>
+        </w:tc>
+      </w:tr>
+      <w:tr>
+        <w:tc>
+          <w:tcPr>
+            <w:tcW w:type="dxa" w:w="3400"/>
+            <w:tcBorders>
+              <w:top w:val="single" w:color="DDDDDD" w:sz="1"/>
+              <w:left w:val="single" w:color="DDDDDD" w:sz="1"/>
+              <w:bottom w:val="single" w:color="DDDDDD" w:sz="1"/>
+              <w:right w:val="single" w:color="DDDDDD" w:sz="1"/>
+            </w:tcBorders>
+            <w:shd w:fill="FFFFFF" w:val="clear"/>
+            <w:tcMar>
+              <w:top w:type="dxa" w:w="100"/>
+              <w:left w:type="dxa" w:w="160"/>
+              <w:bottom w:type="dxa" w:w="100"/>
+              <w:right w:type="dxa" w:w="160"/>
+            </w:tcMar>
+          </w:tcPr>
+          <w:p>
+            <w:r>
+              <w:rPr>
+                <w:rFonts w:ascii="Courier New" w:cs="Courier New" w:eastAsia="Courier New" w:hAnsi="Courier New"/>
+                <w:color w:val="3730A3"/>
+                <w:sz w:val="18"/>
+                <w:szCs w:val="18"/>
+              </w:rPr>
+              <w:t xml:space="preserve">src/components/layout/</w:t>
+            </w:r>
+          </w:p>
+        </w:tc>
+        <w:tc>
+          <w:tcPr>
+            <w:tcW w:type="dxa" w:w="5960"/>
+            <w:tcBorders>
+              <w:top w:val="single" w:color="DDDDDD" w:sz="1"/>
+              <w:left w:val="single" w:color="DDDDDD" w:sz="1"/>
+              <w:bottom w:val="single" w:color="DDDDDD" w:sz="1"/>
+              <w:right w:val="single" w:color="DDDDDD" w:sz="1"/>
+            </w:tcBorders>
+            <w:shd w:fill="FFFFFF" w:val="clear"/>
+            <w:tcMar>
+              <w:top w:type="dxa" w:w="100"/>
+              <w:left w:type="dxa" w:w="160"/>
+              <w:bottom w:type="dxa" w:w="100"/>
+              <w:right w:type="dxa" w:w="160"/>
+            </w:tcMar>
+          </w:tcPr>
+          <w:p>
+            <w:r>
+              <w:rPr>
+                <w:rFonts w:ascii="Arial" w:cs="Arial" w:eastAsia="Arial" w:hAnsi="Arial"/>
+                <w:color w:val="1F2937"/>
+                <w:sz w:val="20"/>
+                <w:szCs w:val="20"/>
+              </w:rPr>
+              <w:t xml:space="preserve">Header com 4 abas navegáveis</w:t>
+            </w:r>
+          </w:p>
+        </w:tc>
+      </w:tr>
+      <w:tr>
+        <w:tc>
+          <w:tcPr>
+            <w:tcW w:type="dxa" w:w="3400"/>
+            <w:tcBorders>
+              <w:top w:val="single" w:color="DDDDDD" w:sz="1"/>
+              <w:left w:val="single" w:color="DDDDDD" w:sz="1"/>
+              <w:bottom w:val="single" w:color="DDDDDD" w:sz="1"/>
+              <w:right w:val="single" w:color="DDDDDD" w:sz="1"/>
+            </w:tcBorders>
+            <w:shd w:fill="EEF2FF" w:val="clear"/>
+            <w:tcMar>
+              <w:top w:type="dxa" w:w="100"/>
+              <w:left w:type="dxa" w:w="160"/>
+              <w:bottom w:type="dxa" w:w="100"/>
+              <w:right w:type="dxa" w:w="160"/>
+            </w:tcMar>
+          </w:tcPr>
+          <w:p>
+            <w:r>
+              <w:rPr>
+                <w:rFonts w:ascii="Courier New" w:cs="Courier New" w:eastAsia="Courier New" w:hAnsi="Courier New"/>
+                <w:color w:val="3730A3"/>
+                <w:sz w:val="18"/>
+                <w:szCs w:val="18"/>
+              </w:rPr>
+              <w:t xml:space="preserve">src/components/settings/</w:t>
+            </w:r>
+          </w:p>
+        </w:tc>
+        <w:tc>
+          <w:tcPr>
+            <w:tcW w:type="dxa" w:w="5960"/>
+            <w:tcBorders>
+              <w:top w:val="single" w:color="DDDDDD" w:sz="1"/>
+              <w:left w:val="single" w:color="DDDDDD" w:sz="1"/>
+              <w:bottom w:val="single" w:color="DDDDDD" w:sz="1"/>
+              <w:right w:val="single" w:color="DDDDDD" w:sz="1"/>
+            </w:tcBorders>
+            <w:shd w:fill="F9FAFB" w:val="clear"/>
+            <w:tcMar>
+              <w:top w:type="dxa" w:w="100"/>
+              <w:left w:type="dxa" w:w="160"/>
+              <w:bottom w:type="dxa" w:w="100"/>
+              <w:right w:type="dxa" w:w="160"/>
+            </w:tcMar>
+          </w:tcPr>
+          <w:p>
+            <w:r>
+              <w:rPr>
+                <w:rFonts w:ascii="Arial" w:cs="Arial" w:eastAsia="Arial" w:hAnsi="Arial"/>
+                <w:color w:val="1F2937"/>
+                <w:sz w:val="20"/>
+                <w:szCs w:val="20"/>
+              </w:rPr>
+              <w:t xml:space="preserve">SettingsModal com canais de venda editáveis</w:t>
+            </w:r>
+          </w:p>
+        </w:tc>
+      </w:tr>
+      <w:tr>
+        <w:tc>
+          <w:tcPr>
+            <w:tcW w:type="dxa" w:w="3400"/>
+            <w:tcBorders>
+              <w:top w:val="single" w:color="DDDDDD" w:sz="1"/>
+              <w:left w:val="single" w:color="DDDDDD" w:sz="1"/>
+              <w:bottom w:val="single" w:color="DDDDDD" w:sz="1"/>
+              <w:right w:val="single" w:color="DDDDDD" w:sz="1"/>
+            </w:tcBorders>
+            <w:shd w:fill="FFFFFF" w:val="clear"/>
+            <w:tcMar>
+              <w:top w:type="dxa" w:w="100"/>
+              <w:left w:type="dxa" w:w="160"/>
+              <w:bottom w:type="dxa" w:w="100"/>
+              <w:right w:type="dxa" w:w="160"/>
+            </w:tcMar>
+          </w:tcPr>
+          <w:p>
+            <w:r>
+              <w:rPr>
+                <w:rFonts w:ascii="Courier New" w:cs="Courier New" w:eastAsia="Courier New" w:hAnsi="Courier New"/>
+                <w:color w:val="3730A3"/>
+                <w:sz w:val="18"/>
+                <w:szCs w:val="18"/>
+              </w:rPr>
               <w:t xml:space="preserve">vercel.json</w:t>
             </w:r>
           </w:p>
@@ -2318,7 +2652,7 @@
               <w:bottom w:val="single" w:color="DDDDDD" w:sz="1"/>
               <w:right w:val="single" w:color="DDDDDD" w:sz="1"/>
             </w:tcBorders>
-            <w:shd w:fill="F9FAFB" w:val="clear"/>
+            <w:shd w:fill="FFFFFF" w:val="clear"/>
             <w:tcMar>
               <w:top w:type="dxa" w:w="100"/>
               <w:left w:type="dxa" w:w="160"/>
@@ -2373,7 +2707,7 @@
           <w:sz w:val="22"/>
           <w:szCs w:val="22"/>
         </w:rPr>
-        <w:t xml:space="preserve">A aplicação usa Context API com useState lazy para persistência automática no localStorage. O fluxo é:</w:t>
+        <w:t xml:space="preserve">A aplicação usa Context API com useState lazy para persistência automática no localStorage. A árvore de providers é:</w:t>
       </w:r>
     </w:p>
     <w:p>
@@ -2389,7 +2723,7 @@
           <w:sz w:val="18"/>
           <w:szCs w:val="18"/>
         </w:rPr>
-        <w:t xml:space="preserve">AuthProvider &gt; SettingsProvider &gt; ProductProvider &gt; MaterialProvider &gt; App</w:t>
+        <w:t xml:space="preserve">SettingsProvider &gt; CanaisProvider &gt; ProductProvider &gt; MaterialProvider &gt; App</w:t>
       </w:r>
     </w:p>
     <w:p>
@@ -2403,7 +2737,7 @@
           <w:sz w:val="22"/>
           <w:szCs w:val="22"/>
         </w:rPr>
-        <w:t xml:space="preserve">Cada context salva no localStorage ao receber qualquer mutação (addProduct, updateProduct, removeProduct). Na inicialização, tenta carregar do localStorage; se vazio, usa os dados de exemplo de initialProducts.ts.</w:t>
+        <w:t xml:space="preserve">O CanaisProvider (novo na v2) encapsula toda a lógica de canais de venda dinâmicos. Qualquer componente pode consumir useCanais() para obter a lista de canais e usar suas taxas nos cálculos.</w:t>
       </w:r>
     </w:p>
     <w:p>
@@ -2445,7 +2779,7 @@
           <w:sz w:val="28"/>
           <w:szCs w:val="28"/>
         </w:rPr>
-        <w:t xml:space="preserve">Interface Product</w:t>
+        <w:t xml:space="preserve">Interface Product (atualizada na v2)</w:t>
       </w:r>
     </w:p>
     <w:p>
@@ -2826,7 +3160,7 @@
                 <w:sz w:val="20"/>
                 <w:szCs w:val="20"/>
               </w:rPr>
-              <w:t xml:space="preserve">falhas / imposto / txCartao / custoAnuncio</w:t>
+              <w:t xml:space="preserve">margemAlvo</w:t>
             </w:r>
           </w:p>
         </w:tc>
@@ -2857,7 +3191,7 @@
                 <w:sz w:val="20"/>
                 <w:szCs w:val="20"/>
               </w:rPr>
-              <w:t xml:space="preserve">number — percentuais descontados no lucro</w:t>
+              <w:t xml:space="preserve">number | undefined — [v2] margem-alvo % (modo cálculo reverso)</w:t>
             </w:r>
           </w:p>
         </w:tc>
@@ -2890,7 +3224,7 @@
                 <w:sz w:val="20"/>
                 <w:szCs w:val="20"/>
               </w:rPr>
-              <w:t xml:space="preserve">precoConsumidor</w:t>
+              <w:t xml:space="preserve">canalVenda</w:t>
             </w:r>
           </w:p>
         </w:tc>
@@ -2921,7 +3255,7 @@
                 <w:sz w:val="20"/>
                 <w:szCs w:val="20"/>
               </w:rPr>
-              <w:t xml:space="preserve">number — custoUn × markup</w:t>
+              <w:t xml:space="preserve">string — [v2] ID do canal de venda selecionado (ex: "mercadolivre")</w:t>
             </w:r>
           </w:p>
         </w:tc>
@@ -2954,7 +3288,7 @@
                 <w:sz w:val="20"/>
                 <w:szCs w:val="20"/>
               </w:rPr>
-              <w:t xml:space="preserve">precoLojista</w:t>
+              <w:t xml:space="preserve">maoObraHoras</w:t>
             </w:r>
           </w:p>
         </w:tc>
@@ -2985,7 +3319,7 @@
                 <w:sz w:val="20"/>
                 <w:szCs w:val="20"/>
               </w:rPr>
-              <w:t xml:space="preserve">number — precoConsumidor / 2</w:t>
+              <w:t xml:space="preserve">number — [v2] horas de pós-processamento/montagem</w:t>
             </w:r>
           </w:p>
         </w:tc>
@@ -3018,7 +3352,7 @@
                 <w:sz w:val="20"/>
                 <w:szCs w:val="20"/>
               </w:rPr>
-              <w:t xml:space="preserve">lucroLiquidoConsumidor</w:t>
+              <w:t xml:space="preserve">maoObraTaxa</w:t>
             </w:r>
           </w:p>
         </w:tc>
@@ -3049,7 +3383,7 @@
                 <w:sz w:val="20"/>
                 <w:szCs w:val="20"/>
               </w:rPr>
-              <w:t xml:space="preserve">number — lucro após impostos e taxas</w:t>
+              <w:t xml:space="preserve">number — [v2] valor R$/hora da mão de obra</w:t>
             </w:r>
           </w:p>
         </w:tc>
@@ -3082,6 +3416,262 @@
                 <w:sz w:val="20"/>
                 <w:szCs w:val="20"/>
               </w:rPr>
+              <w:t xml:space="preserve">falhas / imposto / txCartao / custoAnuncio</w:t>
+            </w:r>
+          </w:p>
+        </w:tc>
+        <w:tc>
+          <w:tcPr>
+            <w:tcW w:type="dxa" w:w="5360"/>
+            <w:tcBorders>
+              <w:top w:val="single" w:color="DDDDDD" w:sz="1"/>
+              <w:left w:val="single" w:color="DDDDDD" w:sz="1"/>
+              <w:bottom w:val="single" w:color="DDDDDD" w:sz="1"/>
+              <w:right w:val="single" w:color="DDDDDD" w:sz="1"/>
+            </w:tcBorders>
+            <w:shd w:fill="FFFFFF" w:val="clear"/>
+            <w:tcMar>
+              <w:top w:type="dxa" w:w="100"/>
+              <w:left w:type="dxa" w:w="160"/>
+              <w:bottom w:type="dxa" w:w="100"/>
+              <w:right w:type="dxa" w:w="160"/>
+            </w:tcMar>
+          </w:tcPr>
+          <w:p>
+            <w:r>
+              <w:rPr>
+                <w:rFonts w:ascii="Arial" w:cs="Arial" w:eastAsia="Arial" w:hAnsi="Arial"/>
+                <w:b w:val="false"/>
+                <w:bCs w:val="false"/>
+                <w:color w:val="6B7280"/>
+                <w:sz w:val="20"/>
+                <w:szCs w:val="20"/>
+              </w:rPr>
+              <w:t xml:space="preserve">number — percentuais descontados no lucro</w:t>
+            </w:r>
+          </w:p>
+        </w:tc>
+      </w:tr>
+      <w:tr>
+        <w:tc>
+          <w:tcPr>
+            <w:tcW w:type="dxa" w:w="4000"/>
+            <w:tcBorders>
+              <w:top w:val="single" w:color="DDDDDD" w:sz="1"/>
+              <w:left w:val="single" w:color="DDDDDD" w:sz="1"/>
+              <w:bottom w:val="single" w:color="DDDDDD" w:sz="1"/>
+              <w:right w:val="single" w:color="DDDDDD" w:sz="1"/>
+            </w:tcBorders>
+            <w:shd w:fill="F3F4F6" w:val="clear"/>
+            <w:tcMar>
+              <w:top w:type="dxa" w:w="100"/>
+              <w:left w:type="dxa" w:w="160"/>
+              <w:bottom w:type="dxa" w:w="100"/>
+              <w:right w:type="dxa" w:w="160"/>
+            </w:tcMar>
+          </w:tcPr>
+          <w:p>
+            <w:r>
+              <w:rPr>
+                <w:rFonts w:ascii="Arial" w:cs="Arial" w:eastAsia="Arial" w:hAnsi="Arial"/>
+                <w:b w:val="false"/>
+                <w:bCs w:val="false"/>
+                <w:color w:val="1F2937"/>
+                <w:sz w:val="20"/>
+                <w:szCs w:val="20"/>
+              </w:rPr>
+              <w:t xml:space="preserve">precoConsumidor</w:t>
+            </w:r>
+          </w:p>
+        </w:tc>
+        <w:tc>
+          <w:tcPr>
+            <w:tcW w:type="dxa" w:w="5360"/>
+            <w:tcBorders>
+              <w:top w:val="single" w:color="DDDDDD" w:sz="1"/>
+              <w:left w:val="single" w:color="DDDDDD" w:sz="1"/>
+              <w:bottom w:val="single" w:color="DDDDDD" w:sz="1"/>
+              <w:right w:val="single" w:color="DDDDDD" w:sz="1"/>
+            </w:tcBorders>
+            <w:shd w:fill="FFFFFF" w:val="clear"/>
+            <w:tcMar>
+              <w:top w:type="dxa" w:w="100"/>
+              <w:left w:type="dxa" w:w="160"/>
+              <w:bottom w:type="dxa" w:w="100"/>
+              <w:right w:type="dxa" w:w="160"/>
+            </w:tcMar>
+          </w:tcPr>
+          <w:p>
+            <w:r>
+              <w:rPr>
+                <w:rFonts w:ascii="Arial" w:cs="Arial" w:eastAsia="Arial" w:hAnsi="Arial"/>
+                <w:b w:val="false"/>
+                <w:bCs w:val="false"/>
+                <w:color w:val="6B7280"/>
+                <w:sz w:val="20"/>
+                <w:szCs w:val="20"/>
+              </w:rPr>
+              <w:t xml:space="preserve">number — custoUn × markup</w:t>
+            </w:r>
+          </w:p>
+        </w:tc>
+      </w:tr>
+      <w:tr>
+        <w:tc>
+          <w:tcPr>
+            <w:tcW w:type="dxa" w:w="4000"/>
+            <w:tcBorders>
+              <w:top w:val="single" w:color="DDDDDD" w:sz="1"/>
+              <w:left w:val="single" w:color="DDDDDD" w:sz="1"/>
+              <w:bottom w:val="single" w:color="DDDDDD" w:sz="1"/>
+              <w:right w:val="single" w:color="DDDDDD" w:sz="1"/>
+            </w:tcBorders>
+            <w:shd w:fill="F3F4F6" w:val="clear"/>
+            <w:tcMar>
+              <w:top w:type="dxa" w:w="100"/>
+              <w:left w:type="dxa" w:w="160"/>
+              <w:bottom w:type="dxa" w:w="100"/>
+              <w:right w:type="dxa" w:w="160"/>
+            </w:tcMar>
+          </w:tcPr>
+          <w:p>
+            <w:r>
+              <w:rPr>
+                <w:rFonts w:ascii="Arial" w:cs="Arial" w:eastAsia="Arial" w:hAnsi="Arial"/>
+                <w:b w:val="false"/>
+                <w:bCs w:val="false"/>
+                <w:color w:val="1F2937"/>
+                <w:sz w:val="20"/>
+                <w:szCs w:val="20"/>
+              </w:rPr>
+              <w:t xml:space="preserve">precoLojista</w:t>
+            </w:r>
+          </w:p>
+        </w:tc>
+        <w:tc>
+          <w:tcPr>
+            <w:tcW w:type="dxa" w:w="5360"/>
+            <w:tcBorders>
+              <w:top w:val="single" w:color="DDDDDD" w:sz="1"/>
+              <w:left w:val="single" w:color="DDDDDD" w:sz="1"/>
+              <w:bottom w:val="single" w:color="DDDDDD" w:sz="1"/>
+              <w:right w:val="single" w:color="DDDDDD" w:sz="1"/>
+            </w:tcBorders>
+            <w:shd w:fill="FFFFFF" w:val="clear"/>
+            <w:tcMar>
+              <w:top w:type="dxa" w:w="100"/>
+              <w:left w:type="dxa" w:w="160"/>
+              <w:bottom w:type="dxa" w:w="100"/>
+              <w:right w:type="dxa" w:w="160"/>
+            </w:tcMar>
+          </w:tcPr>
+          <w:p>
+            <w:r>
+              <w:rPr>
+                <w:rFonts w:ascii="Arial" w:cs="Arial" w:eastAsia="Arial" w:hAnsi="Arial"/>
+                <w:b w:val="false"/>
+                <w:bCs w:val="false"/>
+                <w:color w:val="6B7280"/>
+                <w:sz w:val="20"/>
+                <w:szCs w:val="20"/>
+              </w:rPr>
+              <w:t xml:space="preserve">number — precoConsumidor / 2</w:t>
+            </w:r>
+          </w:p>
+        </w:tc>
+      </w:tr>
+      <w:tr>
+        <w:tc>
+          <w:tcPr>
+            <w:tcW w:type="dxa" w:w="4000"/>
+            <w:tcBorders>
+              <w:top w:val="single" w:color="DDDDDD" w:sz="1"/>
+              <w:left w:val="single" w:color="DDDDDD" w:sz="1"/>
+              <w:bottom w:val="single" w:color="DDDDDD" w:sz="1"/>
+              <w:right w:val="single" w:color="DDDDDD" w:sz="1"/>
+            </w:tcBorders>
+            <w:shd w:fill="F3F4F6" w:val="clear"/>
+            <w:tcMar>
+              <w:top w:type="dxa" w:w="100"/>
+              <w:left w:type="dxa" w:w="160"/>
+              <w:bottom w:type="dxa" w:w="100"/>
+              <w:right w:type="dxa" w:w="160"/>
+            </w:tcMar>
+          </w:tcPr>
+          <w:p>
+            <w:r>
+              <w:rPr>
+                <w:rFonts w:ascii="Arial" w:cs="Arial" w:eastAsia="Arial" w:hAnsi="Arial"/>
+                <w:b w:val="false"/>
+                <w:bCs w:val="false"/>
+                <w:color w:val="1F2937"/>
+                <w:sz w:val="20"/>
+                <w:szCs w:val="20"/>
+              </w:rPr>
+              <w:t xml:space="preserve">lucroLiquidoConsumidor</w:t>
+            </w:r>
+          </w:p>
+        </w:tc>
+        <w:tc>
+          <w:tcPr>
+            <w:tcW w:type="dxa" w:w="5360"/>
+            <w:tcBorders>
+              <w:top w:val="single" w:color="DDDDDD" w:sz="1"/>
+              <w:left w:val="single" w:color="DDDDDD" w:sz="1"/>
+              <w:bottom w:val="single" w:color="DDDDDD" w:sz="1"/>
+              <w:right w:val="single" w:color="DDDDDD" w:sz="1"/>
+            </w:tcBorders>
+            <w:shd w:fill="FFFFFF" w:val="clear"/>
+            <w:tcMar>
+              <w:top w:type="dxa" w:w="100"/>
+              <w:left w:type="dxa" w:w="160"/>
+              <w:bottom w:type="dxa" w:w="100"/>
+              <w:right w:type="dxa" w:w="160"/>
+            </w:tcMar>
+          </w:tcPr>
+          <w:p>
+            <w:r>
+              <w:rPr>
+                <w:rFonts w:ascii="Arial" w:cs="Arial" w:eastAsia="Arial" w:hAnsi="Arial"/>
+                <w:b w:val="false"/>
+                <w:bCs w:val="false"/>
+                <w:color w:val="6B7280"/>
+                <w:sz w:val="20"/>
+                <w:szCs w:val="20"/>
+              </w:rPr>
+              <w:t xml:space="preserve">number — lucro após impostos e taxas</w:t>
+            </w:r>
+          </w:p>
+        </w:tc>
+      </w:tr>
+      <w:tr>
+        <w:tc>
+          <w:tcPr>
+            <w:tcW w:type="dxa" w:w="4000"/>
+            <w:tcBorders>
+              <w:top w:val="single" w:color="DDDDDD" w:sz="1"/>
+              <w:left w:val="single" w:color="DDDDDD" w:sz="1"/>
+              <w:bottom w:val="single" w:color="DDDDDD" w:sz="1"/>
+              <w:right w:val="single" w:color="DDDDDD" w:sz="1"/>
+            </w:tcBorders>
+            <w:shd w:fill="F3F4F6" w:val="clear"/>
+            <w:tcMar>
+              <w:top w:type="dxa" w:w="100"/>
+              <w:left w:type="dxa" w:w="160"/>
+              <w:bottom w:type="dxa" w:w="100"/>
+              <w:right w:type="dxa" w:w="160"/>
+            </w:tcMar>
+          </w:tcPr>
+          <w:p>
+            <w:r>
+              <w:rPr>
+                <w:rFonts w:ascii="Arial" w:cs="Arial" w:eastAsia="Arial" w:hAnsi="Arial"/>
+                <w:b w:val="false"/>
+                <w:bCs w:val="false"/>
+                <w:color w:val="1F2937"/>
+                <w:sz w:val="20"/>
+                <w:szCs w:val="20"/>
+              </w:rPr>
               <w:t xml:space="preserve">estoque</w:t>
             </w:r>
           </w:p>
@@ -3138,7 +3728,21 @@
           <w:sz w:val="28"/>
           <w:szCs w:val="28"/>
         </w:rPr>
-        <w:t xml:space="preserve">Interface Material (Rolo de Filamento)</w:t>
+        <w:t xml:space="preserve">[v2] Interface CanalVenda</w:t>
+      </w:r>
+    </w:p>
+    <w:p>
+      <w:pPr>
+        <w:spacing w:after="120"/>
+      </w:pPr>
+      <w:r>
+        <w:rPr>
+          <w:rFonts w:ascii="Arial" w:cs="Arial" w:eastAsia="Arial" w:hAnsi="Arial"/>
+          <w:color w:val="1F2937"/>
+          <w:sz w:val="22"/>
+          <w:szCs w:val="22"/>
+        </w:rPr>
+        <w:t xml:space="preserve">Nova interface que representa um canal de venda configurável pelo usuário:</w:t>
       </w:r>
     </w:p>
     <w:tbl>
@@ -3216,7 +3820,7 @@
                 <w:sz w:val="20"/>
                 <w:szCs w:val="20"/>
               </w:rPr>
-              <w:t xml:space="preserve">Descrição</w:t>
+              <w:t xml:space="preserve">Tipo / Descrição</w:t>
             </w:r>
           </w:p>
         </w:tc>
@@ -3249,7 +3853,7 @@
                 <w:sz w:val="20"/>
                 <w:szCs w:val="20"/>
               </w:rPr>
-              <w:t xml:space="preserve">tipo</w:t>
+              <w:t xml:space="preserve">id</w:t>
             </w:r>
           </w:p>
         </w:tc>
@@ -3280,7 +3884,7 @@
                 <w:sz w:val="20"/>
                 <w:szCs w:val="20"/>
               </w:rPr>
-              <w:t xml:space="preserve">PLA | PETG | ABS | TPU | ASA | Outro</w:t>
+              <w:t xml:space="preserve">string — identificador único (ex: "mercadolivre", "canal_1234567890")</w:t>
             </w:r>
           </w:p>
         </w:tc>
@@ -3313,7 +3917,7 @@
                 <w:sz w:val="20"/>
                 <w:szCs w:val="20"/>
               </w:rPr>
-              <w:t xml:space="preserve">precoPago / pesoTotal</w:t>
+              <w:t xml:space="preserve">nome</w:t>
             </w:r>
           </w:p>
         </w:tc>
@@ -3344,7 +3948,7 @@
                 <w:sz w:val="20"/>
                 <w:szCs w:val="20"/>
               </w:rPr>
-              <w:t xml:space="preserve">Calcula custo/g = precoPago / pesoTotal</w:t>
+              <w:t xml:space="preserve">string — nome exibido (ex: "Mercado Livre")</w:t>
             </w:r>
           </w:p>
         </w:tc>
@@ -3377,7 +3981,7 @@
                 <w:sz w:val="20"/>
                 <w:szCs w:val="20"/>
               </w:rPr>
-              <w:t xml:space="preserve">pesoAtual</w:t>
+              <w:t xml:space="preserve">emoji</w:t>
             </w:r>
           </w:p>
         </w:tc>
@@ -3408,7 +4012,135 @@
                 <w:sz w:val="20"/>
                 <w:szCs w:val="20"/>
               </w:rPr>
-              <w:t xml:space="preserve">Quantidade restante no rolo (editável inline)</w:t>
+              <w:t xml:space="preserve">string — ícone do canal (ex: "🛒")</w:t>
+            </w:r>
+          </w:p>
+        </w:tc>
+      </w:tr>
+      <w:tr>
+        <w:tc>
+          <w:tcPr>
+            <w:tcW w:type="dxa" w:w="4000"/>
+            <w:tcBorders>
+              <w:top w:val="single" w:color="DDDDDD" w:sz="1"/>
+              <w:left w:val="single" w:color="DDDDDD" w:sz="1"/>
+              <w:bottom w:val="single" w:color="DDDDDD" w:sz="1"/>
+              <w:right w:val="single" w:color="DDDDDD" w:sz="1"/>
+            </w:tcBorders>
+            <w:shd w:fill="F3F4F6" w:val="clear"/>
+            <w:tcMar>
+              <w:top w:type="dxa" w:w="100"/>
+              <w:left w:type="dxa" w:w="160"/>
+              <w:bottom w:type="dxa" w:w="100"/>
+              <w:right w:type="dxa" w:w="160"/>
+            </w:tcMar>
+          </w:tcPr>
+          <w:p>
+            <w:r>
+              <w:rPr>
+                <w:rFonts w:ascii="Arial" w:cs="Arial" w:eastAsia="Arial" w:hAnsi="Arial"/>
+                <w:b w:val="false"/>
+                <w:bCs w:val="false"/>
+                <w:color w:val="1F2937"/>
+                <w:sz w:val="20"/>
+                <w:szCs w:val="20"/>
+              </w:rPr>
+              <w:t xml:space="preserve">taxaPercent</w:t>
+            </w:r>
+          </w:p>
+        </w:tc>
+        <w:tc>
+          <w:tcPr>
+            <w:tcW w:type="dxa" w:w="5360"/>
+            <w:tcBorders>
+              <w:top w:val="single" w:color="DDDDDD" w:sz="1"/>
+              <w:left w:val="single" w:color="DDDDDD" w:sz="1"/>
+              <w:bottom w:val="single" w:color="DDDDDD" w:sz="1"/>
+              <w:right w:val="single" w:color="DDDDDD" w:sz="1"/>
+            </w:tcBorders>
+            <w:shd w:fill="FFFFFF" w:val="clear"/>
+            <w:tcMar>
+              <w:top w:type="dxa" w:w="100"/>
+              <w:left w:type="dxa" w:w="160"/>
+              <w:bottom w:type="dxa" w:w="100"/>
+              <w:right w:type="dxa" w:w="160"/>
+            </w:tcMar>
+          </w:tcPr>
+          <w:p>
+            <w:r>
+              <w:rPr>
+                <w:rFonts w:ascii="Arial" w:cs="Arial" w:eastAsia="Arial" w:hAnsi="Arial"/>
+                <w:b w:val="false"/>
+                <w:bCs w:val="false"/>
+                <w:color w:val="6B7280"/>
+                <w:sz w:val="20"/>
+                <w:szCs w:val="20"/>
+              </w:rPr>
+              <w:t xml:space="preserve">number — taxa de plataforma em % (ex: 14 para ML)</w:t>
+            </w:r>
+          </w:p>
+        </w:tc>
+      </w:tr>
+      <w:tr>
+        <w:tc>
+          <w:tcPr>
+            <w:tcW w:type="dxa" w:w="4000"/>
+            <w:tcBorders>
+              <w:top w:val="single" w:color="DDDDDD" w:sz="1"/>
+              <w:left w:val="single" w:color="DDDDDD" w:sz="1"/>
+              <w:bottom w:val="single" w:color="DDDDDD" w:sz="1"/>
+              <w:right w:val="single" w:color="DDDDDD" w:sz="1"/>
+            </w:tcBorders>
+            <w:shd w:fill="F3F4F6" w:val="clear"/>
+            <w:tcMar>
+              <w:top w:type="dxa" w:w="100"/>
+              <w:left w:type="dxa" w:w="160"/>
+              <w:bottom w:type="dxa" w:w="100"/>
+              <w:right w:type="dxa" w:w="160"/>
+            </w:tcMar>
+          </w:tcPr>
+          <w:p>
+            <w:r>
+              <w:rPr>
+                <w:rFonts w:ascii="Arial" w:cs="Arial" w:eastAsia="Arial" w:hAnsi="Arial"/>
+                <w:b w:val="false"/>
+                <w:bCs w:val="false"/>
+                <w:color w:val="1F2937"/>
+                <w:sz w:val="20"/>
+                <w:szCs w:val="20"/>
+              </w:rPr>
+              <w:t xml:space="preserve">cor</w:t>
+            </w:r>
+          </w:p>
+        </w:tc>
+        <w:tc>
+          <w:tcPr>
+            <w:tcW w:type="dxa" w:w="5360"/>
+            <w:tcBorders>
+              <w:top w:val="single" w:color="DDDDDD" w:sz="1"/>
+              <w:left w:val="single" w:color="DDDDDD" w:sz="1"/>
+              <w:bottom w:val="single" w:color="DDDDDD" w:sz="1"/>
+              <w:right w:val="single" w:color="DDDDDD" w:sz="1"/>
+            </w:tcBorders>
+            <w:shd w:fill="FFFFFF" w:val="clear"/>
+            <w:tcMar>
+              <w:top w:type="dxa" w:w="100"/>
+              <w:left w:type="dxa" w:w="160"/>
+              <w:bottom w:type="dxa" w:w="100"/>
+              <w:right w:type="dxa" w:w="160"/>
+            </w:tcMar>
+          </w:tcPr>
+          <w:p>
+            <w:r>
+              <w:rPr>
+                <w:rFonts w:ascii="Arial" w:cs="Arial" w:eastAsia="Arial" w:hAnsi="Arial"/>
+                <w:b w:val="false"/>
+                <w:bCs w:val="false"/>
+                <w:color w:val="6B7280"/>
+                <w:sz w:val="20"/>
+                <w:szCs w:val="20"/>
+              </w:rPr>
+              <w:t xml:space="preserve">string — cor de destaque (atualmente "gray")</w:t>
             </w:r>
           </w:p>
         </w:tc>
@@ -3416,123 +4148,38 @@
     </w:tbl>
     <w:p>
       <w:pPr>
-        <w:pBdr>
-          <w:bottom w:val="single" w:color="E5E7EB" w:sz="4"/>
-        </w:pBdr>
-        <w:spacing w:after="200" w:before="200"/>
-      </w:pPr>
-    </w:p>
-    <w:p>
-      <w:pPr>
-        <w:pStyle w:val="Heading1"/>
-        <w:spacing w:after="160" w:before="360"/>
+        <w:spacing w:after="120"/>
+      </w:pPr>
+      <w:r>
+        <w:rPr>
+          <w:rFonts w:ascii="Arial" w:cs="Arial" w:eastAsia="Arial" w:hAnsi="Arial"/>
+          <w:color w:val="1F2937"/>
+          <w:sz w:val="22"/>
+          <w:szCs w:val="22"/>
+        </w:rPr>
+        <w:t xml:space="preserve">Canais padrão da v2: Manual (0%), Mercado Livre (14%), Shopee (14%), Instagram (0%), Etsy (6.5%), Site próprio (0%). O usuário pode editar, adicionar e remover canais em Configurações.</w:t>
+      </w:r>
+    </w:p>
+    <w:p>
+      <w:pPr>
+        <w:spacing w:before="240"/>
+      </w:pPr>
+    </w:p>
+    <w:p>
+      <w:pPr>
+        <w:pStyle w:val="Heading2"/>
+        <w:spacing w:after="120" w:before="280"/>
       </w:pPr>
       <w:r>
         <w:rPr>
           <w:rFonts w:ascii="Arial" w:cs="Arial" w:eastAsia="Arial" w:hAnsi="Arial"/>
           <w:b/>
           <w:bCs/>
-          <w:color w:val="4F46E5"/>
-          <w:sz w:val="36"/>
-          <w:szCs w:val="36"/>
-        </w:rPr>
-        <w:t xml:space="preserve">5. Lógica de Cálculo de Preços</w:t>
-      </w:r>
-    </w:p>
-    <w:p>
-      <w:pPr>
-        <w:pStyle w:val="Heading2"/>
-        <w:spacing w:after="120" w:before="280"/>
-      </w:pPr>
-      <w:r>
-        <w:rPr>
-          <w:rFonts w:ascii="Arial" w:cs="Arial" w:eastAsia="Arial" w:hAnsi="Arial"/>
-          <w:b/>
-          <w:bCs/>
           <w:color w:val="1F2937"/>
           <w:sz w:val="28"/>
           <w:szCs w:val="28"/>
         </w:rPr>
-        <w:t xml:space="preserve">Função Principal — calcProductFromForm</w:t>
-      </w:r>
-    </w:p>
-    <w:p>
-      <w:pPr>
-        <w:spacing w:after="120"/>
-      </w:pPr>
-      <w:r>
-        <w:rPr>
-          <w:rFonts w:ascii="Arial" w:cs="Arial" w:eastAsia="Arial" w:hAnsi="Arial"/>
-          <w:color w:val="1F2937"/>
-          <w:sz w:val="22"/>
-          <w:szCs w:val="22"/>
-        </w:rPr>
-        <w:t xml:space="preserve">Função pura em src/utils/calc.ts que recebe o formulário, as configurações globais, a lista de filamentos e a lista de acessórios:</w:t>
-      </w:r>
-    </w:p>
-    <w:p>
-      <w:pPr>
-        <w:shd w:fill="F1F5F9" w:val="clear"/>
-        <w:spacing w:after="40"/>
-        <w:ind w:left="360"/>
-      </w:pPr>
-      <w:r>
-        <w:rPr>
-          <w:rFonts w:ascii="Courier New" w:cs="Courier New" w:eastAsia="Courier New" w:hAnsi="Courier New"/>
-          <w:color w:val="334155"/>
-          <w:sz w:val="18"/>
-          <w:szCs w:val="18"/>
-        </w:rPr>
-        <w:t xml:space="preserve">calcProductFromForm(f: ProductForm, settings: AppSettings,</w:t>
-      </w:r>
-    </w:p>
-    <w:p>
-      <w:pPr>
-        <w:shd w:fill="F1F5F9" w:val="clear"/>
-        <w:spacing w:after="40"/>
-        <w:ind w:left="360"/>
-      </w:pPr>
-      <w:r>
-        <w:rPr>
-          <w:rFonts w:ascii="Courier New" w:cs="Courier New" w:eastAsia="Courier New" w:hAnsi="Courier New"/>
-          <w:color w:val="334155"/>
-          <w:sz w:val="18"/>
-          <w:szCs w:val="18"/>
-        </w:rPr>
-        <w:t xml:space="preserve">  filamentos: Pick&lt;FilamentoUsado, "peso"|"custoKg"&gt;[],</w:t>
-      </w:r>
-    </w:p>
-    <w:p>
-      <w:pPr>
-        <w:shd w:fill="F1F5F9" w:val="clear"/>
-        <w:spacing w:after="40"/>
-        <w:ind w:left="360"/>
-      </w:pPr>
-      <w:r>
-        <w:rPr>
-          <w:rFonts w:ascii="Courier New" w:cs="Courier New" w:eastAsia="Courier New" w:hAnsi="Courier New"/>
-          <w:color w:val="334155"/>
-          <w:sz w:val="18"/>
-          <w:szCs w:val="18"/>
-        </w:rPr>
-        <w:t xml:space="preserve">  acessorios: Pick&lt;Accessory, "qtd"|"custoUn"&gt;[]): CalcResult</w:t>
-      </w:r>
-    </w:p>
-    <w:p>
-      <w:pPr>
-        <w:pStyle w:val="Heading3"/>
-        <w:spacing w:after="80" w:before="200"/>
-      </w:pPr>
-      <w:r>
-        <w:rPr>
-          <w:rFonts w:ascii="Arial" w:cs="Arial" w:eastAsia="Arial" w:hAnsi="Arial"/>
-          <w:b/>
-          <w:bCs/>
-          <w:color w:val="1F2937"/>
-          <w:sz w:val="24"/>
-          <w:szCs w:val="24"/>
-        </w:rPr>
-        <w:t xml:space="preserve">Composição do Custo Base</w:t>
+        <w:t xml:space="preserve">Interface Material (Rolo de Filamento)</w:t>
       </w:r>
     </w:p>
     <w:tbl>
@@ -3579,7 +4226,7 @@
                 <w:sz w:val="20"/>
                 <w:szCs w:val="20"/>
               </w:rPr>
-              <w:t xml:space="preserve">Componente</w:t>
+              <w:t xml:space="preserve">Campo</w:t>
             </w:r>
           </w:p>
         </w:tc>
@@ -3610,7 +4257,7 @@
                 <w:sz w:val="20"/>
                 <w:szCs w:val="20"/>
               </w:rPr>
-              <w:t xml:space="preserve">Fórmula</w:t>
+              <w:t xml:space="preserve">Descrição</w:t>
             </w:r>
           </w:p>
         </w:tc>
@@ -3643,7 +4290,7 @@
                 <w:sz w:val="20"/>
                 <w:szCs w:val="20"/>
               </w:rPr>
-              <w:t xml:space="preserve">Filamentos</w:t>
+              <w:t xml:space="preserve">tipo</w:t>
             </w:r>
           </w:p>
         </w:tc>
@@ -3674,7 +4321,7 @@
                 <w:sz w:val="20"/>
                 <w:szCs w:val="20"/>
               </w:rPr>
-              <w:t xml:space="preserve">Σ (pesog / 1000) × custoKg para cada filamento</w:t>
+              <w:t xml:space="preserve">PLA | PETG | ABS | TPU | ASA | Outro</w:t>
             </w:r>
           </w:p>
         </w:tc>
@@ -3707,7 +4354,7 @@
                 <w:sz w:val="20"/>
                 <w:szCs w:val="20"/>
               </w:rPr>
-              <w:t xml:space="preserve">Energia elétrica</w:t>
+              <w:t xml:space="preserve">precoPago / pesoTotal</w:t>
             </w:r>
           </w:p>
         </w:tc>
@@ -3738,7 +4385,7 @@
                 <w:sz w:val="20"/>
                 <w:szCs w:val="20"/>
               </w:rPr>
-              <w:t xml:space="preserve">(potênciaW × horas / 1000) × custoKwh</w:t>
+              <w:t xml:space="preserve">Calcula custo/g = precoPago / pesoTotal</w:t>
             </w:r>
           </w:p>
         </w:tc>
@@ -3771,7 +4418,7 @@
                 <w:sz w:val="20"/>
                 <w:szCs w:val="20"/>
               </w:rPr>
-              <w:t xml:space="preserve">Amortização</w:t>
+              <w:t xml:space="preserve">pesoAtual</w:t>
             </w:r>
           </w:p>
         </w:tc>
@@ -3802,199 +4449,7 @@
                 <w:sz w:val="20"/>
                 <w:szCs w:val="20"/>
               </w:rPr>
-              <w:t xml:space="preserve">(horas / vidaUtilHoras) × valorMáquina</w:t>
-            </w:r>
-          </w:p>
-        </w:tc>
-      </w:tr>
-      <w:tr>
-        <w:tc>
-          <w:tcPr>
-            <w:tcW w:type="dxa" w:w="4000"/>
-            <w:tcBorders>
-              <w:top w:val="single" w:color="DDDDDD" w:sz="1"/>
-              <w:left w:val="single" w:color="DDDDDD" w:sz="1"/>
-              <w:bottom w:val="single" w:color="DDDDDD" w:sz="1"/>
-              <w:right w:val="single" w:color="DDDDDD" w:sz="1"/>
-            </w:tcBorders>
-            <w:shd w:fill="F3F4F6" w:val="clear"/>
-            <w:tcMar>
-              <w:top w:type="dxa" w:w="100"/>
-              <w:left w:type="dxa" w:w="160"/>
-              <w:bottom w:type="dxa" w:w="100"/>
-              <w:right w:type="dxa" w:w="160"/>
-            </w:tcMar>
-          </w:tcPr>
-          <w:p>
-            <w:r>
-              <w:rPr>
-                <w:rFonts w:ascii="Arial" w:cs="Arial" w:eastAsia="Arial" w:hAnsi="Arial"/>
-                <w:b w:val="false"/>
-                <w:bCs w:val="false"/>
-                <w:color w:val="1F2937"/>
-                <w:sz w:val="20"/>
-                <w:szCs w:val="20"/>
-              </w:rPr>
-              <w:t xml:space="preserve">Custo fixo rateado</w:t>
-            </w:r>
-          </w:p>
-        </w:tc>
-        <w:tc>
-          <w:tcPr>
-            <w:tcW w:type="dxa" w:w="5360"/>
-            <w:tcBorders>
-              <w:top w:val="single" w:color="DDDDDD" w:sz="1"/>
-              <w:left w:val="single" w:color="DDDDDD" w:sz="1"/>
-              <w:bottom w:val="single" w:color="DDDDDD" w:sz="1"/>
-              <w:right w:val="single" w:color="DDDDDD" w:sz="1"/>
-            </w:tcBorders>
-            <w:shd w:fill="FFFFFF" w:val="clear"/>
-            <w:tcMar>
-              <w:top w:type="dxa" w:w="100"/>
-              <w:left w:type="dxa" w:w="160"/>
-              <w:bottom w:type="dxa" w:w="100"/>
-              <w:right w:type="dxa" w:w="160"/>
-            </w:tcMar>
-          </w:tcPr>
-          <w:p>
-            <w:r>
-              <w:rPr>
-                <w:rFonts w:ascii="Arial" w:cs="Arial" w:eastAsia="Arial" w:hAnsi="Arial"/>
-                <w:b w:val="false"/>
-                <w:bCs w:val="false"/>
-                <w:color w:val="6B7280"/>
-                <w:sz w:val="20"/>
-                <w:szCs w:val="20"/>
-              </w:rPr>
-              <w:t xml:space="preserve">custoFixoMes / unidadesMes</w:t>
-            </w:r>
-          </w:p>
-        </w:tc>
-      </w:tr>
-      <w:tr>
-        <w:tc>
-          <w:tcPr>
-            <w:tcW w:type="dxa" w:w="4000"/>
-            <w:tcBorders>
-              <w:top w:val="single" w:color="DDDDDD" w:sz="1"/>
-              <w:left w:val="single" w:color="DDDDDD" w:sz="1"/>
-              <w:bottom w:val="single" w:color="DDDDDD" w:sz="1"/>
-              <w:right w:val="single" w:color="DDDDDD" w:sz="1"/>
-            </w:tcBorders>
-            <w:shd w:fill="F3F4F6" w:val="clear"/>
-            <w:tcMar>
-              <w:top w:type="dxa" w:w="100"/>
-              <w:left w:type="dxa" w:w="160"/>
-              <w:bottom w:type="dxa" w:w="100"/>
-              <w:right w:type="dxa" w:w="160"/>
-            </w:tcMar>
-          </w:tcPr>
-          <w:p>
-            <w:r>
-              <w:rPr>
-                <w:rFonts w:ascii="Arial" w:cs="Arial" w:eastAsia="Arial" w:hAnsi="Arial"/>
-                <w:b w:val="false"/>
-                <w:bCs w:val="false"/>
-                <w:color w:val="1F2937"/>
-                <w:sz w:val="20"/>
-                <w:szCs w:val="20"/>
-              </w:rPr>
-              <w:t xml:space="preserve">Acessórios/unidade</w:t>
-            </w:r>
-          </w:p>
-        </w:tc>
-        <w:tc>
-          <w:tcPr>
-            <w:tcW w:type="dxa" w:w="5360"/>
-            <w:tcBorders>
-              <w:top w:val="single" w:color="DDDDDD" w:sz="1"/>
-              <w:left w:val="single" w:color="DDDDDD" w:sz="1"/>
-              <w:bottom w:val="single" w:color="DDDDDD" w:sz="1"/>
-              <w:right w:val="single" w:color="DDDDDD" w:sz="1"/>
-            </w:tcBorders>
-            <w:shd w:fill="FFFFFF" w:val="clear"/>
-            <w:tcMar>
-              <w:top w:type="dxa" w:w="100"/>
-              <w:left w:type="dxa" w:w="160"/>
-              <w:bottom w:type="dxa" w:w="100"/>
-              <w:right w:type="dxa" w:w="160"/>
-            </w:tcMar>
-          </w:tcPr>
-          <w:p>
-            <w:r>
-              <w:rPr>
-                <w:rFonts w:ascii="Arial" w:cs="Arial" w:eastAsia="Arial" w:hAnsi="Arial"/>
-                <w:b w:val="false"/>
-                <w:bCs w:val="false"/>
-                <w:color w:val="6B7280"/>
-                <w:sz w:val="20"/>
-                <w:szCs w:val="20"/>
-              </w:rPr>
-              <w:t xml:space="preserve">Σ (qtd × custoUn) / unidades do lote</w:t>
-            </w:r>
-          </w:p>
-        </w:tc>
-      </w:tr>
-      <w:tr>
-        <w:tc>
-          <w:tcPr>
-            <w:tcW w:type="dxa" w:w="4000"/>
-            <w:tcBorders>
-              <w:top w:val="single" w:color="DDDDDD" w:sz="1"/>
-              <w:left w:val="single" w:color="DDDDDD" w:sz="1"/>
-              <w:bottom w:val="single" w:color="DDDDDD" w:sz="1"/>
-              <w:right w:val="single" w:color="DDDDDD" w:sz="1"/>
-            </w:tcBorders>
-            <w:shd w:fill="F3F4F6" w:val="clear"/>
-            <w:tcMar>
-              <w:top w:type="dxa" w:w="100"/>
-              <w:left w:type="dxa" w:w="160"/>
-              <w:bottom w:type="dxa" w:w="100"/>
-              <w:right w:type="dxa" w:w="160"/>
-            </w:tcMar>
-          </w:tcPr>
-          <w:p>
-            <w:r>
-              <w:rPr>
-                <w:rFonts w:ascii="Arial" w:cs="Arial" w:eastAsia="Arial" w:hAnsi="Arial"/>
-                <w:b w:val="false"/>
-                <w:bCs w:val="false"/>
-                <w:color w:val="1F2937"/>
-                <w:sz w:val="20"/>
-                <w:szCs w:val="20"/>
-              </w:rPr>
-              <w:t xml:space="preserve">Custo com falhas</w:t>
-            </w:r>
-          </w:p>
-        </w:tc>
-        <w:tc>
-          <w:tcPr>
-            <w:tcW w:type="dxa" w:w="5360"/>
-            <w:tcBorders>
-              <w:top w:val="single" w:color="DDDDDD" w:sz="1"/>
-              <w:left w:val="single" w:color="DDDDDD" w:sz="1"/>
-              <w:bottom w:val="single" w:color="DDDDDD" w:sz="1"/>
-              <w:right w:val="single" w:color="DDDDDD" w:sz="1"/>
-            </w:tcBorders>
-            <w:shd w:fill="FFFFFF" w:val="clear"/>
-            <w:tcMar>
-              <w:top w:type="dxa" w:w="100"/>
-              <w:left w:type="dxa" w:w="160"/>
-              <w:bottom w:type="dxa" w:w="100"/>
-              <w:right w:type="dxa" w:w="160"/>
-            </w:tcMar>
-          </w:tcPr>
-          <w:p>
-            <w:r>
-              <w:rPr>
-                <w:rFonts w:ascii="Arial" w:cs="Arial" w:eastAsia="Arial" w:hAnsi="Arial"/>
-                <w:b w:val="false"/>
-                <w:bCs w:val="false"/>
-                <w:color w:val="6B7280"/>
-                <w:sz w:val="20"/>
-                <w:szCs w:val="20"/>
-              </w:rPr>
-              <w:t xml:space="preserve">custoBase × (1 + falhas%)</w:t>
+              <w:t xml:space="preserve">Quantidade restante no rolo (editável inline)</w:t>
             </w:r>
           </w:p>
         </w:tc>
@@ -4002,8 +4457,13 @@
     </w:tbl>
     <w:p>
       <w:pPr>
-        <w:pStyle w:val="Heading3"/>
-        <w:spacing w:after="80" w:before="200"/>
+        <w:spacing w:before="240"/>
+      </w:pPr>
+    </w:p>
+    <w:p>
+      <w:pPr>
+        <w:pStyle w:val="Heading2"/>
+        <w:spacing w:after="120" w:before="280"/>
       </w:pPr>
       <w:r>
         <w:rPr>
@@ -4011,10 +4471,10 @@
           <w:b/>
           <w:bCs/>
           <w:color w:val="1F2937"/>
-          <w:sz w:val="24"/>
-          <w:szCs w:val="24"/>
-        </w:rPr>
-        <w:t xml:space="preserve">Preços e Lucro</w:t>
+          <w:sz w:val="28"/>
+          <w:szCs w:val="28"/>
+        </w:rPr>
+        <w:t xml:space="preserve">Interface AppSettings (atualizada na v2)</w:t>
       </w:r>
     </w:p>
     <w:tbl>
@@ -4061,7 +4521,7 @@
                 <w:sz w:val="20"/>
                 <w:szCs w:val="20"/>
               </w:rPr>
-              <w:t xml:space="preserve">Resultado</w:t>
+              <w:t xml:space="preserve">Campo</w:t>
             </w:r>
           </w:p>
         </w:tc>
@@ -4092,7 +4552,7 @@
                 <w:sz w:val="20"/>
                 <w:szCs w:val="20"/>
               </w:rPr>
-              <w:t xml:space="preserve">Fórmula</w:t>
+              <w:t xml:space="preserve">Padrão / Descrição</w:t>
             </w:r>
           </w:p>
         </w:tc>
@@ -4125,7 +4585,7 @@
                 <w:sz w:val="20"/>
                 <w:szCs w:val="20"/>
               </w:rPr>
-              <w:t xml:space="preserve">Preço consumidor</w:t>
+              <w:t xml:space="preserve">custoKwh</w:t>
             </w:r>
           </w:p>
         </w:tc>
@@ -4156,7 +4616,7 @@
                 <w:sz w:val="20"/>
                 <w:szCs w:val="20"/>
               </w:rPr>
-              <w:t xml:space="preserve">custoUn × markup</w:t>
+              <w:t xml:space="preserve">R$ 0,84/kWh — custo da energia elétrica</w:t>
             </w:r>
           </w:p>
         </w:tc>
@@ -4189,7 +4649,7 @@
                 <w:sz w:val="20"/>
                 <w:szCs w:val="20"/>
               </w:rPr>
-              <w:t xml:space="preserve">Preço lojista</w:t>
+              <w:t xml:space="preserve">potenciaW</w:t>
             </w:r>
           </w:p>
         </w:tc>
@@ -4220,7 +4680,7 @@
                 <w:sz w:val="20"/>
                 <w:szCs w:val="20"/>
               </w:rPr>
-              <w:t xml:space="preserve">precoConsumidor / 2</w:t>
+              <w:t xml:space="preserve">350W — potência da impressora</w:t>
             </w:r>
           </w:p>
         </w:tc>
@@ -4253,7 +4713,7 @@
                 <w:sz w:val="20"/>
                 <w:szCs w:val="20"/>
               </w:rPr>
-              <w:t xml:space="preserve">Lucro líq. consumidor</w:t>
+              <w:t xml:space="preserve">filamentoCustoKg</w:t>
             </w:r>
           </w:p>
         </w:tc>
@@ -4284,7 +4744,7 @@
                 <w:sz w:val="20"/>
                 <w:szCs w:val="20"/>
               </w:rPr>
-              <w:t xml:space="preserve">(precoC - custoUn) - precoC × (imposto + txCartao + custoAnuncio)%</w:t>
+              <w:t xml:space="preserve">R$/kg — custo padrão do filamento</w:t>
             </w:r>
           </w:p>
         </w:tc>
@@ -4317,7 +4777,7 @@
                 <w:sz w:val="20"/>
                 <w:szCs w:val="20"/>
               </w:rPr>
-              <w:t xml:space="preserve">Lucro líq. lojista</w:t>
+              <w:t xml:space="preserve">imposto</w:t>
             </w:r>
           </w:p>
         </w:tc>
@@ -4348,7 +4808,7 @@
                 <w:sz w:val="20"/>
                 <w:szCs w:val="20"/>
               </w:rPr>
-              <w:t xml:space="preserve">(precoL - custoUn) - precoL × (imposto + txCartao)%</w:t>
+              <w:t xml:space="preserve">8% — imposto sobre venda</w:t>
             </w:r>
           </w:p>
         </w:tc>
@@ -4381,7 +4841,7 @@
                 <w:sz w:val="20"/>
                 <w:szCs w:val="20"/>
               </w:rPr>
-              <w:t xml:space="preserve">Break-even markup</w:t>
+              <w:t xml:space="preserve">txCartao</w:t>
             </w:r>
           </w:p>
         </w:tc>
@@ -4412,7 +4872,455 @@
                 <w:sz w:val="20"/>
                 <w:szCs w:val="20"/>
               </w:rPr>
-              <w:t xml:space="preserve">1 / (1 - totalDescontos%) — markup mínimo sem prejuízo</w:t>
+              <w:t xml:space="preserve">5% — taxa de cartão de crédito</w:t>
+            </w:r>
+          </w:p>
+        </w:tc>
+      </w:tr>
+      <w:tr>
+        <w:tc>
+          <w:tcPr>
+            <w:tcW w:type="dxa" w:w="4000"/>
+            <w:tcBorders>
+              <w:top w:val="single" w:color="DDDDDD" w:sz="1"/>
+              <w:left w:val="single" w:color="DDDDDD" w:sz="1"/>
+              <w:bottom w:val="single" w:color="DDDDDD" w:sz="1"/>
+              <w:right w:val="single" w:color="DDDDDD" w:sz="1"/>
+            </w:tcBorders>
+            <w:shd w:fill="F3F4F6" w:val="clear"/>
+            <w:tcMar>
+              <w:top w:type="dxa" w:w="100"/>
+              <w:left w:type="dxa" w:w="160"/>
+              <w:bottom w:type="dxa" w:w="100"/>
+              <w:right w:type="dxa" w:w="160"/>
+            </w:tcMar>
+          </w:tcPr>
+          <w:p>
+            <w:r>
+              <w:rPr>
+                <w:rFonts w:ascii="Arial" w:cs="Arial" w:eastAsia="Arial" w:hAnsi="Arial"/>
+                <w:b w:val="false"/>
+                <w:bCs w:val="false"/>
+                <w:color w:val="1F2937"/>
+                <w:sz w:val="20"/>
+                <w:szCs w:val="20"/>
+              </w:rPr>
+              <w:t xml:space="preserve">custoAnuncio</w:t>
+            </w:r>
+          </w:p>
+        </w:tc>
+        <w:tc>
+          <w:tcPr>
+            <w:tcW w:type="dxa" w:w="5360"/>
+            <w:tcBorders>
+              <w:top w:val="single" w:color="DDDDDD" w:sz="1"/>
+              <w:left w:val="single" w:color="DDDDDD" w:sz="1"/>
+              <w:bottom w:val="single" w:color="DDDDDD" w:sz="1"/>
+              <w:right w:val="single" w:color="DDDDDD" w:sz="1"/>
+            </w:tcBorders>
+            <w:shd w:fill="FFFFFF" w:val="clear"/>
+            <w:tcMar>
+              <w:top w:type="dxa" w:w="100"/>
+              <w:left w:type="dxa" w:w="160"/>
+              <w:bottom w:type="dxa" w:w="100"/>
+              <w:right w:type="dxa" w:w="160"/>
+            </w:tcMar>
+          </w:tcPr>
+          <w:p>
+            <w:r>
+              <w:rPr>
+                <w:rFonts w:ascii="Arial" w:cs="Arial" w:eastAsia="Arial" w:hAnsi="Arial"/>
+                <w:b w:val="false"/>
+                <w:bCs w:val="false"/>
+                <w:color w:val="6B7280"/>
+                <w:sz w:val="20"/>
+                <w:szCs w:val="20"/>
+              </w:rPr>
+              <w:t xml:space="preserve">20% — custo de anúncio / comissão de plataforma</w:t>
+            </w:r>
+          </w:p>
+        </w:tc>
+      </w:tr>
+      <w:tr>
+        <w:tc>
+          <w:tcPr>
+            <w:tcW w:type="dxa" w:w="4000"/>
+            <w:tcBorders>
+              <w:top w:val="single" w:color="DDDDDD" w:sz="1"/>
+              <w:left w:val="single" w:color="DDDDDD" w:sz="1"/>
+              <w:bottom w:val="single" w:color="DDDDDD" w:sz="1"/>
+              <w:right w:val="single" w:color="DDDDDD" w:sz="1"/>
+            </w:tcBorders>
+            <w:shd w:fill="F3F4F6" w:val="clear"/>
+            <w:tcMar>
+              <w:top w:type="dxa" w:w="100"/>
+              <w:left w:type="dxa" w:w="160"/>
+              <w:bottom w:type="dxa" w:w="100"/>
+              <w:right w:type="dxa" w:w="160"/>
+            </w:tcMar>
+          </w:tcPr>
+          <w:p>
+            <w:r>
+              <w:rPr>
+                <w:rFonts w:ascii="Arial" w:cs="Arial" w:eastAsia="Arial" w:hAnsi="Arial"/>
+                <w:b w:val="false"/>
+                <w:bCs w:val="false"/>
+                <w:color w:val="1F2937"/>
+                <w:sz w:val="20"/>
+                <w:szCs w:val="20"/>
+              </w:rPr>
+              <w:t xml:space="preserve">falhas</w:t>
+            </w:r>
+          </w:p>
+        </w:tc>
+        <w:tc>
+          <w:tcPr>
+            <w:tcW w:type="dxa" w:w="5360"/>
+            <w:tcBorders>
+              <w:top w:val="single" w:color="DDDDDD" w:sz="1"/>
+              <w:left w:val="single" w:color="DDDDDD" w:sz="1"/>
+              <w:bottom w:val="single" w:color="DDDDDD" w:sz="1"/>
+              <w:right w:val="single" w:color="DDDDDD" w:sz="1"/>
+            </w:tcBorders>
+            <w:shd w:fill="FFFFFF" w:val="clear"/>
+            <w:tcMar>
+              <w:top w:type="dxa" w:w="100"/>
+              <w:left w:type="dxa" w:w="160"/>
+              <w:bottom w:type="dxa" w:w="100"/>
+              <w:right w:type="dxa" w:w="160"/>
+            </w:tcMar>
+          </w:tcPr>
+          <w:p>
+            <w:r>
+              <w:rPr>
+                <w:rFonts w:ascii="Arial" w:cs="Arial" w:eastAsia="Arial" w:hAnsi="Arial"/>
+                <w:b w:val="false"/>
+                <w:bCs w:val="false"/>
+                <w:color w:val="6B7280"/>
+                <w:sz w:val="20"/>
+                <w:szCs w:val="20"/>
+              </w:rPr>
+              <w:t xml:space="preserve">15% — taxa de falhas de impressão</w:t>
+            </w:r>
+          </w:p>
+        </w:tc>
+      </w:tr>
+      <w:tr>
+        <w:tc>
+          <w:tcPr>
+            <w:tcW w:type="dxa" w:w="4000"/>
+            <w:tcBorders>
+              <w:top w:val="single" w:color="DDDDDD" w:sz="1"/>
+              <w:left w:val="single" w:color="DDDDDD" w:sz="1"/>
+              <w:bottom w:val="single" w:color="DDDDDD" w:sz="1"/>
+              <w:right w:val="single" w:color="DDDDDD" w:sz="1"/>
+            </w:tcBorders>
+            <w:shd w:fill="F3F4F6" w:val="clear"/>
+            <w:tcMar>
+              <w:top w:type="dxa" w:w="100"/>
+              <w:left w:type="dxa" w:w="160"/>
+              <w:bottom w:type="dxa" w:w="100"/>
+              <w:right w:type="dxa" w:w="160"/>
+            </w:tcMar>
+          </w:tcPr>
+          <w:p>
+            <w:r>
+              <w:rPr>
+                <w:rFonts w:ascii="Arial" w:cs="Arial" w:eastAsia="Arial" w:hAnsi="Arial"/>
+                <w:b w:val="false"/>
+                <w:bCs w:val="false"/>
+                <w:color w:val="1F2937"/>
+                <w:sz w:val="20"/>
+                <w:szCs w:val="20"/>
+              </w:rPr>
+              <w:t xml:space="preserve">custoFixoMes</w:t>
+            </w:r>
+          </w:p>
+        </w:tc>
+        <w:tc>
+          <w:tcPr>
+            <w:tcW w:type="dxa" w:w="5360"/>
+            <w:tcBorders>
+              <w:top w:val="single" w:color="DDDDDD" w:sz="1"/>
+              <w:left w:val="single" w:color="DDDDDD" w:sz="1"/>
+              <w:bottom w:val="single" w:color="DDDDDD" w:sz="1"/>
+              <w:right w:val="single" w:color="DDDDDD" w:sz="1"/>
+            </w:tcBorders>
+            <w:shd w:fill="FFFFFF" w:val="clear"/>
+            <w:tcMar>
+              <w:top w:type="dxa" w:w="100"/>
+              <w:left w:type="dxa" w:w="160"/>
+              <w:bottom w:type="dxa" w:w="100"/>
+              <w:right w:type="dxa" w:w="160"/>
+            </w:tcMar>
+          </w:tcPr>
+          <w:p>
+            <w:r>
+              <w:rPr>
+                <w:rFonts w:ascii="Arial" w:cs="Arial" w:eastAsia="Arial" w:hAnsi="Arial"/>
+                <w:b w:val="false"/>
+                <w:bCs w:val="false"/>
+                <w:color w:val="6B7280"/>
+                <w:sz w:val="20"/>
+                <w:szCs w:val="20"/>
+              </w:rPr>
+              <w:t xml:space="preserve">R$ 300 — custo fixo mensal rateado</w:t>
+            </w:r>
+          </w:p>
+        </w:tc>
+      </w:tr>
+      <w:tr>
+        <w:tc>
+          <w:tcPr>
+            <w:tcW w:type="dxa" w:w="4000"/>
+            <w:tcBorders>
+              <w:top w:val="single" w:color="DDDDDD" w:sz="1"/>
+              <w:left w:val="single" w:color="DDDDDD" w:sz="1"/>
+              <w:bottom w:val="single" w:color="DDDDDD" w:sz="1"/>
+              <w:right w:val="single" w:color="DDDDDD" w:sz="1"/>
+            </w:tcBorders>
+            <w:shd w:fill="F3F4F6" w:val="clear"/>
+            <w:tcMar>
+              <w:top w:type="dxa" w:w="100"/>
+              <w:left w:type="dxa" w:w="160"/>
+              <w:bottom w:type="dxa" w:w="100"/>
+              <w:right w:type="dxa" w:w="160"/>
+            </w:tcMar>
+          </w:tcPr>
+          <w:p>
+            <w:r>
+              <w:rPr>
+                <w:rFonts w:ascii="Arial" w:cs="Arial" w:eastAsia="Arial" w:hAnsi="Arial"/>
+                <w:b w:val="false"/>
+                <w:bCs w:val="false"/>
+                <w:color w:val="1F2937"/>
+                <w:sz w:val="20"/>
+                <w:szCs w:val="20"/>
+              </w:rPr>
+              <w:t xml:space="preserve">unidadesMes</w:t>
+            </w:r>
+          </w:p>
+        </w:tc>
+        <w:tc>
+          <w:tcPr>
+            <w:tcW w:type="dxa" w:w="5360"/>
+            <w:tcBorders>
+              <w:top w:val="single" w:color="DDDDDD" w:sz="1"/>
+              <w:left w:val="single" w:color="DDDDDD" w:sz="1"/>
+              <w:bottom w:val="single" w:color="DDDDDD" w:sz="1"/>
+              <w:right w:val="single" w:color="DDDDDD" w:sz="1"/>
+            </w:tcBorders>
+            <w:shd w:fill="FFFFFF" w:val="clear"/>
+            <w:tcMar>
+              <w:top w:type="dxa" w:w="100"/>
+              <w:left w:type="dxa" w:w="160"/>
+              <w:bottom w:type="dxa" w:w="100"/>
+              <w:right w:type="dxa" w:w="160"/>
+            </w:tcMar>
+          </w:tcPr>
+          <w:p>
+            <w:r>
+              <w:rPr>
+                <w:rFonts w:ascii="Arial" w:cs="Arial" w:eastAsia="Arial" w:hAnsi="Arial"/>
+                <w:b w:val="false"/>
+                <w:bCs w:val="false"/>
+                <w:color w:val="6B7280"/>
+                <w:sz w:val="20"/>
+                <w:szCs w:val="20"/>
+              </w:rPr>
+              <w:t xml:space="preserve">10 — unidades produzidas por mês</w:t>
+            </w:r>
+          </w:p>
+        </w:tc>
+      </w:tr>
+      <w:tr>
+        <w:tc>
+          <w:tcPr>
+            <w:tcW w:type="dxa" w:w="4000"/>
+            <w:tcBorders>
+              <w:top w:val="single" w:color="DDDDDD" w:sz="1"/>
+              <w:left w:val="single" w:color="DDDDDD" w:sz="1"/>
+              <w:bottom w:val="single" w:color="DDDDDD" w:sz="1"/>
+              <w:right w:val="single" w:color="DDDDDD" w:sz="1"/>
+            </w:tcBorders>
+            <w:shd w:fill="F3F4F6" w:val="clear"/>
+            <w:tcMar>
+              <w:top w:type="dxa" w:w="100"/>
+              <w:left w:type="dxa" w:w="160"/>
+              <w:bottom w:type="dxa" w:w="100"/>
+              <w:right w:type="dxa" w:w="160"/>
+            </w:tcMar>
+          </w:tcPr>
+          <w:p>
+            <w:r>
+              <w:rPr>
+                <w:rFonts w:ascii="Arial" w:cs="Arial" w:eastAsia="Arial" w:hAnsi="Arial"/>
+                <w:b w:val="false"/>
+                <w:bCs w:val="false"/>
+                <w:color w:val="1F2937"/>
+                <w:sz w:val="20"/>
+                <w:szCs w:val="20"/>
+              </w:rPr>
+              <w:t xml:space="preserve">amortizacaoHoras</w:t>
+            </w:r>
+          </w:p>
+        </w:tc>
+        <w:tc>
+          <w:tcPr>
+            <w:tcW w:type="dxa" w:w="5360"/>
+            <w:tcBorders>
+              <w:top w:val="single" w:color="DDDDDD" w:sz="1"/>
+              <w:left w:val="single" w:color="DDDDDD" w:sz="1"/>
+              <w:bottom w:val="single" w:color="DDDDDD" w:sz="1"/>
+              <w:right w:val="single" w:color="DDDDDD" w:sz="1"/>
+            </w:tcBorders>
+            <w:shd w:fill="FFFFFF" w:val="clear"/>
+            <w:tcMar>
+              <w:top w:type="dxa" w:w="100"/>
+              <w:left w:type="dxa" w:w="160"/>
+              <w:bottom w:type="dxa" w:w="100"/>
+              <w:right w:type="dxa" w:w="160"/>
+            </w:tcMar>
+          </w:tcPr>
+          <w:p>
+            <w:r>
+              <w:rPr>
+                <w:rFonts w:ascii="Arial" w:cs="Arial" w:eastAsia="Arial" w:hAnsi="Arial"/>
+                <w:b w:val="false"/>
+                <w:bCs w:val="false"/>
+                <w:color w:val="6B7280"/>
+                <w:sz w:val="20"/>
+                <w:szCs w:val="20"/>
+              </w:rPr>
+              <w:t xml:space="preserve">2000h — vida útil da impressora</w:t>
+            </w:r>
+          </w:p>
+        </w:tc>
+      </w:tr>
+      <w:tr>
+        <w:tc>
+          <w:tcPr>
+            <w:tcW w:type="dxa" w:w="4000"/>
+            <w:tcBorders>
+              <w:top w:val="single" w:color="DDDDDD" w:sz="1"/>
+              <w:left w:val="single" w:color="DDDDDD" w:sz="1"/>
+              <w:bottom w:val="single" w:color="DDDDDD" w:sz="1"/>
+              <w:right w:val="single" w:color="DDDDDD" w:sz="1"/>
+            </w:tcBorders>
+            <w:shd w:fill="F3F4F6" w:val="clear"/>
+            <w:tcMar>
+              <w:top w:type="dxa" w:w="100"/>
+              <w:left w:type="dxa" w:w="160"/>
+              <w:bottom w:type="dxa" w:w="100"/>
+              <w:right w:type="dxa" w:w="160"/>
+            </w:tcMar>
+          </w:tcPr>
+          <w:p>
+            <w:r>
+              <w:rPr>
+                <w:rFonts w:ascii="Arial" w:cs="Arial" w:eastAsia="Arial" w:hAnsi="Arial"/>
+                <w:b w:val="false"/>
+                <w:bCs w:val="false"/>
+                <w:color w:val="1F2937"/>
+                <w:sz w:val="20"/>
+                <w:szCs w:val="20"/>
+              </w:rPr>
+              <w:t xml:space="preserve">amortizacaoValor</w:t>
+            </w:r>
+          </w:p>
+        </w:tc>
+        <w:tc>
+          <w:tcPr>
+            <w:tcW w:type="dxa" w:w="5360"/>
+            <w:tcBorders>
+              <w:top w:val="single" w:color="DDDDDD" w:sz="1"/>
+              <w:left w:val="single" w:color="DDDDDD" w:sz="1"/>
+              <w:bottom w:val="single" w:color="DDDDDD" w:sz="1"/>
+              <w:right w:val="single" w:color="DDDDDD" w:sz="1"/>
+            </w:tcBorders>
+            <w:shd w:fill="FFFFFF" w:val="clear"/>
+            <w:tcMar>
+              <w:top w:type="dxa" w:w="100"/>
+              <w:left w:type="dxa" w:w="160"/>
+              <w:bottom w:type="dxa" w:w="100"/>
+              <w:right w:type="dxa" w:w="160"/>
+            </w:tcMar>
+          </w:tcPr>
+          <w:p>
+            <w:r>
+              <w:rPr>
+                <w:rFonts w:ascii="Arial" w:cs="Arial" w:eastAsia="Arial" w:hAnsi="Arial"/>
+                <w:b w:val="false"/>
+                <w:bCs w:val="false"/>
+                <w:color w:val="6B7280"/>
+                <w:sz w:val="20"/>
+                <w:szCs w:val="20"/>
+              </w:rPr>
+              <w:t xml:space="preserve">R$ 3000 — valor da impressora</w:t>
+            </w:r>
+          </w:p>
+        </w:tc>
+      </w:tr>
+      <w:tr>
+        <w:tc>
+          <w:tcPr>
+            <w:tcW w:type="dxa" w:w="4000"/>
+            <w:tcBorders>
+              <w:top w:val="single" w:color="DDDDDD" w:sz="1"/>
+              <w:left w:val="single" w:color="DDDDDD" w:sz="1"/>
+              <w:bottom w:val="single" w:color="DDDDDD" w:sz="1"/>
+              <w:right w:val="single" w:color="DDDDDD" w:sz="1"/>
+            </w:tcBorders>
+            <w:shd w:fill="F3F4F6" w:val="clear"/>
+            <w:tcMar>
+              <w:top w:type="dxa" w:w="100"/>
+              <w:left w:type="dxa" w:w="160"/>
+              <w:bottom w:type="dxa" w:w="100"/>
+              <w:right w:type="dxa" w:w="160"/>
+            </w:tcMar>
+          </w:tcPr>
+          <w:p>
+            <w:r>
+              <w:rPr>
+                <w:rFonts w:ascii="Arial" w:cs="Arial" w:eastAsia="Arial" w:hAnsi="Arial"/>
+                <w:b w:val="false"/>
+                <w:bCs w:val="false"/>
+                <w:color w:val="1F2937"/>
+                <w:sz w:val="20"/>
+                <w:szCs w:val="20"/>
+              </w:rPr>
+              <w:t xml:space="preserve">maoObraTaxa</w:t>
+            </w:r>
+          </w:p>
+        </w:tc>
+        <w:tc>
+          <w:tcPr>
+            <w:tcW w:type="dxa" w:w="5360"/>
+            <w:tcBorders>
+              <w:top w:val="single" w:color="DDDDDD" w:sz="1"/>
+              <w:left w:val="single" w:color="DDDDDD" w:sz="1"/>
+              <w:bottom w:val="single" w:color="DDDDDD" w:sz="1"/>
+              <w:right w:val="single" w:color="DDDDDD" w:sz="1"/>
+            </w:tcBorders>
+            <w:shd w:fill="FFFFFF" w:val="clear"/>
+            <w:tcMar>
+              <w:top w:type="dxa" w:w="100"/>
+              <w:left w:type="dxa" w:w="160"/>
+              <w:bottom w:type="dxa" w:w="100"/>
+              <w:right w:type="dxa" w:w="160"/>
+            </w:tcMar>
+          </w:tcPr>
+          <w:p>
+            <w:r>
+              <w:rPr>
+                <w:rFonts w:ascii="Arial" w:cs="Arial" w:eastAsia="Arial" w:hAnsi="Arial"/>
+                <w:b w:val="false"/>
+                <w:bCs w:val="false"/>
+                <w:color w:val="6B7280"/>
+                <w:sz w:val="20"/>
+                <w:szCs w:val="20"/>
+              </w:rPr>
+              <w:t xml:space="preserve">0 — [v2] valor R$/hora padrão da mão de obra (0 = sem custo)</w:t>
             </w:r>
           </w:p>
         </w:tc>
@@ -4440,7 +5348,24 @@
           <w:sz w:val="36"/>
           <w:szCs w:val="36"/>
         </w:rPr>
-        <w:t xml:space="preserve">6. Leitor de G-Code (gcodeParser.ts v2)</w:t>
+        <w:t xml:space="preserve">5. Lógica de Cálculo de Preços</w:t>
+      </w:r>
+    </w:p>
+    <w:p>
+      <w:pPr>
+        <w:pStyle w:val="Heading2"/>
+        <w:spacing w:after="120" w:before="280"/>
+      </w:pPr>
+      <w:r>
+        <w:rPr>
+          <w:rFonts w:ascii="Arial" w:cs="Arial" w:eastAsia="Arial" w:hAnsi="Arial"/>
+          <w:b/>
+          <w:bCs/>
+          <w:color w:val="1F2937"/>
+          <w:sz w:val="28"/>
+          <w:szCs w:val="28"/>
+        </w:rPr>
+        <w:t xml:space="preserve">5.1 Função Principal — calcProductFromForm</w:t>
       </w:r>
     </w:p>
     <w:p>
@@ -4454,13 +5379,61 @@
           <w:sz w:val="22"/>
           <w:szCs w:val="22"/>
         </w:rPr>
-        <w:t xml:space="preserve">O parser lê apenas os primeiros 80 KB do arquivo (cabeçalho do slicer), sem dependências externas. Detecta automaticamente o slicer e extrai os metadados de impressão.</w:t>
-      </w:r>
-    </w:p>
-    <w:p>
-      <w:pPr>
-        <w:pStyle w:val="Heading2"/>
-        <w:spacing w:after="120" w:before="280"/>
+        <w:t xml:space="preserve">Função pura em src/utils/calc.ts que recebe o formulário, as configurações globais, a lista de filamentos e a lista de acessórios:</w:t>
+      </w:r>
+    </w:p>
+    <w:p>
+      <w:pPr>
+        <w:shd w:fill="F1F5F9" w:val="clear"/>
+        <w:spacing w:after="40"/>
+        <w:ind w:left="360"/>
+      </w:pPr>
+      <w:r>
+        <w:rPr>
+          <w:rFonts w:ascii="Courier New" w:cs="Courier New" w:eastAsia="Courier New" w:hAnsi="Courier New"/>
+          <w:color w:val="334155"/>
+          <w:sz w:val="18"/>
+          <w:szCs w:val="18"/>
+        </w:rPr>
+        <w:t xml:space="preserve">calcProductFromForm(f: ProductForm, settings: AppSettings,</w:t>
+      </w:r>
+    </w:p>
+    <w:p>
+      <w:pPr>
+        <w:shd w:fill="F1F5F9" w:val="clear"/>
+        <w:spacing w:after="40"/>
+        <w:ind w:left="360"/>
+      </w:pPr>
+      <w:r>
+        <w:rPr>
+          <w:rFonts w:ascii="Courier New" w:cs="Courier New" w:eastAsia="Courier New" w:hAnsi="Courier New"/>
+          <w:color w:val="334155"/>
+          <w:sz w:val="18"/>
+          <w:szCs w:val="18"/>
+        </w:rPr>
+        <w:t xml:space="preserve">  filamentos: Pick&lt;FilamentoUsado, "peso"|"custoKg"&gt;[],</w:t>
+      </w:r>
+    </w:p>
+    <w:p>
+      <w:pPr>
+        <w:shd w:fill="F1F5F9" w:val="clear"/>
+        <w:spacing w:after="40"/>
+        <w:ind w:left="360"/>
+      </w:pPr>
+      <w:r>
+        <w:rPr>
+          <w:rFonts w:ascii="Courier New" w:cs="Courier New" w:eastAsia="Courier New" w:hAnsi="Courier New"/>
+          <w:color w:val="334155"/>
+          <w:sz w:val="18"/>
+          <w:szCs w:val="18"/>
+        </w:rPr>
+        <w:t xml:space="preserve">  acessorios: Pick&lt;Accessory, "qtd"|"custoUn"&gt;[]): CalcResult</w:t>
+      </w:r>
+    </w:p>
+    <w:p>
+      <w:pPr>
+        <w:pStyle w:val="Heading3"/>
+        <w:spacing w:after="80" w:before="200"/>
       </w:pPr>
       <w:r>
         <w:rPr>
@@ -4468,10 +5441,10 @@
           <w:b/>
           <w:bCs/>
           <w:color w:val="1F2937"/>
-          <w:sz w:val="28"/>
-          <w:szCs w:val="28"/>
-        </w:rPr>
-        <w:t xml:space="preserve">Slicers Suportados e Campos Extraídos</w:t>
+          <w:sz w:val="24"/>
+          <w:szCs w:val="24"/>
+        </w:rPr>
+        <w:t xml:space="preserve">Composição do Custo Base (v2)</w:t>
       </w:r>
     </w:p>
     <w:tbl>
@@ -4518,7 +5491,7 @@
                 <w:sz w:val="20"/>
                 <w:szCs w:val="20"/>
               </w:rPr>
-              <w:t xml:space="preserve">Slicer</w:t>
+              <w:t xml:space="preserve">Componente</w:t>
             </w:r>
           </w:p>
         </w:tc>
@@ -4549,7 +5522,7 @@
                 <w:sz w:val="20"/>
                 <w:szCs w:val="20"/>
               </w:rPr>
-              <w:t xml:space="preserve">Campos detectados</w:t>
+              <w:t xml:space="preserve">Fórmula</w:t>
             </w:r>
           </w:p>
         </w:tc>
@@ -4582,7 +5555,7 @@
                 <w:sz w:val="20"/>
                 <w:szCs w:val="20"/>
               </w:rPr>
-              <w:t xml:space="preserve">BambuStudio 02.x</w:t>
+              <w:t xml:space="preserve">Filamentos</w:t>
             </w:r>
           </w:p>
         </w:tc>
@@ -4613,7 +5586,7 @@
                 <w:sz w:val="20"/>
                 <w:szCs w:val="20"/>
               </w:rPr>
-              <w:t xml:space="preserve">Tempo total, peso [g], tipo filamento, layer, bico, nome do slicer</w:t>
+              <w:t xml:space="preserve">Σ (pesog / 1000) × custoKg para cada filamento</w:t>
             </w:r>
           </w:p>
         </w:tc>
@@ -4646,7 +5619,7 @@
                 <w:sz w:val="20"/>
                 <w:szCs w:val="20"/>
               </w:rPr>
-              <w:t xml:space="preserve">PrusaSlicer / SuperSlicer</w:t>
+              <w:t xml:space="preserve">Energia elétrica</w:t>
             </w:r>
           </w:p>
         </w:tc>
@@ -4677,7 +5650,7 @@
                 <w:sz w:val="20"/>
                 <w:szCs w:val="20"/>
               </w:rPr>
-              <w:t xml:space="preserve">filament used [g], filament used [mm], estimated printing time (normal mode)</w:t>
+              <w:t xml:space="preserve">(potênciaW × horas / 1000) × custoKwh</w:t>
             </w:r>
           </w:p>
         </w:tc>
@@ -4710,7 +5683,7 @@
                 <w:sz w:val="20"/>
                 <w:szCs w:val="20"/>
               </w:rPr>
-              <w:t xml:space="preserve">OrcaSlicer</w:t>
+              <w:t xml:space="preserve">Amortização</w:t>
             </w:r>
           </w:p>
         </w:tc>
@@ -4741,7 +5714,7 @@
                 <w:sz w:val="20"/>
                 <w:szCs w:val="20"/>
               </w:rPr>
-              <w:t xml:space="preserve">estimated printing time (variante simplificada), filament_type</w:t>
+              <w:t xml:space="preserve">(horas / vidaUtilHoras) × valorMáquina</w:t>
             </w:r>
           </w:p>
         </w:tc>
@@ -4774,7 +5747,7 @@
                 <w:sz w:val="20"/>
                 <w:szCs w:val="20"/>
               </w:rPr>
-              <w:t xml:space="preserve">Cura</w:t>
+              <w:t xml:space="preserve">Custo fixo rateado</w:t>
             </w:r>
           </w:p>
         </w:tc>
@@ -4805,7 +5778,7 @@
                 <w:sz w:val="20"/>
                 <w:szCs w:val="20"/>
               </w:rPr>
-              <w:t xml:space="preserve">TIME (segundos), Filament used (metros → converte para g via densidade PLA)</w:t>
+              <w:t xml:space="preserve">custoFixoMes / unidadesMes</w:t>
             </w:r>
           </w:p>
         </w:tc>
@@ -4838,7 +5811,7 @@
                 <w:sz w:val="20"/>
                 <w:szCs w:val="20"/>
               </w:rPr>
-              <w:t xml:space="preserve">IdeaMaker</w:t>
+              <w:t xml:space="preserve">Acessórios/unidade</w:t>
             </w:r>
           </w:p>
         </w:tc>
@@ -4869,7 +5842,135 @@
                 <w:sz w:val="20"/>
                 <w:szCs w:val="20"/>
               </w:rPr>
-              <w:t xml:space="preserve">Printing Time, Material#1 Used</w:t>
+              <w:t xml:space="preserve">Σ (qtd × custoUn) / unidades do lote</w:t>
+            </w:r>
+          </w:p>
+        </w:tc>
+      </w:tr>
+      <w:tr>
+        <w:tc>
+          <w:tcPr>
+            <w:tcW w:type="dxa" w:w="4000"/>
+            <w:tcBorders>
+              <w:top w:val="single" w:color="DDDDDD" w:sz="1"/>
+              <w:left w:val="single" w:color="DDDDDD" w:sz="1"/>
+              <w:bottom w:val="single" w:color="DDDDDD" w:sz="1"/>
+              <w:right w:val="single" w:color="DDDDDD" w:sz="1"/>
+            </w:tcBorders>
+            <w:shd w:fill="F3F4F6" w:val="clear"/>
+            <w:tcMar>
+              <w:top w:type="dxa" w:w="100"/>
+              <w:left w:type="dxa" w:w="160"/>
+              <w:bottom w:type="dxa" w:w="100"/>
+              <w:right w:type="dxa" w:w="160"/>
+            </w:tcMar>
+          </w:tcPr>
+          <w:p>
+            <w:r>
+              <w:rPr>
+                <w:rFonts w:ascii="Arial" w:cs="Arial" w:eastAsia="Arial" w:hAnsi="Arial"/>
+                <w:b w:val="false"/>
+                <w:bCs w:val="false"/>
+                <w:color w:val="1F2937"/>
+                <w:sz w:val="20"/>
+                <w:szCs w:val="20"/>
+              </w:rPr>
+              <w:t xml:space="preserve">[v2] Mão de obra</w:t>
+            </w:r>
+          </w:p>
+        </w:tc>
+        <w:tc>
+          <w:tcPr>
+            <w:tcW w:type="dxa" w:w="5360"/>
+            <w:tcBorders>
+              <w:top w:val="single" w:color="DDDDDD" w:sz="1"/>
+              <w:left w:val="single" w:color="DDDDDD" w:sz="1"/>
+              <w:bottom w:val="single" w:color="DDDDDD" w:sz="1"/>
+              <w:right w:val="single" w:color="DDDDDD" w:sz="1"/>
+            </w:tcBorders>
+            <w:shd w:fill="FFFFFF" w:val="clear"/>
+            <w:tcMar>
+              <w:top w:type="dxa" w:w="100"/>
+              <w:left w:type="dxa" w:w="160"/>
+              <w:bottom w:type="dxa" w:w="100"/>
+              <w:right w:type="dxa" w:w="160"/>
+            </w:tcMar>
+          </w:tcPr>
+          <w:p>
+            <w:r>
+              <w:rPr>
+                <w:rFonts w:ascii="Arial" w:cs="Arial" w:eastAsia="Arial" w:hAnsi="Arial"/>
+                <w:b w:val="false"/>
+                <w:bCs w:val="false"/>
+                <w:color w:val="6B7280"/>
+                <w:sz w:val="20"/>
+                <w:szCs w:val="20"/>
+              </w:rPr>
+              <w:t xml:space="preserve">maoObraTaxa × maoObraHoras</w:t>
+            </w:r>
+          </w:p>
+        </w:tc>
+      </w:tr>
+      <w:tr>
+        <w:tc>
+          <w:tcPr>
+            <w:tcW w:type="dxa" w:w="4000"/>
+            <w:tcBorders>
+              <w:top w:val="single" w:color="DDDDDD" w:sz="1"/>
+              <w:left w:val="single" w:color="DDDDDD" w:sz="1"/>
+              <w:bottom w:val="single" w:color="DDDDDD" w:sz="1"/>
+              <w:right w:val="single" w:color="DDDDDD" w:sz="1"/>
+            </w:tcBorders>
+            <w:shd w:fill="F3F4F6" w:val="clear"/>
+            <w:tcMar>
+              <w:top w:type="dxa" w:w="100"/>
+              <w:left w:type="dxa" w:w="160"/>
+              <w:bottom w:type="dxa" w:w="100"/>
+              <w:right w:type="dxa" w:w="160"/>
+            </w:tcMar>
+          </w:tcPr>
+          <w:p>
+            <w:r>
+              <w:rPr>
+                <w:rFonts w:ascii="Arial" w:cs="Arial" w:eastAsia="Arial" w:hAnsi="Arial"/>
+                <w:b w:val="false"/>
+                <w:bCs w:val="false"/>
+                <w:color w:val="1F2937"/>
+                <w:sz w:val="20"/>
+                <w:szCs w:val="20"/>
+              </w:rPr>
+              <w:t xml:space="preserve">Custo com falhas</w:t>
+            </w:r>
+          </w:p>
+        </w:tc>
+        <w:tc>
+          <w:tcPr>
+            <w:tcW w:type="dxa" w:w="5360"/>
+            <w:tcBorders>
+              <w:top w:val="single" w:color="DDDDDD" w:sz="1"/>
+              <w:left w:val="single" w:color="DDDDDD" w:sz="1"/>
+              <w:bottom w:val="single" w:color="DDDDDD" w:sz="1"/>
+              <w:right w:val="single" w:color="DDDDDD" w:sz="1"/>
+            </w:tcBorders>
+            <w:shd w:fill="FFFFFF" w:val="clear"/>
+            <w:tcMar>
+              <w:top w:type="dxa" w:w="100"/>
+              <w:left w:type="dxa" w:w="160"/>
+              <w:bottom w:type="dxa" w:w="100"/>
+              <w:right w:type="dxa" w:w="160"/>
+            </w:tcMar>
+          </w:tcPr>
+          <w:p>
+            <w:r>
+              <w:rPr>
+                <w:rFonts w:ascii="Arial" w:cs="Arial" w:eastAsia="Arial" w:hAnsi="Arial"/>
+                <w:b w:val="false"/>
+                <w:bCs w:val="false"/>
+                <w:color w:val="6B7280"/>
+                <w:sz w:val="20"/>
+                <w:szCs w:val="20"/>
+              </w:rPr>
+              <w:t xml:space="preserve">custoBase × (1 + falhas%)</w:t>
             </w:r>
           </w:p>
         </w:tc>
@@ -4877,8 +5978,8 @@
     </w:tbl>
     <w:p>
       <w:pPr>
-        <w:pStyle w:val="Heading2"/>
-        <w:spacing w:after="120" w:before="280"/>
+        <w:pStyle w:val="Heading3"/>
+        <w:spacing w:after="80" w:before="200"/>
       </w:pPr>
       <w:r>
         <w:rPr>
@@ -4886,1022 +5987,10 @@
           <w:b/>
           <w:bCs/>
           <w:color w:val="1F2937"/>
-          <w:sz w:val="28"/>
-          <w:szCs w:val="28"/>
-        </w:rPr>
-        <w:t xml:space="preserve">Bugs Corrigidos na v2</w:t>
-      </w:r>
-    </w:p>
-    <w:p>
-      <w:pPr>
-        <w:pBdr>
-          <w:left w:val="single" w:color="EF4444" w:sz="12"/>
-        </w:pBdr>
-        <w:shd w:fill="FEF2F2" w:val="clear"/>
-        <w:spacing w:after="0" w:before="80"/>
-        <w:ind w:left="200"/>
-      </w:pPr>
-      <w:r>
-        <w:rPr>
-          <w:rFonts w:ascii="Arial" w:cs="Arial" w:eastAsia="Arial" w:hAnsi="Arial"/>
-          <w:b/>
-          <w:bCs/>
-          <w:color w:val="B91C1C"/>
-          <w:sz w:val="22"/>
-          <w:szCs w:val="22"/>
-        </w:rPr>
-        <w:t xml:space="preserve">⚠ Bug 1 — Nome do slicer BambuStudio</w:t>
-      </w:r>
-    </w:p>
-    <w:p>
-      <w:pPr>
-        <w:pBdr>
-          <w:left w:val="single" w:color="EF4444" w:sz="12"/>
-        </w:pBdr>
-        <w:shd w:fill="FEF2F2" w:val="clear"/>
-        <w:spacing w:after="120"/>
-        <w:ind w:left="200"/>
-      </w:pPr>
-      <w:r>
-        <w:rPr>
-          <w:rFonts w:ascii="Arial" w:cs="Arial" w:eastAsia="Arial" w:hAnsi="Arial"/>
-          <w:color w:val="991B1B"/>
-          <w:sz w:val="20"/>
-          <w:szCs w:val="20"/>
-        </w:rPr>
-        <w:t xml:space="preserve">A linha "BambuStudio 02.05.03.61" não batia em nenhum padrão pois não tem prefixo "generated by".</w:t>
-      </w:r>
-    </w:p>
-    <w:p>
-      <w:pPr>
-        <w:pBdr>
-          <w:left w:val="single" w:color="22C55E" w:sz="12"/>
-        </w:pBdr>
-        <w:shd w:fill="F0FDF4" w:val="clear"/>
-        <w:spacing w:after="0" w:before="80"/>
-        <w:ind w:left="200"/>
-      </w:pPr>
-      <w:r>
-        <w:rPr>
-          <w:rFonts w:ascii="Arial" w:cs="Arial" w:eastAsia="Arial" w:hAnsi="Arial"/>
-          <w:b/>
-          <w:bCs/>
-          <w:color w:val="15803D"/>
-          <w:sz w:val="22"/>
-          <w:szCs w:val="22"/>
-        </w:rPr>
-        <w:t xml:space="preserve">✓ Correção</w:t>
-      </w:r>
-    </w:p>
-    <w:p>
-      <w:pPr>
-        <w:pBdr>
-          <w:left w:val="single" w:color="22C55E" w:sz="12"/>
-        </w:pBdr>
-        <w:shd w:fill="F0FDF4" w:val="clear"/>
-        <w:spacing w:after="120"/>
-        <w:ind w:left="200"/>
-      </w:pPr>
-      <w:r>
-        <w:rPr>
-          <w:rFonts w:ascii="Arial" w:cs="Arial" w:eastAsia="Arial" w:hAnsi="Arial"/>
-          <w:color w:val="166534"/>
-          <w:sz w:val="20"/>
-          <w:szCs w:val="20"/>
-        </w:rPr>
-        <w:t xml:space="preserve">Regex específico: /^(BambuStudio|OrcaSlicer)\s+([\d.]+)/i detecta o nome diretamente.</w:t>
-      </w:r>
-    </w:p>
-    <w:p>
-      <w:pPr>
-        <w:pBdr>
-          <w:left w:val="single" w:color="EF4444" w:sz="12"/>
-        </w:pBdr>
-        <w:shd w:fill="FEF2F2" w:val="clear"/>
-        <w:spacing w:after="0" w:before="80"/>
-        <w:ind w:left="200"/>
-      </w:pPr>
-      <w:r>
-        <w:rPr>
-          <w:rFonts w:ascii="Arial" w:cs="Arial" w:eastAsia="Arial" w:hAnsi="Arial"/>
-          <w:b/>
-          <w:bCs/>
-          <w:color w:val="B91C1C"/>
-          <w:sz w:val="22"/>
-          <w:szCs w:val="22"/>
-        </w:rPr>
-        <w:t xml:space="preserve">⚠ Bug 2 — Tempo em linha dupla</w:t>
-      </w:r>
-    </w:p>
-    <w:p>
-      <w:pPr>
-        <w:pBdr>
-          <w:left w:val="single" w:color="EF4444" w:sz="12"/>
-        </w:pBdr>
-        <w:shd w:fill="FEF2F2" w:val="clear"/>
-        <w:spacing w:after="120"/>
-        <w:ind w:left="200"/>
-      </w:pPr>
-      <w:r>
-        <w:rPr>
-          <w:rFonts w:ascii="Arial" w:cs="Arial" w:eastAsia="Arial" w:hAnsi="Arial"/>
-          <w:color w:val="991B1B"/>
-          <w:sz w:val="20"/>
-          <w:szCs w:val="20"/>
-        </w:rPr>
-        <w:t xml:space="preserve">A linha "model printing time: 2h 12m 45s; total estimated time: 2h 19m 2s" contém dois campos. O regex com âncora ^ falhou porque o conteúdo não começa com "total estimated time:".</w:t>
-      </w:r>
-    </w:p>
-    <w:p>
-      <w:pPr>
-        <w:pBdr>
-          <w:left w:val="single" w:color="22C55E" w:sz="12"/>
-        </w:pBdr>
-        <w:shd w:fill="F0FDF4" w:val="clear"/>
-        <w:spacing w:after="0" w:before="80"/>
-        <w:ind w:left="200"/>
-      </w:pPr>
-      <w:r>
-        <w:rPr>
-          <w:rFonts w:ascii="Arial" w:cs="Arial" w:eastAsia="Arial" w:hAnsi="Arial"/>
-          <w:b/>
-          <w:bCs/>
-          <w:color w:val="15803D"/>
-          <w:sz w:val="22"/>
-          <w:szCs w:val="22"/>
-        </w:rPr>
-        <w:t xml:space="preserve">✓ Correção</w:t>
-      </w:r>
-    </w:p>
-    <w:p>
-      <w:pPr>
-        <w:pBdr>
-          <w:left w:val="single" w:color="22C55E" w:sz="12"/>
-        </w:pBdr>
-        <w:shd w:fill="F0FDF4" w:val="clear"/>
-        <w:spacing w:after="120"/>
-        <w:ind w:left="200"/>
-      </w:pPr>
-      <w:r>
-        <w:rPr>
-          <w:rFonts w:ascii="Arial" w:cs="Arial" w:eastAsia="Arial" w:hAnsi="Arial"/>
-          <w:color w:val="166534"/>
-          <w:sz w:val="20"/>
-          <w:szCs w:val="20"/>
-        </w:rPr>
-        <w:t xml:space="preserve">Regex sem âncora ^: /total estimated time:\s*([^;]+)/i busca o padrão em qualquer posição da linha, capturando até o próximo ";" ou fim.</w:t>
-      </w:r>
-    </w:p>
-    <w:p>
-      <w:pPr>
-        <w:pBdr>
-          <w:left w:val="single" w:color="EF4444" w:sz="12"/>
-        </w:pBdr>
-        <w:shd w:fill="FEF2F2" w:val="clear"/>
-        <w:spacing w:after="0" w:before="80"/>
-        <w:ind w:left="200"/>
-      </w:pPr>
-      <w:r>
-        <w:rPr>
-          <w:rFonts w:ascii="Arial" w:cs="Arial" w:eastAsia="Arial" w:hAnsi="Arial"/>
-          <w:b/>
-          <w:bCs/>
-          <w:color w:val="B91C1C"/>
-          <w:sz w:val="22"/>
-          <w:szCs w:val="22"/>
-        </w:rPr>
-        <w:t xml:space="preserve">⚠ Bug 3 — Peso com formato diferente</w:t>
-      </w:r>
-    </w:p>
-    <w:p>
-      <w:pPr>
-        <w:pBdr>
-          <w:left w:val="single" w:color="EF4444" w:sz="12"/>
-        </w:pBdr>
-        <w:shd w:fill="FEF2F2" w:val="clear"/>
-        <w:spacing w:after="120"/>
-        <w:ind w:left="200"/>
-      </w:pPr>
-      <w:r>
-        <w:rPr>
-          <w:rFonts w:ascii="Arial" w:cs="Arial" w:eastAsia="Arial" w:hAnsi="Arial"/>
-          <w:color w:val="991B1B"/>
-          <w:sz w:val="20"/>
-          <w:szCs w:val="20"/>
-        </w:rPr>
-        <w:t xml:space="preserve">"total filament weight [g] : 66.70" usa chave diferente e ": " (com espaço) em vez de "=".</w:t>
-      </w:r>
-    </w:p>
-    <w:p>
-      <w:pPr>
-        <w:pBdr>
-          <w:left w:val="single" w:color="22C55E" w:sz="12"/>
-        </w:pBdr>
-        <w:shd w:fill="F0FDF4" w:val="clear"/>
-        <w:spacing w:after="0" w:before="80"/>
-        <w:ind w:left="200"/>
-      </w:pPr>
-      <w:r>
-        <w:rPr>
-          <w:rFonts w:ascii="Arial" w:cs="Arial" w:eastAsia="Arial" w:hAnsi="Arial"/>
-          <w:b/>
-          <w:bCs/>
-          <w:color w:val="15803D"/>
-          <w:sz w:val="22"/>
-          <w:szCs w:val="22"/>
-        </w:rPr>
-        <w:t xml:space="preserve">✓ Correção</w:t>
-      </w:r>
-    </w:p>
-    <w:p>
-      <w:pPr>
-        <w:pBdr>
-          <w:left w:val="single" w:color="22C55E" w:sz="12"/>
-        </w:pBdr>
-        <w:shd w:fill="F0FDF4" w:val="clear"/>
-        <w:spacing w:after="120"/>
-        <w:ind w:left="200"/>
-      </w:pPr>
-      <w:r>
-        <w:rPr>
-          <w:rFonts w:ascii="Arial" w:cs="Arial" w:eastAsia="Arial" w:hAnsi="Arial"/>
-          <w:color w:val="166534"/>
-          <w:sz w:val="20"/>
-          <w:szCs w:val="20"/>
-        </w:rPr>
-        <w:t xml:space="preserve">Regex: /^total filament weight\s*\[g\]\s*[=:]\s*([\d.]+)/i aceita tanto "=" quanto ":"  com qualquer espaçamento.</w:t>
-      </w:r>
-    </w:p>
-    <w:p>
-      <w:pPr>
-        <w:pStyle w:val="Heading2"/>
-        <w:spacing w:after="120" w:before="280"/>
-      </w:pPr>
-      <w:r>
-        <w:rPr>
-          <w:rFonts w:ascii="Arial" w:cs="Arial" w:eastAsia="Arial" w:hAnsi="Arial"/>
-          <w:b/>
-          <w:bCs/>
-          <w:color w:val="1F2937"/>
-          <w:sz w:val="28"/>
-          <w:szCs w:val="28"/>
-        </w:rPr>
-        <w:t xml:space="preserve">Fluxo de Importação Multi-Cama</w:t>
-      </w:r>
-    </w:p>
-    <w:p>
-      <w:pPr>
-        <w:spacing w:after="120"/>
-      </w:pPr>
-      <w:r>
-        <w:rPr>
-          <w:rFonts w:ascii="Arial" w:cs="Arial" w:eastAsia="Arial" w:hAnsi="Arial"/>
-          <w:color w:val="1F2937"/>
-          <w:sz w:val="22"/>
-          <w:szCs w:val="22"/>
-        </w:rPr>
-        <w:t xml:space="preserve">Cada arquivo G-Code importado corresponde a uma "cama de impressão" (mesa). O sistema é aditivo:</w:t>
-      </w:r>
-    </w:p>
-    <w:p>
-      <w:pPr>
-        <w:pStyle w:val="ListParagraph"/>
-        <w:numPr>
-          <w:ilvl w:val="0"/>
-          <w:numId w:val="2"/>
-        </w:numPr>
-        <w:spacing w:after="60"/>
-      </w:pPr>
-      <w:r>
-        <w:rPr>
-          <w:rFonts w:ascii="Arial" w:cs="Arial" w:eastAsia="Arial" w:hAnsi="Arial"/>
-          <w:color w:val="1F2937"/>
-          <w:sz w:val="22"/>
-          <w:szCs w:val="22"/>
-        </w:rPr>
-        <w:t xml:space="preserve">1ª importação — preenche a linha de filamento vazia existente com peso e label automático ("Mesa 1 · PLA").</w:t>
-      </w:r>
-    </w:p>
-    <w:p>
-      <w:pPr>
-        <w:pStyle w:val="ListParagraph"/>
-        <w:numPr>
-          <w:ilvl w:val="0"/>
-          <w:numId w:val="2"/>
-        </w:numPr>
-        <w:spacing w:after="60"/>
-      </w:pPr>
-      <w:r>
-        <w:rPr>
-          <w:rFonts w:ascii="Arial" w:cs="Arial" w:eastAsia="Arial" w:hAnsi="Arial"/>
-          <w:color w:val="1F2937"/>
-          <w:sz w:val="22"/>
-          <w:szCs w:val="22"/>
-        </w:rPr>
-        <w:t xml:space="preserve">2ª+ importação — adiciona nova linha de filamento e acumula o tempo (Mesa 1 + Mesa 2 + …).</w:t>
-      </w:r>
-    </w:p>
-    <w:p>
-      <w:pPr>
-        <w:pStyle w:val="ListParagraph"/>
-        <w:numPr>
-          <w:ilvl w:val="0"/>
-          <w:numId w:val="2"/>
-        </w:numPr>
-        <w:spacing w:after="60"/>
-      </w:pPr>
-      <w:r>
-        <w:rPr>
-          <w:rFonts w:ascii="Arial" w:cs="Arial" w:eastAsia="Arial" w:hAnsi="Arial"/>
-          <w:color w:val="1F2937"/>
-          <w:sz w:val="22"/>
-          <w:szCs w:val="22"/>
-        </w:rPr>
-        <w:t xml:space="preserve">Remoção de cama — remove a linha de filamento associada e desconta o tempo correspondente.</w:t>
-      </w:r>
-    </w:p>
-    <w:p>
-      <w:pPr>
-        <w:pStyle w:val="ListParagraph"/>
-        <w:numPr>
-          <w:ilvl w:val="0"/>
-          <w:numId w:val="2"/>
-        </w:numPr>
-        <w:spacing w:after="60"/>
-      </w:pPr>
-      <w:r>
-        <w:rPr>
-          <w:rFonts w:ascii="Arial" w:cs="Arial" w:eastAsia="Arial" w:hAnsi="Arial"/>
-          <w:color w:val="1F2937"/>
-          <w:sz w:val="22"/>
-          <w:szCs w:val="22"/>
-        </w:rPr>
-        <w:t xml:space="preserve">Banner de totais — mostra "⏱ Xh Ymin total · ⚖️ Xg total" em tempo real.</w:t>
-      </w:r>
-    </w:p>
-    <w:p>
-      <w:pPr>
-        <w:pBdr>
-          <w:bottom w:val="single" w:color="E5E7EB" w:sz="4"/>
-        </w:pBdr>
-        <w:spacing w:after="200" w:before="200"/>
-      </w:pPr>
-    </w:p>
-    <w:p>
-      <w:pPr>
-        <w:pStyle w:val="Heading1"/>
-        <w:spacing w:after="160" w:before="360"/>
-      </w:pPr>
-      <w:r>
-        <w:rPr>
-          <w:rFonts w:ascii="Arial" w:cs="Arial" w:eastAsia="Arial" w:hAnsi="Arial"/>
-          <w:b/>
-          <w:bCs/>
-          <w:color w:val="4F46E5"/>
-          <w:sz w:val="36"/>
-          <w:szCs w:val="36"/>
-        </w:rPr>
-        <w:t xml:space="preserve">7. Funcionalidades por Módulo</w:t>
-      </w:r>
-    </w:p>
-    <w:p>
-      <w:pPr>
-        <w:pStyle w:val="Heading2"/>
-        <w:spacing w:after="120" w:before="280"/>
-      </w:pPr>
-      <w:r>
-        <w:rPr>
-          <w:rFonts w:ascii="Arial" w:cs="Arial" w:eastAsia="Arial" w:hAnsi="Arial"/>
-          <w:b/>
-          <w:bCs/>
-          <w:color w:val="1F2937"/>
-          <w:sz w:val="28"/>
-          <w:szCs w:val="28"/>
-        </w:rPr>
-        <w:t xml:space="preserve">7.1 Dashboard</w:t>
-      </w:r>
-    </w:p>
-    <w:p>
-      <w:pPr>
-        <w:pStyle w:val="ListParagraph"/>
-        <w:numPr>
-          <w:ilvl w:val="0"/>
-          <w:numId w:val="2"/>
-        </w:numPr>
-        <w:spacing w:after="60"/>
-      </w:pPr>
-      <w:r>
-        <w:rPr>
-          <w:rFonts w:ascii="Arial" w:cs="Arial" w:eastAsia="Arial" w:hAnsi="Arial"/>
-          <w:color w:val="1F2937"/>
-          <w:sz w:val="22"/>
-          <w:szCs w:val="22"/>
-        </w:rPr>
-        <w:t xml:space="preserve">4 cards KPI: total de peças, lucro total consumidor, lucro total lojista, markup médio.</w:t>
-      </w:r>
-    </w:p>
-    <w:p>
-      <w:pPr>
-        <w:pStyle w:val="ListParagraph"/>
-        <w:numPr>
-          <w:ilvl w:val="0"/>
-          <w:numId w:val="2"/>
-        </w:numPr>
-        <w:spacing w:after="60"/>
-      </w:pPr>
-      <w:r>
-        <w:rPr>
-          <w:rFonts w:ascii="Arial" w:cs="Arial" w:eastAsia="Arial" w:hAnsi="Arial"/>
-          <w:color w:val="1F2937"/>
-          <w:sz w:val="22"/>
-          <w:szCs w:val="22"/>
-        </w:rPr>
-        <w:t xml:space="preserve">Gráfico de barras: Custo × Preço × Lucro por peça (Recharts).</w:t>
-      </w:r>
-    </w:p>
-    <w:p>
-      <w:pPr>
-        <w:pStyle w:val="ListParagraph"/>
-        <w:numPr>
-          <w:ilvl w:val="0"/>
-          <w:numId w:val="2"/>
-        </w:numPr>
-        <w:spacing w:after="60"/>
-      </w:pPr>
-      <w:r>
-        <w:rPr>
-          <w:rFonts w:ascii="Arial" w:cs="Arial" w:eastAsia="Arial" w:hAnsi="Arial"/>
-          <w:color w:val="1F2937"/>
-          <w:sz w:val="22"/>
-          <w:szCs w:val="22"/>
-        </w:rPr>
-        <w:t xml:space="preserve">Cards individuais por peça com margem e lucro líquido.</w:t>
-      </w:r>
-    </w:p>
-    <w:p>
-      <w:pPr>
-        <w:pStyle w:val="ListParagraph"/>
-        <w:numPr>
-          <w:ilvl w:val="0"/>
-          <w:numId w:val="2"/>
-        </w:numPr>
-        <w:spacing w:after="60"/>
-      </w:pPr>
-      <w:r>
-        <w:rPr>
-          <w:rFonts w:ascii="Arial" w:cs="Arial" w:eastAsia="Arial" w:hAnsi="Arial"/>
-          <w:color w:val="1F2937"/>
-          <w:sz w:val="22"/>
-          <w:szCs w:val="22"/>
-        </w:rPr>
-        <w:t xml:space="preserve">Botão "Exportar PDF" com spinner de loading — gera relatório A4 paisagem.</w:t>
-      </w:r>
-    </w:p>
-    <w:p>
-      <w:pPr>
-        <w:pStyle w:val="ListParagraph"/>
-        <w:numPr>
-          <w:ilvl w:val="0"/>
-          <w:numId w:val="2"/>
-        </w:numPr>
-        <w:spacing w:after="60"/>
-      </w:pPr>
-      <w:r>
-        <w:rPr>
-          <w:rFonts w:ascii="Arial" w:cs="Arial" w:eastAsia="Arial" w:hAnsi="Arial"/>
-          <w:color w:val="1F2937"/>
-          <w:sz w:val="22"/>
-          <w:szCs w:val="22"/>
-        </w:rPr>
-        <w:t xml:space="preserve">Botão de edição completa (✏️ indigo) em cada card.</w:t>
-      </w:r>
-    </w:p>
-    <w:p>
-      <w:pPr>
-        <w:pStyle w:val="Heading2"/>
-        <w:spacing w:after="120" w:before="280"/>
-      </w:pPr>
-      <w:r>
-        <w:rPr>
-          <w:rFonts w:ascii="Arial" w:cs="Arial" w:eastAsia="Arial" w:hAnsi="Arial"/>
-          <w:b/>
-          <w:bCs/>
-          <w:color w:val="1F2937"/>
-          <w:sz w:val="28"/>
-          <w:szCs w:val="28"/>
-        </w:rPr>
-        <w:t xml:space="preserve">7.2 Aba Produtos</w:t>
-      </w:r>
-    </w:p>
-    <w:p>
-      <w:pPr>
-        <w:pStyle w:val="ListParagraph"/>
-        <w:numPr>
-          <w:ilvl w:val="0"/>
-          <w:numId w:val="2"/>
-        </w:numPr>
-        <w:spacing w:after="60"/>
-      </w:pPr>
-      <w:r>
-        <w:rPr>
-          <w:rFonts w:ascii="Arial" w:cs="Arial" w:eastAsia="Arial" w:hAnsi="Arial"/>
-          <w:color w:val="1F2937"/>
-          <w:sz w:val="22"/>
-          <w:szCs w:val="22"/>
-        </w:rPr>
-        <w:t xml:space="preserve">Tabela com busca por nome e colunas: tempo, peso, custo un., markup, preço, lucro.</w:t>
-      </w:r>
-    </w:p>
-    <w:p>
-      <w:pPr>
-        <w:pStyle w:val="ListParagraph"/>
-        <w:numPr>
-          <w:ilvl w:val="0"/>
-          <w:numId w:val="2"/>
-        </w:numPr>
-        <w:spacing w:after="60"/>
-      </w:pPr>
-      <w:r>
-        <w:rPr>
-          <w:rFonts w:ascii="Arial" w:cs="Arial" w:eastAsia="Arial" w:hAnsi="Arial"/>
-          <w:color w:val="1F2937"/>
-          <w:sz w:val="22"/>
-          <w:szCs w:val="22"/>
-        </w:rPr>
-        <w:t xml:space="preserve">Clique no nome abre o modal de detalhes (ProductModal) com gráfico de pizza dos custos.</w:t>
-      </w:r>
-    </w:p>
-    <w:p>
-      <w:pPr>
-        <w:pStyle w:val="ListParagraph"/>
-        <w:numPr>
-          <w:ilvl w:val="0"/>
-          <w:numId w:val="2"/>
-        </w:numPr>
-        <w:spacing w:after="60"/>
-      </w:pPr>
-      <w:r>
-        <w:rPr>
-          <w:rFonts w:ascii="Arial" w:cs="Arial" w:eastAsia="Arial" w:hAnsi="Arial"/>
-          <w:color w:val="1F2937"/>
-          <w:sz w:val="22"/>
-          <w:szCs w:val="22"/>
-        </w:rPr>
-        <w:t xml:space="preserve">Botão ✏️ abre o editor completo (EditProductModal) com todos os campos.</w:t>
-      </w:r>
-    </w:p>
-    <w:p>
-      <w:pPr>
-        <w:pStyle w:val="ListParagraph"/>
-        <w:numPr>
-          <w:ilvl w:val="0"/>
-          <w:numId w:val="2"/>
-        </w:numPr>
-        <w:spacing w:after="60"/>
-      </w:pPr>
-      <w:r>
-        <w:rPr>
-          <w:rFonts w:ascii="Arial" w:cs="Arial" w:eastAsia="Arial" w:hAnsi="Arial"/>
-          <w:color w:val="1F2937"/>
-          <w:sz w:val="22"/>
-          <w:szCs w:val="22"/>
-        </w:rPr>
-        <w:t xml:space="preserve">Botão × remove a peça com confirmação.</w:t>
-      </w:r>
-    </w:p>
-    <w:p>
-      <w:pPr>
-        <w:pStyle w:val="ListParagraph"/>
-        <w:numPr>
-          <w:ilvl w:val="0"/>
-          <w:numId w:val="2"/>
-        </w:numPr>
-        <w:spacing w:after="60"/>
-      </w:pPr>
-      <w:r>
-        <w:rPr>
-          <w:rFonts w:ascii="Arial" w:cs="Arial" w:eastAsia="Arial" w:hAnsi="Arial"/>
-          <w:color w:val="1F2937"/>
-          <w:sz w:val="22"/>
-          <w:szCs w:val="22"/>
-        </w:rPr>
-        <w:t xml:space="preserve">Botão PDF exporta o relatório.</w:t>
-      </w:r>
-    </w:p>
-    <w:p>
-      <w:pPr>
-        <w:pStyle w:val="Heading2"/>
-        <w:spacing w:after="120" w:before="280"/>
-      </w:pPr>
-      <w:r>
-        <w:rPr>
-          <w:rFonts w:ascii="Arial" w:cs="Arial" w:eastAsia="Arial" w:hAnsi="Arial"/>
-          <w:b/>
-          <w:bCs/>
-          <w:color w:val="1F2937"/>
-          <w:sz w:val="28"/>
-          <w:szCs w:val="28"/>
-        </w:rPr>
-        <w:t xml:space="preserve">7.3 Aba Materiais</w:t>
-      </w:r>
-    </w:p>
-    <w:p>
-      <w:pPr>
-        <w:pStyle w:val="ListParagraph"/>
-        <w:numPr>
-          <w:ilvl w:val="0"/>
-          <w:numId w:val="2"/>
-        </w:numPr>
-        <w:spacing w:after="60"/>
-      </w:pPr>
-      <w:r>
-        <w:rPr>
-          <w:rFonts w:ascii="Arial" w:cs="Arial" w:eastAsia="Arial" w:hAnsi="Arial"/>
-          <w:color w:val="1F2937"/>
-          <w:sz w:val="22"/>
-          <w:szCs w:val="22"/>
-        </w:rPr>
-        <w:t xml:space="preserve">Grid de cards por rolo de filamento com: nome, tipo, cor, custo/g, custo/kg.</w:t>
-      </w:r>
-    </w:p>
-    <w:p>
-      <w:pPr>
-        <w:pStyle w:val="ListParagraph"/>
-        <w:numPr>
-          <w:ilvl w:val="0"/>
-          <w:numId w:val="2"/>
-        </w:numPr>
-        <w:spacing w:after="60"/>
-      </w:pPr>
-      <w:r>
-        <w:rPr>
-          <w:rFonts w:ascii="Arial" w:cs="Arial" w:eastAsia="Arial" w:hAnsi="Arial"/>
-          <w:color w:val="1F2937"/>
-          <w:sz w:val="22"/>
-          <w:szCs w:val="22"/>
-        </w:rPr>
-        <w:t xml:space="preserve">Barra de progresso colorida (verde/âmbar/vermelho) indicando quanto do rolo foi consumido.</w:t>
-      </w:r>
-    </w:p>
-    <w:p>
-      <w:pPr>
-        <w:pStyle w:val="ListParagraph"/>
-        <w:numPr>
-          <w:ilvl w:val="0"/>
-          <w:numId w:val="2"/>
-        </w:numPr>
-        <w:spacing w:after="60"/>
-      </w:pPr>
-      <w:r>
-        <w:rPr>
-          <w:rFonts w:ascii="Arial" w:cs="Arial" w:eastAsia="Arial" w:hAnsi="Arial"/>
-          <w:color w:val="1F2937"/>
-          <w:sz w:val="22"/>
-          <w:szCs w:val="22"/>
-        </w:rPr>
-        <w:t xml:space="preserve">Edição inline do peso atual restante.</w:t>
-      </w:r>
-    </w:p>
-    <w:p>
-      <w:pPr>
-        <w:pStyle w:val="ListParagraph"/>
-        <w:numPr>
-          <w:ilvl w:val="0"/>
-          <w:numId w:val="2"/>
-        </w:numPr>
-        <w:spacing w:after="60"/>
-      </w:pPr>
-      <w:r>
-        <w:rPr>
-          <w:rFonts w:ascii="Arial" w:cs="Arial" w:eastAsia="Arial" w:hAnsi="Arial"/>
-          <w:color w:val="1F2937"/>
-          <w:sz w:val="22"/>
-          <w:szCs w:val="22"/>
-        </w:rPr>
-        <w:t xml:space="preserve">Modal "Novo Material" com campos: nome, tipo, cor, preço pago, peso total, peso atual.</w:t>
-      </w:r>
-    </w:p>
-    <w:p>
-      <w:pPr>
-        <w:pStyle w:val="ListParagraph"/>
-        <w:numPr>
-          <w:ilvl w:val="0"/>
-          <w:numId w:val="2"/>
-        </w:numPr>
-        <w:spacing w:after="60"/>
-      </w:pPr>
-      <w:r>
-        <w:rPr>
-          <w:rFonts w:ascii="Arial" w:cs="Arial" w:eastAsia="Arial" w:hAnsi="Arial"/>
-          <w:color w:val="1F2937"/>
-          <w:sz w:val="22"/>
-          <w:szCs w:val="22"/>
-        </w:rPr>
-        <w:t xml:space="preserve">Materiais cadastrados aparecem como opção no select de filamentos de cada peça.</w:t>
-      </w:r>
-    </w:p>
-    <w:p>
-      <w:pPr>
-        <w:pStyle w:val="Heading2"/>
-        <w:spacing w:after="120" w:before="280"/>
-      </w:pPr>
-      <w:r>
-        <w:rPr>
-          <w:rFonts w:ascii="Arial" w:cs="Arial" w:eastAsia="Arial" w:hAnsi="Arial"/>
-          <w:b/>
-          <w:bCs/>
-          <w:color w:val="1F2937"/>
-          <w:sz w:val="28"/>
-          <w:szCs w:val="28"/>
-        </w:rPr>
-        <w:t xml:space="preserve">7.4 Aba Estoque</w:t>
-      </w:r>
-    </w:p>
-    <w:p>
-      <w:pPr>
-        <w:pStyle w:val="ListParagraph"/>
-        <w:numPr>
-          <w:ilvl w:val="0"/>
-          <w:numId w:val="2"/>
-        </w:numPr>
-        <w:spacing w:after="60"/>
-      </w:pPr>
-      <w:r>
-        <w:rPr>
-          <w:rFonts w:ascii="Arial" w:cs="Arial" w:eastAsia="Arial" w:hAnsi="Arial"/>
-          <w:color w:val="1F2937"/>
-          <w:sz w:val="22"/>
-          <w:szCs w:val="22"/>
-        </w:rPr>
-        <w:t xml:space="preserve">Lista de peças com controle de quantidade em estoque (input numérico direto).</w:t>
-      </w:r>
-    </w:p>
-    <w:p>
-      <w:pPr>
-        <w:pStyle w:val="ListParagraph"/>
-        <w:numPr>
-          <w:ilvl w:val="0"/>
-          <w:numId w:val="2"/>
-        </w:numPr>
-        <w:spacing w:after="60"/>
-      </w:pPr>
-      <w:r>
-        <w:rPr>
-          <w:rFonts w:ascii="Arial" w:cs="Arial" w:eastAsia="Arial" w:hAnsi="Arial"/>
-          <w:color w:val="1F2937"/>
-          <w:sz w:val="22"/>
-          <w:szCs w:val="22"/>
-        </w:rPr>
-        <w:t xml:space="preserve">Persistência automática via ProductContext.</w:t>
-      </w:r>
-    </w:p>
-    <w:p>
-      <w:pPr>
-        <w:pStyle w:val="Heading2"/>
-        <w:spacing w:after="120" w:before="280"/>
-      </w:pPr>
-      <w:r>
-        <w:rPr>
-          <w:rFonts w:ascii="Arial" w:cs="Arial" w:eastAsia="Arial" w:hAnsi="Arial"/>
-          <w:b/>
-          <w:bCs/>
-          <w:color w:val="1F2937"/>
-          <w:sz w:val="28"/>
-          <w:szCs w:val="28"/>
-        </w:rPr>
-        <w:t xml:space="preserve">7.5 Nova Peça (NovaModal)</w:t>
-      </w:r>
-    </w:p>
-    <w:p>
-      <w:pPr>
-        <w:pStyle w:val="ListParagraph"/>
-        <w:numPr>
-          <w:ilvl w:val="0"/>
-          <w:numId w:val="2"/>
-        </w:numPr>
-        <w:spacing w:after="60"/>
-      </w:pPr>
-      <w:r>
-        <w:rPr>
-          <w:rFonts w:ascii="Arial" w:cs="Arial" w:eastAsia="Arial" w:hAnsi="Arial"/>
-          <w:color w:val="1F2937"/>
-          <w:sz w:val="22"/>
-          <w:szCs w:val="22"/>
-        </w:rPr>
-        <w:t xml:space="preserve">Botão "Importar G-code" ou "+ Mesa N" no header — importação aditiva multi-cama.</w:t>
-      </w:r>
-    </w:p>
-    <w:p>
-      <w:pPr>
-        <w:pStyle w:val="ListParagraph"/>
-        <w:numPr>
-          <w:ilvl w:val="0"/>
-          <w:numId w:val="2"/>
-        </w:numPr>
-        <w:spacing w:after="60"/>
-      </w:pPr>
-      <w:r>
-        <w:rPr>
-          <w:rFonts w:ascii="Arial" w:cs="Arial" w:eastAsia="Arial" w:hAnsi="Arial"/>
-          <w:color w:val="1F2937"/>
-          <w:sz w:val="22"/>
-          <w:szCs w:val="22"/>
-        </w:rPr>
-        <w:t xml:space="preserve">Seção "Camas de Impressão" com cards removíveis de cada arquivo importado.</w:t>
-      </w:r>
-    </w:p>
-    <w:p>
-      <w:pPr>
-        <w:pStyle w:val="ListParagraph"/>
-        <w:numPr>
-          <w:ilvl w:val="0"/>
-          <w:numId w:val="2"/>
-        </w:numPr>
-        <w:spacing w:after="60"/>
-      </w:pPr>
-      <w:r>
-        <w:rPr>
-          <w:rFonts w:ascii="Arial" w:cs="Arial" w:eastAsia="Arial" w:hAnsi="Arial"/>
-          <w:color w:val="1F2937"/>
-          <w:sz w:val="22"/>
-          <w:szCs w:val="22"/>
-        </w:rPr>
-        <w:t xml:space="preserve">Lista dinâmica de filamentos: label livre, select de material cadastrado, peso, R$/kg, subtotal.</w:t>
-      </w:r>
-    </w:p>
-    <w:p>
-      <w:pPr>
-        <w:pStyle w:val="ListParagraph"/>
-        <w:numPr>
-          <w:ilvl w:val="0"/>
-          <w:numId w:val="2"/>
-        </w:numPr>
-        <w:spacing w:after="60"/>
-      </w:pPr>
-      <w:r>
-        <w:rPr>
-          <w:rFonts w:ascii="Arial" w:cs="Arial" w:eastAsia="Arial" w:hAnsi="Arial"/>
-          <w:color w:val="1F2937"/>
-          <w:sz w:val="22"/>
-          <w:szCs w:val="22"/>
-        </w:rPr>
-        <w:t xml:space="preserve">Lista dinâmica de acessórios com chips de sugestão rápida (Embalagem, Imã, LED, etc.).</w:t>
-      </w:r>
-    </w:p>
-    <w:p>
-      <w:pPr>
-        <w:pStyle w:val="ListParagraph"/>
-        <w:numPr>
-          <w:ilvl w:val="0"/>
-          <w:numId w:val="2"/>
-        </w:numPr>
-        <w:spacing w:after="60"/>
-      </w:pPr>
-      <w:r>
-        <w:rPr>
-          <w:rFonts w:ascii="Arial" w:cs="Arial" w:eastAsia="Arial" w:hAnsi="Arial"/>
-          <w:color w:val="1F2937"/>
-          <w:sz w:val="22"/>
-          <w:szCs w:val="22"/>
-        </w:rPr>
-        <w:t xml:space="preserve">Preview em tempo real de custos e preços durante o preenchimento.</w:t>
-      </w:r>
-    </w:p>
-    <w:p>
-      <w:pPr>
-        <w:pStyle w:val="ListParagraph"/>
-        <w:numPr>
-          <w:ilvl w:val="0"/>
-          <w:numId w:val="2"/>
-        </w:numPr>
-        <w:spacing w:after="60"/>
-      </w:pPr>
-      <w:r>
-        <w:rPr>
-          <w:rFonts w:ascii="Arial" w:cs="Arial" w:eastAsia="Arial" w:hAnsi="Arial"/>
-          <w:color w:val="1F2937"/>
-          <w:sz w:val="22"/>
-          <w:szCs w:val="22"/>
-        </w:rPr>
-        <w:t xml:space="preserve">Campo "Break-even markup mínimo" calculado automaticamente.</w:t>
-      </w:r>
-    </w:p>
-    <w:p>
-      <w:pPr>
-        <w:pStyle w:val="Heading2"/>
-        <w:spacing w:after="120" w:before="280"/>
-      </w:pPr>
-      <w:r>
-        <w:rPr>
-          <w:rFonts w:ascii="Arial" w:cs="Arial" w:eastAsia="Arial" w:hAnsi="Arial"/>
-          <w:b/>
-          <w:bCs/>
-          <w:color w:val="1F2937"/>
-          <w:sz w:val="28"/>
-          <w:szCs w:val="28"/>
-        </w:rPr>
-        <w:t xml:space="preserve">7.6 Editar Peça (EditProductModal)</w:t>
-      </w:r>
-    </w:p>
-    <w:p>
-      <w:pPr>
-        <w:pStyle w:val="ListParagraph"/>
-        <w:numPr>
-          <w:ilvl w:val="0"/>
-          <w:numId w:val="2"/>
-        </w:numPr>
-        <w:spacing w:after="60"/>
-      </w:pPr>
-      <w:r>
-        <w:rPr>
-          <w:rFonts w:ascii="Arial" w:cs="Arial" w:eastAsia="Arial" w:hAnsi="Arial"/>
-          <w:color w:val="1F2937"/>
-          <w:sz w:val="22"/>
-          <w:szCs w:val="22"/>
-        </w:rPr>
-        <w:t xml:space="preserve">Idêntico ao NovaModal mas pré-preenchido com todos os dados da peça existente.</w:t>
-      </w:r>
-    </w:p>
-    <w:p>
-      <w:pPr>
-        <w:pStyle w:val="ListParagraph"/>
-        <w:numPr>
-          <w:ilvl w:val="0"/>
-          <w:numId w:val="2"/>
-        </w:numPr>
-        <w:spacing w:after="60"/>
-      </w:pPr>
-      <w:r>
-        <w:rPr>
-          <w:rFonts w:ascii="Arial" w:cs="Arial" w:eastAsia="Arial" w:hAnsi="Arial"/>
-          <w:color w:val="1F2937"/>
-          <w:sz w:val="22"/>
-          <w:szCs w:val="22"/>
-        </w:rPr>
-        <w:t xml:space="preserve">Retrocompatibilidade: peças antigas (sem filamentos[]) são carregadas a partir de peso + filamentoCustoKg.</w:t>
-      </w:r>
-    </w:p>
-    <w:p>
-      <w:pPr>
-        <w:pStyle w:val="ListParagraph"/>
-        <w:numPr>
-          <w:ilvl w:val="0"/>
-          <w:numId w:val="2"/>
-        </w:numPr>
-        <w:spacing w:after="60"/>
-      </w:pPr>
-      <w:r>
-        <w:rPr>
-          <w:rFonts w:ascii="Arial" w:cs="Arial" w:eastAsia="Arial" w:hAnsi="Arial"/>
-          <w:color w:val="1F2937"/>
-          <w:sz w:val="22"/>
-          <w:szCs w:val="22"/>
-        </w:rPr>
-        <w:t xml:space="preserve">Botão "Reimportar G-code" ou "+ Mesa N" para atualizar dados com novo arquivo.</w:t>
-      </w:r>
-    </w:p>
-    <w:p>
-      <w:pPr>
-        <w:pStyle w:val="ListParagraph"/>
-        <w:numPr>
-          <w:ilvl w:val="0"/>
-          <w:numId w:val="2"/>
-        </w:numPr>
-        <w:spacing w:after="60"/>
-      </w:pPr>
-      <w:r>
-        <w:rPr>
-          <w:rFonts w:ascii="Arial" w:cs="Arial" w:eastAsia="Arial" w:hAnsi="Arial"/>
-          <w:color w:val="1F2937"/>
-          <w:sz w:val="22"/>
-          <w:szCs w:val="22"/>
-        </w:rPr>
-        <w:t xml:space="preserve">Gradiente indigo/roxo no header (diferente do emerald/teal do modal de criação).</w:t>
-      </w:r>
-    </w:p>
-    <w:p>
-      <w:pPr>
-        <w:pBdr>
-          <w:bottom w:val="single" w:color="E5E7EB" w:sz="4"/>
-        </w:pBdr>
-        <w:spacing w:after="200" w:before="200"/>
-      </w:pPr>
-    </w:p>
-    <w:p>
-      <w:pPr>
-        <w:pStyle w:val="Heading1"/>
-        <w:spacing w:after="160" w:before="360"/>
-      </w:pPr>
-      <w:r>
-        <w:rPr>
-          <w:rFonts w:ascii="Arial" w:cs="Arial" w:eastAsia="Arial" w:hAnsi="Arial"/>
-          <w:b/>
-          <w:bCs/>
-          <w:color w:val="4F46E5"/>
-          <w:sz w:val="36"/>
-          <w:szCs w:val="36"/>
-        </w:rPr>
-        <w:t xml:space="preserve">8. Persistência de Dados (localStorage)</w:t>
+          <w:sz w:val="24"/>
+          <w:szCs w:val="24"/>
+        </w:rPr>
+        <w:t xml:space="preserve">Preços e Lucro</w:t>
       </w:r>
     </w:p>
     <w:tbl>
@@ -5948,7 +6037,7 @@
                 <w:sz w:val="20"/>
                 <w:szCs w:val="20"/>
               </w:rPr>
-              <w:t xml:space="preserve">Chave localStorage</w:t>
+              <w:t xml:space="preserve">Resultado</w:t>
             </w:r>
           </w:p>
         </w:tc>
@@ -5979,7 +6068,7 @@
                 <w:sz w:val="20"/>
                 <w:szCs w:val="20"/>
               </w:rPr>
-              <w:t xml:space="preserve">Conteúdo</w:t>
+              <w:t xml:space="preserve">Fórmula</w:t>
             </w:r>
           </w:p>
         </w:tc>
@@ -6012,7 +6101,7 @@
                 <w:sz w:val="20"/>
                 <w:szCs w:val="20"/>
               </w:rPr>
-              <w:t xml:space="preserve">gestao3d_products</w:t>
+              <w:t xml:space="preserve">Preço consumidor</w:t>
             </w:r>
           </w:p>
         </w:tc>
@@ -6043,7 +6132,7 @@
                 <w:sz w:val="20"/>
                 <w:szCs w:val="20"/>
               </w:rPr>
-              <w:t xml:space="preserve">Array de Product[] — todas as peças</w:t>
+              <w:t xml:space="preserve">custoUn × markup</w:t>
             </w:r>
           </w:p>
         </w:tc>
@@ -6076,7 +6165,7 @@
                 <w:sz w:val="20"/>
                 <w:szCs w:val="20"/>
               </w:rPr>
-              <w:t xml:space="preserve">gestao3d_materials</w:t>
+              <w:t xml:space="preserve">Preço lojista</w:t>
             </w:r>
           </w:p>
         </w:tc>
@@ -6107,7 +6196,7 @@
                 <w:sz w:val="20"/>
                 <w:szCs w:val="20"/>
               </w:rPr>
-              <w:t xml:space="preserve">Array de Material[] — rolos cadastrados</w:t>
+              <w:t xml:space="preserve">precoConsumidor / 2</w:t>
             </w:r>
           </w:p>
         </w:tc>
@@ -6140,7 +6229,7 @@
                 <w:sz w:val="20"/>
                 <w:szCs w:val="20"/>
               </w:rPr>
-              <w:t xml:space="preserve">gestao3d_settings</w:t>
+              <w:t xml:space="preserve">Lucro líq. consumidor</w:t>
             </w:r>
           </w:p>
         </w:tc>
@@ -6171,7 +6260,135 @@
                 <w:sz w:val="20"/>
                 <w:szCs w:val="20"/>
               </w:rPr>
-              <w:t xml:space="preserve">Objeto AppSettings — configurações globais</w:t>
+              <w:t xml:space="preserve">(precoC - custoUn) - precoC × (imposto + txCartao + custoAnuncio)%</w:t>
+            </w:r>
+          </w:p>
+        </w:tc>
+      </w:tr>
+      <w:tr>
+        <w:tc>
+          <w:tcPr>
+            <w:tcW w:type="dxa" w:w="4000"/>
+            <w:tcBorders>
+              <w:top w:val="single" w:color="DDDDDD" w:sz="1"/>
+              <w:left w:val="single" w:color="DDDDDD" w:sz="1"/>
+              <w:bottom w:val="single" w:color="DDDDDD" w:sz="1"/>
+              <w:right w:val="single" w:color="DDDDDD" w:sz="1"/>
+            </w:tcBorders>
+            <w:shd w:fill="F3F4F6" w:val="clear"/>
+            <w:tcMar>
+              <w:top w:type="dxa" w:w="100"/>
+              <w:left w:type="dxa" w:w="160"/>
+              <w:bottom w:type="dxa" w:w="100"/>
+              <w:right w:type="dxa" w:w="160"/>
+            </w:tcMar>
+          </w:tcPr>
+          <w:p>
+            <w:r>
+              <w:rPr>
+                <w:rFonts w:ascii="Arial" w:cs="Arial" w:eastAsia="Arial" w:hAnsi="Arial"/>
+                <w:b w:val="false"/>
+                <w:bCs w:val="false"/>
+                <w:color w:val="1F2937"/>
+                <w:sz w:val="20"/>
+                <w:szCs w:val="20"/>
+              </w:rPr>
+              <w:t xml:space="preserve">Lucro líq. lojista</w:t>
+            </w:r>
+          </w:p>
+        </w:tc>
+        <w:tc>
+          <w:tcPr>
+            <w:tcW w:type="dxa" w:w="5360"/>
+            <w:tcBorders>
+              <w:top w:val="single" w:color="DDDDDD" w:sz="1"/>
+              <w:left w:val="single" w:color="DDDDDD" w:sz="1"/>
+              <w:bottom w:val="single" w:color="DDDDDD" w:sz="1"/>
+              <w:right w:val="single" w:color="DDDDDD" w:sz="1"/>
+            </w:tcBorders>
+            <w:shd w:fill="FFFFFF" w:val="clear"/>
+            <w:tcMar>
+              <w:top w:type="dxa" w:w="100"/>
+              <w:left w:type="dxa" w:w="160"/>
+              <w:bottom w:type="dxa" w:w="100"/>
+              <w:right w:type="dxa" w:w="160"/>
+            </w:tcMar>
+          </w:tcPr>
+          <w:p>
+            <w:r>
+              <w:rPr>
+                <w:rFonts w:ascii="Arial" w:cs="Arial" w:eastAsia="Arial" w:hAnsi="Arial"/>
+                <w:b w:val="false"/>
+                <w:bCs w:val="false"/>
+                <w:color w:val="6B7280"/>
+                <w:sz w:val="20"/>
+                <w:szCs w:val="20"/>
+              </w:rPr>
+              <w:t xml:space="preserve">(precoL - custoUn) - precoL × (imposto + txCartao)%</w:t>
+            </w:r>
+          </w:p>
+        </w:tc>
+      </w:tr>
+      <w:tr>
+        <w:tc>
+          <w:tcPr>
+            <w:tcW w:type="dxa" w:w="4000"/>
+            <w:tcBorders>
+              <w:top w:val="single" w:color="DDDDDD" w:sz="1"/>
+              <w:left w:val="single" w:color="DDDDDD" w:sz="1"/>
+              <w:bottom w:val="single" w:color="DDDDDD" w:sz="1"/>
+              <w:right w:val="single" w:color="DDDDDD" w:sz="1"/>
+            </w:tcBorders>
+            <w:shd w:fill="F3F4F6" w:val="clear"/>
+            <w:tcMar>
+              <w:top w:type="dxa" w:w="100"/>
+              <w:left w:type="dxa" w:w="160"/>
+              <w:bottom w:type="dxa" w:w="100"/>
+              <w:right w:type="dxa" w:w="160"/>
+            </w:tcMar>
+          </w:tcPr>
+          <w:p>
+            <w:r>
+              <w:rPr>
+                <w:rFonts w:ascii="Arial" w:cs="Arial" w:eastAsia="Arial" w:hAnsi="Arial"/>
+                <w:b w:val="false"/>
+                <w:bCs w:val="false"/>
+                <w:color w:val="1F2937"/>
+                <w:sz w:val="20"/>
+                <w:szCs w:val="20"/>
+              </w:rPr>
+              <w:t xml:space="preserve">Break-even markup</w:t>
+            </w:r>
+          </w:p>
+        </w:tc>
+        <w:tc>
+          <w:tcPr>
+            <w:tcW w:type="dxa" w:w="5360"/>
+            <w:tcBorders>
+              <w:top w:val="single" w:color="DDDDDD" w:sz="1"/>
+              <w:left w:val="single" w:color="DDDDDD" w:sz="1"/>
+              <w:bottom w:val="single" w:color="DDDDDD" w:sz="1"/>
+              <w:right w:val="single" w:color="DDDDDD" w:sz="1"/>
+            </w:tcBorders>
+            <w:shd w:fill="FFFFFF" w:val="clear"/>
+            <w:tcMar>
+              <w:top w:type="dxa" w:w="100"/>
+              <w:left w:type="dxa" w:w="160"/>
+              <w:bottom w:type="dxa" w:w="100"/>
+              <w:right w:type="dxa" w:w="160"/>
+            </w:tcMar>
+          </w:tcPr>
+          <w:p>
+            <w:r>
+              <w:rPr>
+                <w:rFonts w:ascii="Arial" w:cs="Arial" w:eastAsia="Arial" w:hAnsi="Arial"/>
+                <w:b w:val="false"/>
+                <w:bCs w:val="false"/>
+                <w:color w:val="6B7280"/>
+                <w:sz w:val="20"/>
+                <w:szCs w:val="20"/>
+              </w:rPr>
+              <w:t xml:space="preserve">1 / (1 - totalDescontos%) — markup mínimo sem prejuízo</w:t>
             </w:r>
           </w:p>
         </w:tc>
@@ -6179,6 +6396,28 @@
     </w:tbl>
     <w:p>
       <w:pPr>
+        <w:spacing w:before="240"/>
+      </w:pPr>
+    </w:p>
+    <w:p>
+      <w:pPr>
+        <w:pStyle w:val="Heading2"/>
+        <w:spacing w:after="120" w:before="280"/>
+      </w:pPr>
+      <w:r>
+        <w:rPr>
+          <w:rFonts w:ascii="Arial" w:cs="Arial" w:eastAsia="Arial" w:hAnsi="Arial"/>
+          <w:b/>
+          <w:bCs/>
+          <w:color w:val="1F2937"/>
+          <w:sz w:val="28"/>
+          <w:szCs w:val="28"/>
+        </w:rPr>
+        <w:t xml:space="preserve">[v2] 5.2 Cálculo de Markup a partir da Margem-Alvo</w:t>
+      </w:r>
+    </w:p>
+    <w:p>
+      <w:pPr>
         <w:spacing w:after="120"/>
       </w:pPr>
       <w:r>
@@ -6188,7 +6427,279 @@
           <w:sz w:val="22"/>
           <w:szCs w:val="22"/>
         </w:rPr>
-        <w:t xml:space="preserve">A serialização ocorre via JSON.stringify em cada mutação. A inicialização usa useState lazy: () =&gt; JSON.parse(localStorage.getItem(key)) ?? defaultValue. Todos os dados persistem entre sessões sem necessidade de servidor.</w:t>
+        <w:t xml:space="preserve">Nova função calcMarkupFromMargem em calc.ts que inverte a fórmula de margem para derivar o markup necessário:</w:t>
+      </w:r>
+    </w:p>
+    <w:p>
+      <w:pPr>
+        <w:shd w:fill="F1F5F9" w:val="clear"/>
+        <w:spacing w:after="40"/>
+        <w:ind w:left="360"/>
+      </w:pPr>
+      <w:r>
+        <w:rPr>
+          <w:rFonts w:ascii="Courier New" w:cs="Courier New" w:eastAsia="Courier New" w:hAnsi="Courier New"/>
+          <w:color w:val="334155"/>
+          <w:sz w:val="18"/>
+          <w:szCs w:val="18"/>
+        </w:rPr>
+        <w:t xml:space="preserve">export function calcMarkupFromMargem(</w:t>
+      </w:r>
+    </w:p>
+    <w:p>
+      <w:pPr>
+        <w:shd w:fill="F1F5F9" w:val="clear"/>
+        <w:spacing w:after="40"/>
+        <w:ind w:left="360"/>
+      </w:pPr>
+      <w:r>
+        <w:rPr>
+          <w:rFonts w:ascii="Courier New" w:cs="Courier New" w:eastAsia="Courier New" w:hAnsi="Courier New"/>
+          <w:color w:val="334155"/>
+          <w:sz w:val="18"/>
+          <w:szCs w:val="18"/>
+        </w:rPr>
+        <w:t xml:space="preserve">  margemAlvo: number,   // % de margem desejada (ex: 40)</w:t>
+      </w:r>
+    </w:p>
+    <w:p>
+      <w:pPr>
+        <w:shd w:fill="F1F5F9" w:val="clear"/>
+        <w:spacing w:after="40"/>
+        <w:ind w:left="360"/>
+      </w:pPr>
+      <w:r>
+        <w:rPr>
+          <w:rFonts w:ascii="Courier New" w:cs="Courier New" w:eastAsia="Courier New" w:hAnsi="Courier New"/>
+          <w:color w:val="334155"/>
+          <w:sz w:val="18"/>
+          <w:szCs w:val="18"/>
+        </w:rPr>
+        <w:t xml:space="preserve">  imposto: number,      // %</w:t>
+      </w:r>
+    </w:p>
+    <w:p>
+      <w:pPr>
+        <w:shd w:fill="F1F5F9" w:val="clear"/>
+        <w:spacing w:after="40"/>
+        <w:ind w:left="360"/>
+      </w:pPr>
+      <w:r>
+        <w:rPr>
+          <w:rFonts w:ascii="Courier New" w:cs="Courier New" w:eastAsia="Courier New" w:hAnsi="Courier New"/>
+          <w:color w:val="334155"/>
+          <w:sz w:val="18"/>
+          <w:szCs w:val="18"/>
+        </w:rPr>
+        <w:t xml:space="preserve">  txCartao: number,     // %</w:t>
+      </w:r>
+    </w:p>
+    <w:p>
+      <w:pPr>
+        <w:shd w:fill="F1F5F9" w:val="clear"/>
+        <w:spacing w:after="40"/>
+        <w:ind w:left="360"/>
+      </w:pPr>
+      <w:r>
+        <w:rPr>
+          <w:rFonts w:ascii="Courier New" w:cs="Courier New" w:eastAsia="Courier New" w:hAnsi="Courier New"/>
+          <w:color w:val="334155"/>
+          <w:sz w:val="18"/>
+          <w:szCs w:val="18"/>
+        </w:rPr>
+        <w:t xml:space="preserve">  custoAnuncio: number  // %</w:t>
+      </w:r>
+    </w:p>
+    <w:p>
+      <w:pPr>
+        <w:shd w:fill="F1F5F9" w:val="clear"/>
+        <w:spacing w:after="40"/>
+        <w:ind w:left="360"/>
+      </w:pPr>
+      <w:r>
+        <w:rPr>
+          <w:rFonts w:ascii="Courier New" w:cs="Courier New" w:eastAsia="Courier New" w:hAnsi="Courier New"/>
+          <w:color w:val="334155"/>
+          <w:sz w:val="18"/>
+          <w:szCs w:val="18"/>
+        </w:rPr>
+        <w:t xml:space="preserve">): number {</w:t>
+      </w:r>
+    </w:p>
+    <w:p>
+      <w:pPr>
+        <w:shd w:fill="F1F5F9" w:val="clear"/>
+        <w:spacing w:after="40"/>
+        <w:ind w:left="360"/>
+      </w:pPr>
+      <w:r>
+        <w:rPr>
+          <w:rFonts w:ascii="Courier New" w:cs="Courier New" w:eastAsia="Courier New" w:hAnsi="Courier New"/>
+          <w:color w:val="334155"/>
+          <w:sz w:val="18"/>
+          <w:szCs w:val="18"/>
+        </w:rPr>
+        <w:t xml:space="preserve">  const descontos = (imposto + txCartao + custoAnuncio) / 100;</w:t>
+      </w:r>
+    </w:p>
+    <w:p>
+      <w:pPr>
+        <w:shd w:fill="F1F5F9" w:val="clear"/>
+        <w:spacing w:after="40"/>
+        <w:ind w:left="360"/>
+      </w:pPr>
+      <w:r>
+        <w:rPr>
+          <w:rFonts w:ascii="Courier New" w:cs="Courier New" w:eastAsia="Courier New" w:hAnsi="Courier New"/>
+          <w:color w:val="334155"/>
+          <w:sz w:val="18"/>
+          <w:szCs w:val="18"/>
+        </w:rPr>
+        <w:t xml:space="preserve">  const denom = (1 - descontos) - margemAlvo / 100;</w:t>
+      </w:r>
+    </w:p>
+    <w:p>
+      <w:pPr>
+        <w:shd w:fill="F1F5F9" w:val="clear"/>
+        <w:spacing w:after="40"/>
+        <w:ind w:left="360"/>
+      </w:pPr>
+      <w:r>
+        <w:rPr>
+          <w:rFonts w:ascii="Courier New" w:cs="Courier New" w:eastAsia="Courier New" w:hAnsi="Courier New"/>
+          <w:color w:val="334155"/>
+          <w:sz w:val="18"/>
+          <w:szCs w:val="18"/>
+        </w:rPr>
+        <w:t xml:space="preserve">  if (denom &lt;= 0) return 999; // margem inatingível</w:t>
+      </w:r>
+    </w:p>
+    <w:p>
+      <w:pPr>
+        <w:shd w:fill="F1F5F9" w:val="clear"/>
+        <w:spacing w:after="40"/>
+        <w:ind w:left="360"/>
+      </w:pPr>
+      <w:r>
+        <w:rPr>
+          <w:rFonts w:ascii="Courier New" w:cs="Courier New" w:eastAsia="Courier New" w:hAnsi="Courier New"/>
+          <w:color w:val="334155"/>
+          <w:sz w:val="18"/>
+          <w:szCs w:val="18"/>
+        </w:rPr>
+        <w:t xml:space="preserve">  return +Math.max(1, 1 / denom).toFixed(2);</w:t>
+      </w:r>
+    </w:p>
+    <w:p>
+      <w:pPr>
+        <w:shd w:fill="F1F5F9" w:val="clear"/>
+        <w:spacing w:after="40"/>
+        <w:ind w:left="360"/>
+      </w:pPr>
+      <w:r>
+        <w:rPr>
+          <w:rFonts w:ascii="Courier New" w:cs="Courier New" w:eastAsia="Courier New" w:hAnsi="Courier New"/>
+          <w:color w:val="334155"/>
+          <w:sz w:val="18"/>
+          <w:szCs w:val="18"/>
+        </w:rPr>
+        <w:t xml:space="preserve">}</w:t>
+      </w:r>
+    </w:p>
+    <w:p>
+      <w:pPr>
+        <w:spacing w:after="120"/>
+      </w:pPr>
+      <w:r>
+        <w:rPr>
+          <w:rFonts w:ascii="Arial" w:cs="Arial" w:eastAsia="Arial" w:hAnsi="Arial"/>
+          <w:color w:val="1F2937"/>
+          <w:sz w:val="22"/>
+          <w:szCs w:val="22"/>
+        </w:rPr>
+        <w:t xml:space="preserve">Derivação algébrica: partindo de margem = (1 - descontos) - 1/markup, isolando markup: markup = 1 / ((1 - descontos) - margem/100). O denominador &lt;= 0 significa que a margem almejada é impossível mesmo com markup infinito — retorna 999 como sinalizador.</w:t>
+      </w:r>
+    </w:p>
+    <w:p>
+      <w:pPr>
+        <w:spacing w:before="240"/>
+      </w:pPr>
+    </w:p>
+    <w:p>
+      <w:pPr>
+        <w:pStyle w:val="Heading2"/>
+        <w:spacing w:after="120" w:before="280"/>
+      </w:pPr>
+      <w:r>
+        <w:rPr>
+          <w:rFonts w:ascii="Arial" w:cs="Arial" w:eastAsia="Arial" w:hAnsi="Arial"/>
+          <w:b/>
+          <w:bCs/>
+          <w:color w:val="1F2937"/>
+          <w:sz w:val="28"/>
+          <w:szCs w:val="28"/>
+        </w:rPr>
+        <w:t xml:space="preserve">[v2] 5.3 Custo de Mão de Obra</w:t>
+      </w:r>
+    </w:p>
+    <w:p>
+      <w:pPr>
+        <w:spacing w:after="120"/>
+      </w:pPr>
+      <w:r>
+        <w:rPr>
+          <w:rFonts w:ascii="Arial" w:cs="Arial" w:eastAsia="Arial" w:hAnsi="Arial"/>
+          <w:color w:val="1F2937"/>
+          <w:sz w:val="22"/>
+          <w:szCs w:val="22"/>
+        </w:rPr>
+        <w:t xml:space="preserve">Nova função calcCustoMaoObra retorna o custo de mão de obra pós-impressão:</w:t>
+      </w:r>
+    </w:p>
+    <w:p>
+      <w:pPr>
+        <w:shd w:fill="F1F5F9" w:val="clear"/>
+        <w:spacing w:after="40"/>
+        <w:ind w:left="360"/>
+      </w:pPr>
+      <w:r>
+        <w:rPr>
+          <w:rFonts w:ascii="Courier New" w:cs="Courier New" w:eastAsia="Courier New" w:hAnsi="Courier New"/>
+          <w:color w:val="334155"/>
+          <w:sz w:val="18"/>
+          <w:szCs w:val="18"/>
+        </w:rPr>
+        <w:t xml:space="preserve">export const calcCustoMaoObra = (taxa: number, horas: number): number =&gt;</w:t>
+      </w:r>
+    </w:p>
+    <w:p>
+      <w:pPr>
+        <w:shd w:fill="F1F5F9" w:val="clear"/>
+        <w:spacing w:after="40"/>
+        <w:ind w:left="360"/>
+      </w:pPr>
+      <w:r>
+        <w:rPr>
+          <w:rFonts w:ascii="Courier New" w:cs="Courier New" w:eastAsia="Courier New" w:hAnsi="Courier New"/>
+          <w:color w:val="334155"/>
+          <w:sz w:val="18"/>
+          <w:szCs w:val="18"/>
+        </w:rPr>
+        <w:t xml:space="preserve">  +(taxa * horas).toFixed(2);</w:t>
+      </w:r>
+    </w:p>
+    <w:p>
+      <w:pPr>
+        <w:spacing w:after="120"/>
+      </w:pPr>
+      <w:r>
+        <w:rPr>
+          <w:rFonts w:ascii="Arial" w:cs="Arial" w:eastAsia="Arial" w:hAnsi="Arial"/>
+          <w:color w:val="1F2937"/>
+          <w:sz w:val="22"/>
+          <w:szCs w:val="22"/>
+        </w:rPr>
+        <w:t xml:space="preserve">O valor retornado é somado ao custoBase antes da aplicação da taxa de falhas, compondo corretamente o custo por unidade. O CalcResult agora expõe o campo custoMaoObra para exibição no detalhamento de custos.</w:t>
       </w:r>
     </w:p>
     <w:p>
@@ -6213,402 +6724,64 @@
           <w:sz w:val="36"/>
           <w:szCs w:val="36"/>
         </w:rPr>
-        <w:t xml:space="preserve">9. Exportação de Relatório PDF</w:t>
-      </w:r>
-    </w:p>
-    <w:p>
-      <w:pPr>
-        <w:spacing w:after="120"/>
-      </w:pPr>
-      <w:r>
-        <w:rPr>
-          <w:rFonts w:ascii="Arial" w:cs="Arial" w:eastAsia="Arial" w:hAnsi="Arial"/>
-          <w:color w:val="1F2937"/>
+        <w:t xml:space="preserve">6. [v2] CanaisContext — Canais de Venda Dinâmicos</w:t>
+      </w:r>
+    </w:p>
+    <w:p>
+      <w:pPr>
+        <w:pBdr>
+          <w:left w:val="single" w:color="22C55E" w:sz="12"/>
+        </w:pBdr>
+        <w:shd w:fill="F0FDF4" w:val="clear"/>
+        <w:spacing w:after="0" w:before="80"/>
+        <w:ind w:left="200"/>
+      </w:pPr>
+      <w:r>
+        <w:rPr>
+          <w:rFonts w:ascii="Arial" w:cs="Arial" w:eastAsia="Arial" w:hAnsi="Arial"/>
+          <w:b/>
+          <w:bCs/>
+          <w:color w:val="15803D"/>
           <w:sz w:val="22"/>
           <w:szCs w:val="22"/>
         </w:rPr>
-        <w:t xml:space="preserve">Implementado em src/utils/exportPdf.ts usando jsPDF + jsPDF-AutoTable com importação dinâmica (dynamic import) para evitar impacto no bundle inicial.</w:t>
-      </w:r>
-    </w:p>
-    <w:p>
-      <w:pPr>
-        <w:pStyle w:val="ListParagraph"/>
-        <w:numPr>
-          <w:ilvl w:val="0"/>
-          <w:numId w:val="2"/>
-        </w:numPr>
-        <w:spacing w:after="60"/>
-      </w:pPr>
-      <w:r>
-        <w:rPr>
-          <w:rFonts w:ascii="Arial" w:cs="Arial" w:eastAsia="Arial" w:hAnsi="Arial"/>
-          <w:color w:val="1F2937"/>
-          <w:sz w:val="22"/>
-          <w:szCs w:val="22"/>
-        </w:rPr>
-        <w:t xml:space="preserve">Orientação A4 paisagem com cabeçalho em gradiente indigo.</w:t>
-      </w:r>
-    </w:p>
-    <w:p>
-      <w:pPr>
-        <w:pStyle w:val="ListParagraph"/>
-        <w:numPr>
-          <w:ilvl w:val="0"/>
-          <w:numId w:val="2"/>
-        </w:numPr>
-        <w:spacing w:after="60"/>
-      </w:pPr>
-      <w:r>
-        <w:rPr>
-          <w:rFonts w:ascii="Arial" w:cs="Arial" w:eastAsia="Arial" w:hAnsi="Arial"/>
-          <w:color w:val="1F2937"/>
-          <w:sz w:val="22"/>
-          <w:szCs w:val="22"/>
-        </w:rPr>
-        <w:t xml:space="preserve">Bloco de KPIs (total de peças, lucro total C e L, markup médio).</w:t>
-      </w:r>
-    </w:p>
-    <w:p>
-      <w:pPr>
-        <w:pStyle w:val="ListParagraph"/>
-        <w:numPr>
-          <w:ilvl w:val="0"/>
-          <w:numId w:val="2"/>
-        </w:numPr>
-        <w:spacing w:after="60"/>
-      </w:pPr>
-      <w:r>
-        <w:rPr>
-          <w:rFonts w:ascii="Arial" w:cs="Arial" w:eastAsia="Arial" w:hAnsi="Arial"/>
-          <w:color w:val="1F2937"/>
-          <w:sz w:val="22"/>
-          <w:szCs w:val="22"/>
-        </w:rPr>
-        <w:t xml:space="preserve">Tabela completa com todas as peças: custo, markup, preços, lucros, margens.</w:t>
-      </w:r>
-    </w:p>
-    <w:p>
-      <w:pPr>
-        <w:pStyle w:val="ListParagraph"/>
-        <w:numPr>
-          <w:ilvl w:val="0"/>
-          <w:numId w:val="2"/>
-        </w:numPr>
-        <w:spacing w:after="60"/>
-      </w:pPr>
-      <w:r>
-        <w:rPr>
-          <w:rFonts w:ascii="Arial" w:cs="Arial" w:eastAsia="Arial" w:hAnsi="Arial"/>
-          <w:color w:val="1F2937"/>
-          <w:sz w:val="22"/>
-          <w:szCs w:val="22"/>
-        </w:rPr>
-        <w:t xml:space="preserve">Resumo financeiro ao final da tabela.</w:t>
-      </w:r>
-    </w:p>
-    <w:p>
-      <w:pPr>
-        <w:pStyle w:val="ListParagraph"/>
-        <w:numPr>
-          <w:ilvl w:val="0"/>
-          <w:numId w:val="2"/>
-        </w:numPr>
-        <w:spacing w:after="60"/>
-      </w:pPr>
-      <w:r>
-        <w:rPr>
-          <w:rFonts w:ascii="Arial" w:cs="Arial" w:eastAsia="Arial" w:hAnsi="Arial"/>
-          <w:color w:val="1F2937"/>
-          <w:sz w:val="22"/>
-          <w:szCs w:val="22"/>
-        </w:rPr>
-        <w:t xml:space="preserve">Divisão de código (code splitting) no Vite: chunk separado "pdf" apenas carregado ao clicar.</w:t>
+        <w:t xml:space="preserve">✅ NOVO — CanaisContext (src/contexts/CanaisContext.tsx)</w:t>
       </w:r>
     </w:p>
     <w:p>
       <w:pPr>
         <w:pBdr>
-          <w:bottom w:val="single" w:color="E5E7EB" w:sz="4"/>
+          <w:left w:val="single" w:color="22C55E" w:sz="12"/>
         </w:pBdr>
-        <w:spacing w:after="200" w:before="200"/>
-      </w:pPr>
-    </w:p>
-    <w:p>
-      <w:pPr>
-        <w:pStyle w:val="Heading1"/>
-        <w:spacing w:after="160" w:before="360"/>
+        <w:shd w:fill="F0FDF4" w:val="clear"/>
+        <w:spacing w:after="120"/>
+        <w:ind w:left="200"/>
+      </w:pPr>
+      <w:r>
+        <w:rPr>
+          <w:rFonts w:ascii="Arial" w:cs="Arial" w:eastAsia="Arial" w:hAnsi="Arial"/>
+          <w:color w:val="166534"/>
+          <w:sz w:val="20"/>
+          <w:szCs w:val="20"/>
+        </w:rPr>
+        <w:t xml:space="preserve">Context completamente novo na v2. Gerencia a lista de canais de venda com persistência automática em localStorage.</w:t>
+      </w:r>
+    </w:p>
+    <w:p>
+      <w:pPr>
+        <w:pStyle w:val="Heading2"/>
+        <w:spacing w:after="120" w:before="280"/>
       </w:pPr>
       <w:r>
         <w:rPr>
           <w:rFonts w:ascii="Arial" w:cs="Arial" w:eastAsia="Arial" w:hAnsi="Arial"/>
           <w:b/>
           <w:bCs/>
-          <w:color w:val="4F46E5"/>
-          <w:sz w:val="36"/>
-          <w:szCs w:val="36"/>
-        </w:rPr>
-        <w:t xml:space="preserve">10. Camada de Serviços (api.ts)</w:t>
-      </w:r>
-    </w:p>
-    <w:p>
-      <w:pPr>
-        <w:spacing w:after="120"/>
-      </w:pPr>
-      <w:r>
-        <w:rPr>
-          <w:rFonts w:ascii="Arial" w:cs="Arial" w:eastAsia="Arial" w:hAnsi="Arial"/>
-          <w:color w:val="1F2937"/>
-          <w:sz w:val="22"/>
-          <w:szCs w:val="22"/>
-        </w:rPr>
-        <w:t xml:space="preserve">src/services/api.ts implementa uma API assíncrona simulada com setTimeout (120ms de latência artificial), estruturada para migração futura a uma API real (FastAPI, Supabase, etc.) sem alterar os components.</w:t>
-      </w:r>
-    </w:p>
-    <w:p>
-      <w:pPr>
-        <w:shd w:fill="F1F5F9" w:val="clear"/>
-        <w:spacing w:after="40"/>
-        <w:ind w:left="360"/>
-      </w:pPr>
-      <w:r>
-        <w:rPr>
-          <w:rFonts w:ascii="Courier New" w:cs="Courier New" w:eastAsia="Courier New" w:hAnsi="Courier New"/>
-          <w:color w:val="334155"/>
-          <w:sz w:val="18"/>
-          <w:szCs w:val="18"/>
-        </w:rPr>
-        <w:t xml:space="preserve">api.products.list()   → Promise&lt;Product[]&gt;</w:t>
-      </w:r>
-    </w:p>
-    <w:p>
-      <w:pPr>
-        <w:shd w:fill="F1F5F9" w:val="clear"/>
-        <w:spacing w:after="40"/>
-        <w:ind w:left="360"/>
-      </w:pPr>
-      <w:r>
-        <w:rPr>
-          <w:rFonts w:ascii="Courier New" w:cs="Courier New" w:eastAsia="Courier New" w:hAnsi="Courier New"/>
-          <w:color w:val="334155"/>
-          <w:sz w:val="18"/>
-          <w:szCs w:val="18"/>
-        </w:rPr>
-        <w:t xml:space="preserve">api.products.create() → Promise&lt;Product&gt;</w:t>
-      </w:r>
-    </w:p>
-    <w:p>
-      <w:pPr>
-        <w:shd w:fill="F1F5F9" w:val="clear"/>
-        <w:spacing w:after="40"/>
-        <w:ind w:left="360"/>
-      </w:pPr>
-      <w:r>
-        <w:rPr>
-          <w:rFonts w:ascii="Courier New" w:cs="Courier New" w:eastAsia="Courier New" w:hAnsi="Courier New"/>
-          <w:color w:val="334155"/>
-          <w:sz w:val="18"/>
-          <w:szCs w:val="18"/>
-        </w:rPr>
-        <w:t xml:space="preserve">api.products.update() → Promise&lt;Product&gt;</w:t>
-      </w:r>
-    </w:p>
-    <w:p>
-      <w:pPr>
-        <w:shd w:fill="F1F5F9" w:val="clear"/>
-        <w:spacing w:after="40"/>
-        <w:ind w:left="360"/>
-      </w:pPr>
-      <w:r>
-        <w:rPr>
-          <w:rFonts w:ascii="Courier New" w:cs="Courier New" w:eastAsia="Courier New" w:hAnsi="Courier New"/>
-          <w:color w:val="334155"/>
-          <w:sz w:val="18"/>
-          <w:szCs w:val="18"/>
-        </w:rPr>
-        <w:t xml:space="preserve">api.products.remove() → Promise&lt;void&gt;</w:t>
-      </w:r>
-    </w:p>
-    <w:p>
-      <w:pPr>
-        <w:shd w:fill="F1F5F9" w:val="clear"/>
-        <w:spacing w:after="40"/>
-        <w:ind w:left="360"/>
-      </w:pPr>
-      <w:r>
-        <w:rPr>
-          <w:rFonts w:ascii="Courier New" w:cs="Courier New" w:eastAsia="Courier New" w:hAnsi="Courier New"/>
-          <w:color w:val="334155"/>
-          <w:sz w:val="18"/>
-          <w:szCs w:val="18"/>
-        </w:rPr>
-        <w:t xml:space="preserve">api.materials.*       → mesma estrutura</w:t>
-      </w:r>
-    </w:p>
-    <w:p>
-      <w:pPr>
-        <w:shd w:fill="F1F5F9" w:val="clear"/>
-        <w:spacing w:after="40"/>
-        <w:ind w:left="360"/>
-      </w:pPr>
-      <w:r>
-        <w:rPr>
-          <w:rFonts w:ascii="Courier New" w:cs="Courier New" w:eastAsia="Courier New" w:hAnsi="Courier New"/>
-          <w:color w:val="334155"/>
-          <w:sz w:val="18"/>
-          <w:szCs w:val="18"/>
-        </w:rPr>
-        <w:t xml:space="preserve">api.settings.*        → mesma estrutura</w:t>
-      </w:r>
-    </w:p>
-    <w:p>
-      <w:pPr>
-        <w:pBdr>
-          <w:bottom w:val="single" w:color="E5E7EB" w:sz="4"/>
-        </w:pBdr>
-        <w:spacing w:after="200" w:before="200"/>
-      </w:pPr>
-    </w:p>
-    <w:p>
-      <w:pPr>
-        <w:pStyle w:val="Heading1"/>
-        <w:spacing w:after="160" w:before="360"/>
-      </w:pPr>
-      <w:r>
-        <w:rPr>
-          <w:rFonts w:ascii="Arial" w:cs="Arial" w:eastAsia="Arial" w:hAnsi="Arial"/>
-          <w:b/>
-          <w:bCs/>
-          <w:color w:val="4F46E5"/>
-          <w:sz w:val="36"/>
-          <w:szCs w:val="36"/>
-        </w:rPr>
-        <w:t xml:space="preserve">11. Deploy (Vercel)</w:t>
-      </w:r>
-    </w:p>
-    <w:p>
-      <w:pPr>
-        <w:spacing w:after="120"/>
-      </w:pPr>
-      <w:r>
-        <w:rPr>
-          <w:rFonts w:ascii="Arial" w:cs="Arial" w:eastAsia="Arial" w:hAnsi="Arial"/>
-          <w:color w:val="1F2937"/>
-          <w:sz w:val="22"/>
-          <w:szCs w:val="22"/>
-        </w:rPr>
-        <w:t xml:space="preserve">O arquivo vercel.json configura o projeto como SPA com rewrite de todas as rotas para index.html:</w:t>
-      </w:r>
-    </w:p>
-    <w:p>
-      <w:pPr>
-        <w:shd w:fill="F1F5F9" w:val="clear"/>
-        <w:spacing w:after="40"/>
-        <w:ind w:left="360"/>
-      </w:pPr>
-      <w:r>
-        <w:rPr>
-          <w:rFonts w:ascii="Courier New" w:cs="Courier New" w:eastAsia="Courier New" w:hAnsi="Courier New"/>
-          <w:color w:val="334155"/>
-          <w:sz w:val="18"/>
-          <w:szCs w:val="18"/>
-        </w:rPr>
-        <w:t xml:space="preserve">{ "rewrites": [{ "source": "/(.*)", "destination": "/index.html" }] }</w:t>
-      </w:r>
-    </w:p>
-    <w:p>
-      <w:pPr>
-        <w:pStyle w:val="ListParagraph"/>
-        <w:numPr>
-          <w:ilvl w:val="0"/>
-          <w:numId w:val="2"/>
-        </w:numPr>
-        <w:spacing w:after="60"/>
-      </w:pPr>
-      <w:r>
-        <w:rPr>
-          <w:rFonts w:ascii="Arial" w:cs="Arial" w:eastAsia="Arial" w:hAnsi="Arial"/>
-          <w:color w:val="1F2937"/>
-          <w:sz w:val="22"/>
-          <w:szCs w:val="22"/>
-        </w:rPr>
-        <w:t xml:space="preserve">Build: npm run build (executa tsc -b &amp;&amp; vite build).</w:t>
-      </w:r>
-    </w:p>
-    <w:p>
-      <w:pPr>
-        <w:pStyle w:val="ListParagraph"/>
-        <w:numPr>
-          <w:ilvl w:val="0"/>
-          <w:numId w:val="2"/>
-        </w:numPr>
-        <w:spacing w:after="60"/>
-      </w:pPr>
-      <w:r>
-        <w:rPr>
-          <w:rFonts w:ascii="Arial" w:cs="Arial" w:eastAsia="Arial" w:hAnsi="Arial"/>
-          <w:color w:val="1F2937"/>
-          <w:sz w:val="22"/>
-          <w:szCs w:val="22"/>
-        </w:rPr>
-        <w:t xml:space="preserve">Variáveis de ambiente: VITE_API_URL, VITE_DATA_MODE, VITE_APP_VERSION (documentadas em .env.example).</w:t>
-      </w:r>
-    </w:p>
-    <w:p>
-      <w:pPr>
-        <w:pStyle w:val="ListParagraph"/>
-        <w:numPr>
-          <w:ilvl w:val="0"/>
-          <w:numId w:val="2"/>
-        </w:numPr>
-        <w:spacing w:after="60"/>
-      </w:pPr>
-      <w:r>
-        <w:rPr>
-          <w:rFonts w:ascii="Arial" w:cs="Arial" w:eastAsia="Arial" w:hAnsi="Arial"/>
-          <w:color w:val="1F2937"/>
-          <w:sz w:val="22"/>
-          <w:szCs w:val="22"/>
-        </w:rPr>
-        <w:t xml:space="preserve">Chunks gerados: vendor (React/Recharts), charts (Recharts), pdf (jsPDF — lazy).</w:t>
-      </w:r>
-    </w:p>
-    <w:p>
-      <w:pPr>
-        <w:pBdr>
-          <w:bottom w:val="single" w:color="E5E7EB" w:sz="4"/>
-        </w:pBdr>
-        <w:spacing w:after="200" w:before="200"/>
-      </w:pPr>
-    </w:p>
-    <w:p>
-      <w:pPr>
-        <w:pStyle w:val="Heading1"/>
-        <w:spacing w:after="160" w:before="360"/>
-      </w:pPr>
-      <w:r>
-        <w:rPr>
-          <w:rFonts w:ascii="Arial" w:cs="Arial" w:eastAsia="Arial" w:hAnsi="Arial"/>
-          <w:b/>
-          <w:bCs/>
-          <w:color w:val="4F46E5"/>
-          <w:sz w:val="36"/>
-          <w:szCs w:val="36"/>
-        </w:rPr>
-        <w:t xml:space="preserve">12. Configurações Globais (AppSettings)</w:t>
-      </w:r>
-    </w:p>
-    <w:p>
-      <w:pPr>
-        <w:spacing w:after="120"/>
-      </w:pPr>
-      <w:r>
-        <w:rPr>
-          <w:rFonts w:ascii="Arial" w:cs="Arial" w:eastAsia="Arial" w:hAnsi="Arial"/>
-          <w:color w:val="1F2937"/>
-          <w:sz w:val="22"/>
-          <w:szCs w:val="22"/>
-        </w:rPr>
-        <w:t xml:space="preserve">Acessadas via SettingsContext em qualquer componente. Usadas como padrão no formulário de nova peça:</w:t>
+          <w:color w:val="1F2937"/>
+          <w:sz w:val="28"/>
+          <w:szCs w:val="28"/>
+        </w:rPr>
+        <w:t xml:space="preserve">Interface CanaisContextType</w:t>
       </w:r>
     </w:p>
     <w:tbl>
@@ -6655,7 +6828,7 @@
                 <w:sz w:val="20"/>
                 <w:szCs w:val="20"/>
               </w:rPr>
-              <w:t xml:space="preserve">Parâmetro</w:t>
+              <w:t xml:space="preserve">Método/Propriedade</w:t>
             </w:r>
           </w:p>
         </w:tc>
@@ -6686,7 +6859,7 @@
                 <w:sz w:val="20"/>
                 <w:szCs w:val="20"/>
               </w:rPr>
-              <w:t xml:space="preserve">Default / Uso</w:t>
+              <w:t xml:space="preserve">Descrição</w:t>
             </w:r>
           </w:p>
         </w:tc>
@@ -6719,7 +6892,7 @@
                 <w:sz w:val="20"/>
                 <w:szCs w:val="20"/>
               </w:rPr>
-              <w:t xml:space="preserve">custoKwh</w:t>
+              <w:t xml:space="preserve">canais: CanalVenda[]</w:t>
             </w:r>
           </w:p>
         </w:tc>
@@ -6750,7 +6923,7 @@
                 <w:sz w:val="20"/>
                 <w:szCs w:val="20"/>
               </w:rPr>
-              <w:t xml:space="preserve">R$ 0,84/kWh — custo da energia elétrica</w:t>
+              <w:t xml:space="preserve">Lista atual de canais de venda</w:t>
             </w:r>
           </w:p>
         </w:tc>
@@ -6783,7 +6956,7 @@
                 <w:sz w:val="20"/>
                 <w:szCs w:val="20"/>
               </w:rPr>
-              <w:t xml:space="preserve">potenciaW</w:t>
+              <w:t xml:space="preserve">addCanal(c)</w:t>
             </w:r>
           </w:p>
         </w:tc>
@@ -6814,7 +6987,7 @@
                 <w:sz w:val="20"/>
                 <w:szCs w:val="20"/>
               </w:rPr>
-              <w:t xml:space="preserve">350W — potência da impressora</w:t>
+              <w:t xml:space="preserve">Adiciona novo canal; gera id com canal_${Date.now()}</w:t>
             </w:r>
           </w:p>
         </w:tc>
@@ -6847,7 +7020,7 @@
                 <w:sz w:val="20"/>
                 <w:szCs w:val="20"/>
               </w:rPr>
-              <w:t xml:space="preserve">imposto</w:t>
+              <w:t xml:space="preserve">updateCanal(id, updates)</w:t>
             </w:r>
           </w:p>
         </w:tc>
@@ -6878,7 +7051,7 @@
                 <w:sz w:val="20"/>
                 <w:szCs w:val="20"/>
               </w:rPr>
-              <w:t xml:space="preserve">8% — imposto sobre venda</w:t>
+              <w:t xml:space="preserve">Atualiza campos parciais de um canal existente</w:t>
             </w:r>
           </w:p>
         </w:tc>
@@ -6911,7 +7084,7 @@
                 <w:sz w:val="20"/>
                 <w:szCs w:val="20"/>
               </w:rPr>
-              <w:t xml:space="preserve">txCartao</w:t>
+              <w:t xml:space="preserve">removeCanal(id)</w:t>
             </w:r>
           </w:p>
         </w:tc>
@@ -6942,7 +7115,7 @@
                 <w:sz w:val="20"/>
                 <w:szCs w:val="20"/>
               </w:rPr>
-              <w:t xml:space="preserve">5% — taxa de cartão/marketplace</w:t>
+              <w:t xml:space="preserve">Remove canal; bloqueado se canais.length &lt;= 1</w:t>
             </w:r>
           </w:p>
         </w:tc>
@@ -6975,7 +7148,7 @@
                 <w:sz w:val="20"/>
                 <w:szCs w:val="20"/>
               </w:rPr>
-              <w:t xml:space="preserve">custoAnuncio</w:t>
+              <w:t xml:space="preserve">resetCanais()</w:t>
             </w:r>
           </w:p>
         </w:tc>
@@ -7006,327 +7179,7 @@
                 <w:sz w:val="20"/>
                 <w:szCs w:val="20"/>
               </w:rPr>
-              <w:t xml:space="preserve">20% — custo de anúncio/comissão</w:t>
-            </w:r>
-          </w:p>
-        </w:tc>
-      </w:tr>
-      <w:tr>
-        <w:tc>
-          <w:tcPr>
-            <w:tcW w:type="dxa" w:w="4000"/>
-            <w:tcBorders>
-              <w:top w:val="single" w:color="DDDDDD" w:sz="1"/>
-              <w:left w:val="single" w:color="DDDDDD" w:sz="1"/>
-              <w:bottom w:val="single" w:color="DDDDDD" w:sz="1"/>
-              <w:right w:val="single" w:color="DDDDDD" w:sz="1"/>
-            </w:tcBorders>
-            <w:shd w:fill="F3F4F6" w:val="clear"/>
-            <w:tcMar>
-              <w:top w:type="dxa" w:w="100"/>
-              <w:left w:type="dxa" w:w="160"/>
-              <w:bottom w:type="dxa" w:w="100"/>
-              <w:right w:type="dxa" w:w="160"/>
-            </w:tcMar>
-          </w:tcPr>
-          <w:p>
-            <w:r>
-              <w:rPr>
-                <w:rFonts w:ascii="Arial" w:cs="Arial" w:eastAsia="Arial" w:hAnsi="Arial"/>
-                <w:b w:val="false"/>
-                <w:bCs w:val="false"/>
-                <w:color w:val="1F2937"/>
-                <w:sz w:val="20"/>
-                <w:szCs w:val="20"/>
-              </w:rPr>
-              <w:t xml:space="preserve">falhas</w:t>
-            </w:r>
-          </w:p>
-        </w:tc>
-        <w:tc>
-          <w:tcPr>
-            <w:tcW w:type="dxa" w:w="5360"/>
-            <w:tcBorders>
-              <w:top w:val="single" w:color="DDDDDD" w:sz="1"/>
-              <w:left w:val="single" w:color="DDDDDD" w:sz="1"/>
-              <w:bottom w:val="single" w:color="DDDDDD" w:sz="1"/>
-              <w:right w:val="single" w:color="DDDDDD" w:sz="1"/>
-            </w:tcBorders>
-            <w:shd w:fill="FFFFFF" w:val="clear"/>
-            <w:tcMar>
-              <w:top w:type="dxa" w:w="100"/>
-              <w:left w:type="dxa" w:w="160"/>
-              <w:bottom w:type="dxa" w:w="100"/>
-              <w:right w:type="dxa" w:w="160"/>
-            </w:tcMar>
-          </w:tcPr>
-          <w:p>
-            <w:r>
-              <w:rPr>
-                <w:rFonts w:ascii="Arial" w:cs="Arial" w:eastAsia="Arial" w:hAnsi="Arial"/>
-                <w:b w:val="false"/>
-                <w:bCs w:val="false"/>
-                <w:color w:val="6B7280"/>
-                <w:sz w:val="20"/>
-                <w:szCs w:val="20"/>
-              </w:rPr>
-              <w:t xml:space="preserve">15% — taxa de falhas de impressão</w:t>
-            </w:r>
-          </w:p>
-        </w:tc>
-      </w:tr>
-      <w:tr>
-        <w:tc>
-          <w:tcPr>
-            <w:tcW w:type="dxa" w:w="4000"/>
-            <w:tcBorders>
-              <w:top w:val="single" w:color="DDDDDD" w:sz="1"/>
-              <w:left w:val="single" w:color="DDDDDD" w:sz="1"/>
-              <w:bottom w:val="single" w:color="DDDDDD" w:sz="1"/>
-              <w:right w:val="single" w:color="DDDDDD" w:sz="1"/>
-            </w:tcBorders>
-            <w:shd w:fill="F3F4F6" w:val="clear"/>
-            <w:tcMar>
-              <w:top w:type="dxa" w:w="100"/>
-              <w:left w:type="dxa" w:w="160"/>
-              <w:bottom w:type="dxa" w:w="100"/>
-              <w:right w:type="dxa" w:w="160"/>
-            </w:tcMar>
-          </w:tcPr>
-          <w:p>
-            <w:r>
-              <w:rPr>
-                <w:rFonts w:ascii="Arial" w:cs="Arial" w:eastAsia="Arial" w:hAnsi="Arial"/>
-                <w:b w:val="false"/>
-                <w:bCs w:val="false"/>
-                <w:color w:val="1F2937"/>
-                <w:sz w:val="20"/>
-                <w:szCs w:val="20"/>
-              </w:rPr>
-              <w:t xml:space="preserve">custoFixoMes</w:t>
-            </w:r>
-          </w:p>
-        </w:tc>
-        <w:tc>
-          <w:tcPr>
-            <w:tcW w:type="dxa" w:w="5360"/>
-            <w:tcBorders>
-              <w:top w:val="single" w:color="DDDDDD" w:sz="1"/>
-              <w:left w:val="single" w:color="DDDDDD" w:sz="1"/>
-              <w:bottom w:val="single" w:color="DDDDDD" w:sz="1"/>
-              <w:right w:val="single" w:color="DDDDDD" w:sz="1"/>
-            </w:tcBorders>
-            <w:shd w:fill="FFFFFF" w:val="clear"/>
-            <w:tcMar>
-              <w:top w:type="dxa" w:w="100"/>
-              <w:left w:type="dxa" w:w="160"/>
-              <w:bottom w:type="dxa" w:w="100"/>
-              <w:right w:type="dxa" w:w="160"/>
-            </w:tcMar>
-          </w:tcPr>
-          <w:p>
-            <w:r>
-              <w:rPr>
-                <w:rFonts w:ascii="Arial" w:cs="Arial" w:eastAsia="Arial" w:hAnsi="Arial"/>
-                <w:b w:val="false"/>
-                <w:bCs w:val="false"/>
-                <w:color w:val="6B7280"/>
-                <w:sz w:val="20"/>
-                <w:szCs w:val="20"/>
-              </w:rPr>
-              <w:t xml:space="preserve">R$ 300 — custo fixo mensal rateado</w:t>
-            </w:r>
-          </w:p>
-        </w:tc>
-      </w:tr>
-      <w:tr>
-        <w:tc>
-          <w:tcPr>
-            <w:tcW w:type="dxa" w:w="4000"/>
-            <w:tcBorders>
-              <w:top w:val="single" w:color="DDDDDD" w:sz="1"/>
-              <w:left w:val="single" w:color="DDDDDD" w:sz="1"/>
-              <w:bottom w:val="single" w:color="DDDDDD" w:sz="1"/>
-              <w:right w:val="single" w:color="DDDDDD" w:sz="1"/>
-            </w:tcBorders>
-            <w:shd w:fill="F3F4F6" w:val="clear"/>
-            <w:tcMar>
-              <w:top w:type="dxa" w:w="100"/>
-              <w:left w:type="dxa" w:w="160"/>
-              <w:bottom w:type="dxa" w:w="100"/>
-              <w:right w:type="dxa" w:w="160"/>
-            </w:tcMar>
-          </w:tcPr>
-          <w:p>
-            <w:r>
-              <w:rPr>
-                <w:rFonts w:ascii="Arial" w:cs="Arial" w:eastAsia="Arial" w:hAnsi="Arial"/>
-                <w:b w:val="false"/>
-                <w:bCs w:val="false"/>
-                <w:color w:val="1F2937"/>
-                <w:sz w:val="20"/>
-                <w:szCs w:val="20"/>
-              </w:rPr>
-              <w:t xml:space="preserve">unidadesMes</w:t>
-            </w:r>
-          </w:p>
-        </w:tc>
-        <w:tc>
-          <w:tcPr>
-            <w:tcW w:type="dxa" w:w="5360"/>
-            <w:tcBorders>
-              <w:top w:val="single" w:color="DDDDDD" w:sz="1"/>
-              <w:left w:val="single" w:color="DDDDDD" w:sz="1"/>
-              <w:bottom w:val="single" w:color="DDDDDD" w:sz="1"/>
-              <w:right w:val="single" w:color="DDDDDD" w:sz="1"/>
-            </w:tcBorders>
-            <w:shd w:fill="FFFFFF" w:val="clear"/>
-            <w:tcMar>
-              <w:top w:type="dxa" w:w="100"/>
-              <w:left w:type="dxa" w:w="160"/>
-              <w:bottom w:type="dxa" w:w="100"/>
-              <w:right w:type="dxa" w:w="160"/>
-            </w:tcMar>
-          </w:tcPr>
-          <w:p>
-            <w:r>
-              <w:rPr>
-                <w:rFonts w:ascii="Arial" w:cs="Arial" w:eastAsia="Arial" w:hAnsi="Arial"/>
-                <w:b w:val="false"/>
-                <w:bCs w:val="false"/>
-                <w:color w:val="6B7280"/>
-                <w:sz w:val="20"/>
-                <w:szCs w:val="20"/>
-              </w:rPr>
-              <w:t xml:space="preserve">10 — unidades produzidas por mês</w:t>
-            </w:r>
-          </w:p>
-        </w:tc>
-      </w:tr>
-      <w:tr>
-        <w:tc>
-          <w:tcPr>
-            <w:tcW w:type="dxa" w:w="4000"/>
-            <w:tcBorders>
-              <w:top w:val="single" w:color="DDDDDD" w:sz="1"/>
-              <w:left w:val="single" w:color="DDDDDD" w:sz="1"/>
-              <w:bottom w:val="single" w:color="DDDDDD" w:sz="1"/>
-              <w:right w:val="single" w:color="DDDDDD" w:sz="1"/>
-            </w:tcBorders>
-            <w:shd w:fill="F3F4F6" w:val="clear"/>
-            <w:tcMar>
-              <w:top w:type="dxa" w:w="100"/>
-              <w:left w:type="dxa" w:w="160"/>
-              <w:bottom w:type="dxa" w:w="100"/>
-              <w:right w:type="dxa" w:w="160"/>
-            </w:tcMar>
-          </w:tcPr>
-          <w:p>
-            <w:r>
-              <w:rPr>
-                <w:rFonts w:ascii="Arial" w:cs="Arial" w:eastAsia="Arial" w:hAnsi="Arial"/>
-                <w:b w:val="false"/>
-                <w:bCs w:val="false"/>
-                <w:color w:val="1F2937"/>
-                <w:sz w:val="20"/>
-                <w:szCs w:val="20"/>
-              </w:rPr>
-              <w:t xml:space="preserve">amortizacaoHoras</w:t>
-            </w:r>
-          </w:p>
-        </w:tc>
-        <w:tc>
-          <w:tcPr>
-            <w:tcW w:type="dxa" w:w="5360"/>
-            <w:tcBorders>
-              <w:top w:val="single" w:color="DDDDDD" w:sz="1"/>
-              <w:left w:val="single" w:color="DDDDDD" w:sz="1"/>
-              <w:bottom w:val="single" w:color="DDDDDD" w:sz="1"/>
-              <w:right w:val="single" w:color="DDDDDD" w:sz="1"/>
-            </w:tcBorders>
-            <w:shd w:fill="FFFFFF" w:val="clear"/>
-            <w:tcMar>
-              <w:top w:type="dxa" w:w="100"/>
-              <w:left w:type="dxa" w:w="160"/>
-              <w:bottom w:type="dxa" w:w="100"/>
-              <w:right w:type="dxa" w:w="160"/>
-            </w:tcMar>
-          </w:tcPr>
-          <w:p>
-            <w:r>
-              <w:rPr>
-                <w:rFonts w:ascii="Arial" w:cs="Arial" w:eastAsia="Arial" w:hAnsi="Arial"/>
-                <w:b w:val="false"/>
-                <w:bCs w:val="false"/>
-                <w:color w:val="6B7280"/>
-                <w:sz w:val="20"/>
-                <w:szCs w:val="20"/>
-              </w:rPr>
-              <w:t xml:space="preserve">2000h — vida útil da impressora</w:t>
-            </w:r>
-          </w:p>
-        </w:tc>
-      </w:tr>
-      <w:tr>
-        <w:tc>
-          <w:tcPr>
-            <w:tcW w:type="dxa" w:w="4000"/>
-            <w:tcBorders>
-              <w:top w:val="single" w:color="DDDDDD" w:sz="1"/>
-              <w:left w:val="single" w:color="DDDDDD" w:sz="1"/>
-              <w:bottom w:val="single" w:color="DDDDDD" w:sz="1"/>
-              <w:right w:val="single" w:color="DDDDDD" w:sz="1"/>
-            </w:tcBorders>
-            <w:shd w:fill="F3F4F6" w:val="clear"/>
-            <w:tcMar>
-              <w:top w:type="dxa" w:w="100"/>
-              <w:left w:type="dxa" w:w="160"/>
-              <w:bottom w:type="dxa" w:w="100"/>
-              <w:right w:type="dxa" w:w="160"/>
-            </w:tcMar>
-          </w:tcPr>
-          <w:p>
-            <w:r>
-              <w:rPr>
-                <w:rFonts w:ascii="Arial" w:cs="Arial" w:eastAsia="Arial" w:hAnsi="Arial"/>
-                <w:b w:val="false"/>
-                <w:bCs w:val="false"/>
-                <w:color w:val="1F2937"/>
-                <w:sz w:val="20"/>
-                <w:szCs w:val="20"/>
-              </w:rPr>
-              <w:t xml:space="preserve">amortizacaoValor</w:t>
-            </w:r>
-          </w:p>
-        </w:tc>
-        <w:tc>
-          <w:tcPr>
-            <w:tcW w:type="dxa" w:w="5360"/>
-            <w:tcBorders>
-              <w:top w:val="single" w:color="DDDDDD" w:sz="1"/>
-              <w:left w:val="single" w:color="DDDDDD" w:sz="1"/>
-              <w:bottom w:val="single" w:color="DDDDDD" w:sz="1"/>
-              <w:right w:val="single" w:color="DDDDDD" w:sz="1"/>
-            </w:tcBorders>
-            <w:shd w:fill="FFFFFF" w:val="clear"/>
-            <w:tcMar>
-              <w:top w:type="dxa" w:w="100"/>
-              <w:left w:type="dxa" w:w="160"/>
-              <w:bottom w:type="dxa" w:w="100"/>
-              <w:right w:type="dxa" w:w="160"/>
-            </w:tcMar>
-          </w:tcPr>
-          <w:p>
-            <w:r>
-              <w:rPr>
-                <w:rFonts w:ascii="Arial" w:cs="Arial" w:eastAsia="Arial" w:hAnsi="Arial"/>
-                <w:b w:val="false"/>
-                <w:bCs w:val="false"/>
-                <w:color w:val="6B7280"/>
-                <w:sz w:val="20"/>
-                <w:szCs w:val="20"/>
-              </w:rPr>
-              <w:t xml:space="preserve">R$ 3000 — valor da impressora</w:t>
+              <w:t xml:space="preserve">Restaura os 6 canais padrão e limpa o localStorage</w:t>
             </w:r>
           </w:p>
         </w:tc>
@@ -7334,27 +7187,49 @@
     </w:tbl>
     <w:p>
       <w:pPr>
-        <w:pBdr>
-          <w:bottom w:val="single" w:color="E5E7EB" w:sz="4"/>
-        </w:pBdr>
-        <w:spacing w:after="200" w:before="200"/>
-      </w:pPr>
-    </w:p>
-    <w:p>
-      <w:pPr>
-        <w:pStyle w:val="Heading1"/>
-        <w:spacing w:after="160" w:before="360"/>
+        <w:pStyle w:val="Heading2"/>
+        <w:spacing w:after="120" w:before="280"/>
       </w:pPr>
       <w:r>
         <w:rPr>
           <w:rFonts w:ascii="Arial" w:cs="Arial" w:eastAsia="Arial" w:hAnsi="Arial"/>
           <w:b/>
           <w:bCs/>
-          <w:color w:val="4F46E5"/>
-          <w:sz w:val="36"/>
-          <w:szCs w:val="36"/>
-        </w:rPr>
-        <w:t xml:space="preserve">13. Roadmap — Próximas Melhorias</w:t>
+          <w:color w:val="1F2937"/>
+          <w:sz w:val="28"/>
+          <w:szCs w:val="28"/>
+        </w:rPr>
+        <w:t xml:space="preserve">Chave de Persistência</w:t>
+      </w:r>
+    </w:p>
+    <w:p>
+      <w:pPr>
+        <w:shd w:fill="F1F5F9" w:val="clear"/>
+        <w:spacing w:after="40"/>
+        <w:ind w:left="360"/>
+      </w:pPr>
+      <w:r>
+        <w:rPr>
+          <w:rFonts w:ascii="Courier New" w:cs="Courier New" w:eastAsia="Courier New" w:hAnsi="Courier New"/>
+          <w:color w:val="334155"/>
+          <w:sz w:val="18"/>
+          <w:szCs w:val="18"/>
+        </w:rPr>
+        <w:t xml:space="preserve">const STORAGE_KEY = 'gestao3d_canais';</w:t>
+      </w:r>
+    </w:p>
+    <w:p>
+      <w:pPr>
+        <w:spacing w:after="120"/>
+      </w:pPr>
+      <w:r>
+        <w:rPr>
+          <w:rFonts w:ascii="Arial" w:cs="Arial" w:eastAsia="Arial" w:hAnsi="Arial"/>
+          <w:color w:val="1F2937"/>
+          <w:sz w:val="22"/>
+          <w:szCs w:val="22"/>
+        </w:rPr>
+        <w:t xml:space="preserve">O estado é salvo via useEffect sempre que canais muda. Na inicialização, usa useState lazy para carregar do localStorage; se vazio, usa os 6 canais padrão definidos em CANAIS_VENDA (types/index.ts).</w:t>
       </w:r>
     </w:p>
     <w:p>
@@ -7371,7 +7246,7 @@
           <w:sz w:val="28"/>
           <w:szCs w:val="28"/>
         </w:rPr>
-        <w:t xml:space="preserve">Alta Prioridade</w:t>
+        <w:t xml:space="preserve">Consumo nos Componentes</w:t>
       </w:r>
     </w:p>
     <w:p>
@@ -7390,7 +7265,7 @@
           <w:sz w:val="22"/>
           <w:szCs w:val="22"/>
         </w:rPr>
-        <w:t xml:space="preserve">Taxa de plataforma separada por canal: Mercado Livre, Shopee, Instagram — selecionar canal ao calcular.</w:t>
+        <w:t xml:space="preserve">NovaModal e EditProductModal: seletor de canal em grid 3x2, preenchimento automático da taxa ao selecionar.</w:t>
       </w:r>
     </w:p>
     <w:p>
@@ -7409,7 +7284,7 @@
           <w:sz w:val="22"/>
           <w:szCs w:val="22"/>
         </w:rPr>
-        <w:t xml:space="preserve">Modo "Calcular pelo lucro desejado": usuário define a margem-alvo (ex: 40%) e o sistema calcula o markup necessário.</w:t>
+        <w:t xml:space="preserve">ProductModal: simulação multicanal usando todos os canais de useCanais().</w:t>
       </w:r>
     </w:p>
     <w:p>
@@ -7428,24 +7303,7 @@
           <w:sz w:val="22"/>
           <w:szCs w:val="22"/>
         </w:rPr>
-        <w:t xml:space="preserve">Custo de mão de obra (R$/h × horas de pós-processamento) como componente do custo base.</w:t>
-      </w:r>
-    </w:p>
-    <w:p>
-      <w:pPr>
-        <w:pStyle w:val="Heading2"/>
-        <w:spacing w:after="120" w:before="280"/>
-      </w:pPr>
-      <w:r>
-        <w:rPr>
-          <w:rFonts w:ascii="Arial" w:cs="Arial" w:eastAsia="Arial" w:hAnsi="Arial"/>
-          <w:b/>
-          <w:bCs/>
-          <w:color w:val="1F2937"/>
-          <w:sz w:val="28"/>
-          <w:szCs w:val="28"/>
-        </w:rPr>
-        <w:t xml:space="preserve">Média Prioridade</w:t>
+        <w:t xml:space="preserve">ProductsTab: badge abaixo do nome da peça mostrando o canal com emoji e nome.</w:t>
       </w:r>
     </w:p>
     <w:p>
@@ -7464,7 +7322,1248 @@
           <w:sz w:val="22"/>
           <w:szCs w:val="22"/>
         </w:rPr>
-        <w:t xml:space="preserve">Perfis de impressora: múltiplas máquinas com potência, amortização e custo/kWh individuais.</w:t>
+        <w:t xml:space="preserve">SettingsModal: lista editável de canais com inputs de nome, emoji e taxa%.</w:t>
+      </w:r>
+    </w:p>
+    <w:p>
+      <w:pPr>
+        <w:pBdr>
+          <w:bottom w:val="single" w:color="E5E7EB" w:sz="4"/>
+        </w:pBdr>
+        <w:spacing w:after="200" w:before="200"/>
+      </w:pPr>
+    </w:p>
+    <w:p>
+      <w:pPr>
+        <w:pStyle w:val="Heading1"/>
+        <w:spacing w:after="160" w:before="360"/>
+      </w:pPr>
+      <w:r>
+        <w:rPr>
+          <w:rFonts w:ascii="Arial" w:cs="Arial" w:eastAsia="Arial" w:hAnsi="Arial"/>
+          <w:b/>
+          <w:bCs/>
+          <w:color w:val="4F46E5"/>
+          <w:sz w:val="36"/>
+          <w:szCs w:val="36"/>
+        </w:rPr>
+        <w:t xml:space="preserve">7. [v2] Simulação Multicanal</w:t>
+      </w:r>
+    </w:p>
+    <w:p>
+      <w:pPr>
+        <w:pBdr>
+          <w:left w:val="single" w:color="22C55E" w:sz="12"/>
+        </w:pBdr>
+        <w:shd w:fill="F0FDF4" w:val="clear"/>
+        <w:spacing w:after="0" w:before="80"/>
+        <w:ind w:left="200"/>
+      </w:pPr>
+      <w:r>
+        <w:rPr>
+          <w:rFonts w:ascii="Arial" w:cs="Arial" w:eastAsia="Arial" w:hAnsi="Arial"/>
+          <w:b/>
+          <w:bCs/>
+          <w:color w:val="15803D"/>
+          <w:sz w:val="22"/>
+          <w:szCs w:val="22"/>
+        </w:rPr>
+        <w:t xml:space="preserve">✅ NOVO — Tabela Multicanal (ProductModal)</w:t>
+      </w:r>
+    </w:p>
+    <w:p>
+      <w:pPr>
+        <w:pBdr>
+          <w:left w:val="single" w:color="22C55E" w:sz="12"/>
+        </w:pBdr>
+        <w:shd w:fill="F0FDF4" w:val="clear"/>
+        <w:spacing w:after="120"/>
+        <w:ind w:left="200"/>
+      </w:pPr>
+      <w:r>
+        <w:rPr>
+          <w:rFonts w:ascii="Arial" w:cs="Arial" w:eastAsia="Arial" w:hAnsi="Arial"/>
+          <w:color w:val="166534"/>
+          <w:sz w:val="20"/>
+          <w:szCs w:val="20"/>
+        </w:rPr>
+        <w:t xml:space="preserve">Seção colapsável "Simulação Multicanal" no modal de detalhes da peça, comparando preço e lucro em todos os canais cadastrados simultaneamente.</w:t>
+      </w:r>
+    </w:p>
+    <w:p>
+      <w:pPr>
+        <w:pStyle w:val="Heading2"/>
+        <w:spacing w:after="120" w:before="280"/>
+      </w:pPr>
+      <w:r>
+        <w:rPr>
+          <w:rFonts w:ascii="Arial" w:cs="Arial" w:eastAsia="Arial" w:hAnsi="Arial"/>
+          <w:b/>
+          <w:bCs/>
+          <w:color w:val="1F2937"/>
+          <w:sz w:val="28"/>
+          <w:szCs w:val="28"/>
+        </w:rPr>
+        <w:t xml:space="preserve">Dois Modos de Simulação</w:t>
+      </w:r>
+    </w:p>
+    <w:tbl>
+      <w:tblPr>
+        <w:tblW w:type="dxa" w:w="9360"/>
+        <w:tblBorders>
+          <w:top w:val="single" w:color="auto" w:sz="4"/>
+          <w:left w:val="single" w:color="auto" w:sz="4"/>
+          <w:bottom w:val="single" w:color="auto" w:sz="4"/>
+          <w:right w:val="single" w:color="auto" w:sz="4"/>
+          <w:insideH w:val="single" w:color="auto" w:sz="4"/>
+          <w:insideV w:val="single" w:color="auto" w:sz="4"/>
+        </w:tblBorders>
+      </w:tblPr>
+      <w:tblGrid>
+        <w:gridCol w:w="4000"/>
+        <w:gridCol w:w="5360"/>
+      </w:tblGrid>
+      <w:tr>
+        <w:tc>
+          <w:tcPr>
+            <w:tcW w:type="dxa" w:w="4000"/>
+            <w:tcBorders>
+              <w:top w:val="single" w:color="DDDDDD" w:sz="1"/>
+              <w:left w:val="single" w:color="DDDDDD" w:sz="1"/>
+              <w:bottom w:val="single" w:color="DDDDDD" w:sz="1"/>
+              <w:right w:val="single" w:color="DDDDDD" w:sz="1"/>
+            </w:tcBorders>
+            <w:shd w:fill="4F46E5" w:val="clear"/>
+            <w:tcMar>
+              <w:top w:type="dxa" w:w="100"/>
+              <w:left w:type="dxa" w:w="160"/>
+              <w:bottom w:type="dxa" w:w="100"/>
+              <w:right w:type="dxa" w:w="160"/>
+            </w:tcMar>
+          </w:tcPr>
+          <w:p>
+            <w:r>
+              <w:rPr>
+                <w:rFonts w:ascii="Arial" w:cs="Arial" w:eastAsia="Arial" w:hAnsi="Arial"/>
+                <w:b/>
+                <w:bCs/>
+                <w:color w:val="FFFFFF"/>
+                <w:sz w:val="20"/>
+                <w:szCs w:val="20"/>
+              </w:rPr>
+              <w:t xml:space="preserve">Modo</w:t>
+            </w:r>
+          </w:p>
+        </w:tc>
+        <w:tc>
+          <w:tcPr>
+            <w:tcW w:type="dxa" w:w="5360"/>
+            <w:tcBorders>
+              <w:top w:val="single" w:color="DDDDDD" w:sz="1"/>
+              <w:left w:val="single" w:color="DDDDDD" w:sz="1"/>
+              <w:bottom w:val="single" w:color="DDDDDD" w:sz="1"/>
+              <w:right w:val="single" w:color="DDDDDD" w:sz="1"/>
+            </w:tcBorders>
+            <w:shd w:fill="3730A3" w:val="clear"/>
+            <w:tcMar>
+              <w:top w:type="dxa" w:w="100"/>
+              <w:left w:type="dxa" w:w="160"/>
+              <w:bottom w:type="dxa" w:w="100"/>
+              <w:right w:type="dxa" w:w="160"/>
+            </w:tcMar>
+          </w:tcPr>
+          <w:p>
+            <w:r>
+              <w:rPr>
+                <w:rFonts w:ascii="Arial" w:cs="Arial" w:eastAsia="Arial" w:hAnsi="Arial"/>
+                <w:b/>
+                <w:bCs/>
+                <w:color w:val="FFFFFF"/>
+                <w:sz w:val="20"/>
+                <w:szCs w:val="20"/>
+              </w:rPr>
+              <w:t xml:space="preserve">Comportamento</w:t>
+            </w:r>
+          </w:p>
+        </w:tc>
+      </w:tr>
+      <w:tr>
+        <w:tc>
+          <w:tcPr>
+            <w:tcW w:type="dxa" w:w="4000"/>
+            <w:tcBorders>
+              <w:top w:val="single" w:color="DDDDDD" w:sz="1"/>
+              <w:left w:val="single" w:color="DDDDDD" w:sz="1"/>
+              <w:bottom w:val="single" w:color="DDDDDD" w:sz="1"/>
+              <w:right w:val="single" w:color="DDDDDD" w:sz="1"/>
+            </w:tcBorders>
+            <w:shd w:fill="F3F4F6" w:val="clear"/>
+            <w:tcMar>
+              <w:top w:type="dxa" w:w="100"/>
+              <w:left w:type="dxa" w:w="160"/>
+              <w:bottom w:type="dxa" w:w="100"/>
+              <w:right w:type="dxa" w:w="160"/>
+            </w:tcMar>
+          </w:tcPr>
+          <w:p>
+            <w:r>
+              <w:rPr>
+                <w:rFonts w:ascii="Arial" w:cs="Arial" w:eastAsia="Arial" w:hAnsi="Arial"/>
+                <w:b w:val="false"/>
+                <w:bCs w:val="false"/>
+                <w:color w:val="1F2937"/>
+                <w:sz w:val="20"/>
+                <w:szCs w:val="20"/>
+              </w:rPr>
+              <w:t xml:space="preserve">Markup atual (padrão)</w:t>
+            </w:r>
+          </w:p>
+        </w:tc>
+        <w:tc>
+          <w:tcPr>
+            <w:tcW w:type="dxa" w:w="5360"/>
+            <w:tcBorders>
+              <w:top w:val="single" w:color="DDDDDD" w:sz="1"/>
+              <w:left w:val="single" w:color="DDDDDD" w:sz="1"/>
+              <w:bottom w:val="single" w:color="DDDDDD" w:sz="1"/>
+              <w:right w:val="single" w:color="DDDDDD" w:sz="1"/>
+            </w:tcBorders>
+            <w:shd w:fill="FFFFFF" w:val="clear"/>
+            <w:tcMar>
+              <w:top w:type="dxa" w:w="100"/>
+              <w:left w:type="dxa" w:w="160"/>
+              <w:bottom w:type="dxa" w:w="100"/>
+              <w:right w:type="dxa" w:w="160"/>
+            </w:tcMar>
+          </w:tcPr>
+          <w:p>
+            <w:r>
+              <w:rPr>
+                <w:rFonts w:ascii="Arial" w:cs="Arial" w:eastAsia="Arial" w:hAnsi="Arial"/>
+                <w:b w:val="false"/>
+                <w:bCs w:val="false"/>
+                <w:color w:val="6B7280"/>
+                <w:sz w:val="20"/>
+                <w:szCs w:val="20"/>
+              </w:rPr>
+              <w:t xml:space="preserve">Usa o markup salvo na peça; o preço varia apenas pela taxa do canal. A margem cai em canais com maior taxa.</w:t>
+            </w:r>
+          </w:p>
+        </w:tc>
+      </w:tr>
+      <w:tr>
+        <w:tc>
+          <w:tcPr>
+            <w:tcW w:type="dxa" w:w="4000"/>
+            <w:tcBorders>
+              <w:top w:val="single" w:color="DDDDDD" w:sz="1"/>
+              <w:left w:val="single" w:color="DDDDDD" w:sz="1"/>
+              <w:bottom w:val="single" w:color="DDDDDD" w:sz="1"/>
+              <w:right w:val="single" w:color="DDDDDD" w:sz="1"/>
+            </w:tcBorders>
+            <w:shd w:fill="F3F4F6" w:val="clear"/>
+            <w:tcMar>
+              <w:top w:type="dxa" w:w="100"/>
+              <w:left w:type="dxa" w:w="160"/>
+              <w:bottom w:type="dxa" w:w="100"/>
+              <w:right w:type="dxa" w:w="160"/>
+            </w:tcMar>
+          </w:tcPr>
+          <w:p>
+            <w:r>
+              <w:rPr>
+                <w:rFonts w:ascii="Arial" w:cs="Arial" w:eastAsia="Arial" w:hAnsi="Arial"/>
+                <w:b w:val="false"/>
+                <w:bCs w:val="false"/>
+                <w:color w:val="1F2937"/>
+                <w:sz w:val="20"/>
+                <w:szCs w:val="20"/>
+              </w:rPr>
+              <w:t xml:space="preserve">Manter margem %</w:t>
+            </w:r>
+          </w:p>
+        </w:tc>
+        <w:tc>
+          <w:tcPr>
+            <w:tcW w:type="dxa" w:w="5360"/>
+            <w:tcBorders>
+              <w:top w:val="single" w:color="DDDDDD" w:sz="1"/>
+              <w:left w:val="single" w:color="DDDDDD" w:sz="1"/>
+              <w:bottom w:val="single" w:color="DDDDDD" w:sz="1"/>
+              <w:right w:val="single" w:color="DDDDDD" w:sz="1"/>
+            </w:tcBorders>
+            <w:shd w:fill="FFFFFF" w:val="clear"/>
+            <w:tcMar>
+              <w:top w:type="dxa" w:w="100"/>
+              <w:left w:type="dxa" w:w="160"/>
+              <w:bottom w:type="dxa" w:w="100"/>
+              <w:right w:type="dxa" w:w="160"/>
+            </w:tcMar>
+          </w:tcPr>
+          <w:p>
+            <w:r>
+              <w:rPr>
+                <w:rFonts w:ascii="Arial" w:cs="Arial" w:eastAsia="Arial" w:hAnsi="Arial"/>
+                <w:b w:val="false"/>
+                <w:bCs w:val="false"/>
+                <w:color w:val="6B7280"/>
+                <w:sz w:val="20"/>
+                <w:szCs w:val="20"/>
+              </w:rPr>
+              <w:t xml:space="preserve">Deriva um markup diferente por canal usando calcMarkupFromMargem. O preço varia para manter a margem constante independente da taxa.</w:t>
+            </w:r>
+          </w:p>
+        </w:tc>
+      </w:tr>
+    </w:tbl>
+    <w:p>
+      <w:pPr>
+        <w:pStyle w:val="Heading2"/>
+        <w:spacing w:after="120" w:before="280"/>
+      </w:pPr>
+      <w:r>
+        <w:rPr>
+          <w:rFonts w:ascii="Arial" w:cs="Arial" w:eastAsia="Arial" w:hAnsi="Arial"/>
+          <w:b/>
+          <w:bCs/>
+          <w:color w:val="1F2937"/>
+          <w:sz w:val="28"/>
+          <w:szCs w:val="28"/>
+        </w:rPr>
+        <w:t xml:space="preserve">Helper calcCanal</w:t>
+      </w:r>
+    </w:p>
+    <w:p>
+      <w:pPr>
+        <w:spacing w:after="120"/>
+      </w:pPr>
+      <w:r>
+        <w:rPr>
+          <w:rFonts w:ascii="Arial" w:cs="Arial" w:eastAsia="Arial" w:hAnsi="Arial"/>
+          <w:color w:val="1F2937"/>
+          <w:sz w:val="22"/>
+          <w:szCs w:val="22"/>
+        </w:rPr>
+        <w:t xml:space="preserve">Função interna ao ProductModal que recebe custoUn, markup, margemAlvo, imposto, txCartao e taxaCanal:</w:t>
+      </w:r>
+    </w:p>
+    <w:p>
+      <w:pPr>
+        <w:shd w:fill="F1F5F9" w:val="clear"/>
+        <w:spacing w:after="40"/>
+        <w:ind w:left="360"/>
+      </w:pPr>
+      <w:r>
+        <w:rPr>
+          <w:rFonts w:ascii="Courier New" w:cs="Courier New" w:eastAsia="Courier New" w:hAnsi="Courier New"/>
+          <w:color w:val="334155"/>
+          <w:sz w:val="18"/>
+          <w:szCs w:val="18"/>
+        </w:rPr>
+        <w:t xml:space="preserve">function calcCanal(custoUn, markup, margemAlvo, imposto, txCartao, taxaCanal) {</w:t>
+      </w:r>
+    </w:p>
+    <w:p>
+      <w:pPr>
+        <w:shd w:fill="F1F5F9" w:val="clear"/>
+        <w:spacing w:after="40"/>
+        <w:ind w:left="360"/>
+      </w:pPr>
+      <w:r>
+        <w:rPr>
+          <w:rFonts w:ascii="Courier New" w:cs="Courier New" w:eastAsia="Courier New" w:hAnsi="Courier New"/>
+          <w:color w:val="334155"/>
+          <w:sz w:val="18"/>
+          <w:szCs w:val="18"/>
+        </w:rPr>
+        <w:t xml:space="preserve">  const mkB = modoMulti === "margem"</w:t>
+      </w:r>
+    </w:p>
+    <w:p>
+      <w:pPr>
+        <w:shd w:fill="F1F5F9" w:val="clear"/>
+        <w:spacing w:after="40"/>
+        <w:ind w:left="360"/>
+      </w:pPr>
+      <w:r>
+        <w:rPr>
+          <w:rFonts w:ascii="Courier New" w:cs="Courier New" w:eastAsia="Courier New" w:hAnsi="Courier New"/>
+          <w:color w:val="334155"/>
+          <w:sz w:val="18"/>
+          <w:szCs w:val="18"/>
+        </w:rPr>
+        <w:t xml:space="preserve">    ? calcMarkupFromMargem(margemAlvo, imposto, txCartao, taxaCanal)</w:t>
+      </w:r>
+    </w:p>
+    <w:p>
+      <w:pPr>
+        <w:shd w:fill="F1F5F9" w:val="clear"/>
+        <w:spacing w:after="40"/>
+        <w:ind w:left="360"/>
+      </w:pPr>
+      <w:r>
+        <w:rPr>
+          <w:rFonts w:ascii="Courier New" w:cs="Courier New" w:eastAsia="Courier New" w:hAnsi="Courier New"/>
+          <w:color w:val="334155"/>
+          <w:sz w:val="18"/>
+          <w:szCs w:val="18"/>
+        </w:rPr>
+        <w:t xml:space="preserve">    : markup;</w:t>
+      </w:r>
+    </w:p>
+    <w:p>
+      <w:pPr>
+        <w:shd w:fill="F1F5F9" w:val="clear"/>
+        <w:spacing w:after="40"/>
+        <w:ind w:left="360"/>
+      </w:pPr>
+      <w:r>
+        <w:rPr>
+          <w:rFonts w:ascii="Courier New" w:cs="Courier New" w:eastAsia="Courier New" w:hAnsi="Courier New"/>
+          <w:color w:val="334155"/>
+          <w:sz w:val="18"/>
+          <w:szCs w:val="18"/>
+        </w:rPr>
+        <w:t xml:space="preserve">  const resultado = recalcFromMarkup(custoUn, mkB, imposto, txCartao, taxaCanal);</w:t>
+      </w:r>
+    </w:p>
+    <w:p>
+      <w:pPr>
+        <w:shd w:fill="F1F5F9" w:val="clear"/>
+        <w:spacing w:after="40"/>
+        <w:ind w:left="360"/>
+      </w:pPr>
+      <w:r>
+        <w:rPr>
+          <w:rFonts w:ascii="Courier New" w:cs="Courier New" w:eastAsia="Courier New" w:hAnsi="Courier New"/>
+          <w:color w:val="334155"/>
+          <w:sz w:val="18"/>
+          <w:szCs w:val="18"/>
+        </w:rPr>
+        <w:t xml:space="preserve">  return { ...resultado, markup: mkB };</w:t>
+      </w:r>
+    </w:p>
+    <w:p>
+      <w:pPr>
+        <w:shd w:fill="F1F5F9" w:val="clear"/>
+        <w:spacing w:after="40"/>
+        <w:ind w:left="360"/>
+      </w:pPr>
+      <w:r>
+        <w:rPr>
+          <w:rFonts w:ascii="Courier New" w:cs="Courier New" w:eastAsia="Courier New" w:hAnsi="Courier New"/>
+          <w:color w:val="334155"/>
+          <w:sz w:val="18"/>
+          <w:szCs w:val="18"/>
+        </w:rPr>
+        <w:t xml:space="preserve">}</w:t>
+      </w:r>
+    </w:p>
+    <w:p>
+      <w:pPr>
+        <w:pStyle w:val="Heading2"/>
+        <w:spacing w:after="120" w:before="280"/>
+      </w:pPr>
+      <w:r>
+        <w:rPr>
+          <w:rFonts w:ascii="Arial" w:cs="Arial" w:eastAsia="Arial" w:hAnsi="Arial"/>
+          <w:b/>
+          <w:bCs/>
+          <w:color w:val="1F2937"/>
+          <w:sz w:val="28"/>
+          <w:szCs w:val="28"/>
+        </w:rPr>
+        <w:t xml:space="preserve">Tabela de Resultados</w:t>
+      </w:r>
+    </w:p>
+    <w:p>
+      <w:pPr>
+        <w:spacing w:after="120"/>
+      </w:pPr>
+      <w:r>
+        <w:rPr>
+          <w:rFonts w:ascii="Arial" w:cs="Arial" w:eastAsia="Arial" w:hAnsi="Arial"/>
+          <w:color w:val="1F2937"/>
+          <w:sz w:val="22"/>
+          <w:szCs w:val="22"/>
+        </w:rPr>
+        <w:t xml:space="preserve">Cada linha da tabela exibe: emoji + Nome do canal, Taxa%, Preço consumidor, Lucro líquido, Margem%. A margem é colorida por badge: verde &gt;= 30%, âmbar 15–29%, vermelho &lt; 15%. O canal atual da peça recebe o label "atual". No modo Manter margem%, o markup calculado é exibido entre parênteses na coluna de preço.</w:t>
+      </w:r>
+    </w:p>
+    <w:p>
+      <w:pPr>
+        <w:pStyle w:val="Heading2"/>
+        <w:spacing w:after="120" w:before="280"/>
+      </w:pPr>
+      <w:r>
+        <w:rPr>
+          <w:rFonts w:ascii="Arial" w:cs="Arial" w:eastAsia="Arial" w:hAnsi="Arial"/>
+          <w:b/>
+          <w:bCs/>
+          <w:color w:val="1F2937"/>
+          <w:sz w:val="28"/>
+          <w:szCs w:val="28"/>
+        </w:rPr>
+        <w:t xml:space="preserve">Card "Melhor Canal"</w:t>
+      </w:r>
+    </w:p>
+    <w:p>
+      <w:pPr>
+        <w:spacing w:after="120"/>
+      </w:pPr>
+      <w:r>
+        <w:rPr>
+          <w:rFonts w:ascii="Arial" w:cs="Arial" w:eastAsia="Arial" w:hAnsi="Arial"/>
+          <w:color w:val="1F2937"/>
+          <w:sz w:val="22"/>
+          <w:szCs w:val="22"/>
+        </w:rPr>
+        <w:t xml:space="preserve">Ao final da tabela multicanal, um card verde destaca automaticamente o canal com maior lucro líquido, exibindo o nome, emoji, preço e lucro do canal vencedor.</w:t>
+      </w:r>
+    </w:p>
+    <w:p>
+      <w:pPr>
+        <w:pBdr>
+          <w:bottom w:val="single" w:color="E5E7EB" w:sz="4"/>
+        </w:pBdr>
+        <w:spacing w:after="200" w:before="200"/>
+      </w:pPr>
+    </w:p>
+    <w:p>
+      <w:pPr>
+        <w:pStyle w:val="Heading1"/>
+        <w:spacing w:after="160" w:before="360"/>
+      </w:pPr>
+      <w:r>
+        <w:rPr>
+          <w:rFonts w:ascii="Arial" w:cs="Arial" w:eastAsia="Arial" w:hAnsi="Arial"/>
+          <w:b/>
+          <w:bCs/>
+          <w:color w:val="4F46E5"/>
+          <w:sz w:val="36"/>
+          <w:szCs w:val="36"/>
+        </w:rPr>
+        <w:t xml:space="preserve">8. Leitor de G-Code (gcodeParser.ts v2)</w:t>
+      </w:r>
+    </w:p>
+    <w:p>
+      <w:pPr>
+        <w:spacing w:after="120"/>
+      </w:pPr>
+      <w:r>
+        <w:rPr>
+          <w:rFonts w:ascii="Arial" w:cs="Arial" w:eastAsia="Arial" w:hAnsi="Arial"/>
+          <w:color w:val="1F2937"/>
+          <w:sz w:val="22"/>
+          <w:szCs w:val="22"/>
+        </w:rPr>
+        <w:t xml:space="preserve">O parser lê apenas os primeiros 80 KB do arquivo (cabeçalho do slicer), sem dependências externas. Detecta automaticamente o slicer e extrai os metadados de impressão.</w:t>
+      </w:r>
+    </w:p>
+    <w:p>
+      <w:pPr>
+        <w:pStyle w:val="Heading2"/>
+        <w:spacing w:after="120" w:before="280"/>
+      </w:pPr>
+      <w:r>
+        <w:rPr>
+          <w:rFonts w:ascii="Arial" w:cs="Arial" w:eastAsia="Arial" w:hAnsi="Arial"/>
+          <w:b/>
+          <w:bCs/>
+          <w:color w:val="1F2937"/>
+          <w:sz w:val="28"/>
+          <w:szCs w:val="28"/>
+        </w:rPr>
+        <w:t xml:space="preserve">Slicers Suportados e Campos Extraídos</w:t>
+      </w:r>
+    </w:p>
+    <w:tbl>
+      <w:tblPr>
+        <w:tblW w:type="dxa" w:w="9360"/>
+        <w:tblBorders>
+          <w:top w:val="single" w:color="auto" w:sz="4"/>
+          <w:left w:val="single" w:color="auto" w:sz="4"/>
+          <w:bottom w:val="single" w:color="auto" w:sz="4"/>
+          <w:right w:val="single" w:color="auto" w:sz="4"/>
+          <w:insideH w:val="single" w:color="auto" w:sz="4"/>
+          <w:insideV w:val="single" w:color="auto" w:sz="4"/>
+        </w:tblBorders>
+      </w:tblPr>
+      <w:tblGrid>
+        <w:gridCol w:w="4000"/>
+        <w:gridCol w:w="5360"/>
+      </w:tblGrid>
+      <w:tr>
+        <w:tc>
+          <w:tcPr>
+            <w:tcW w:type="dxa" w:w="4000"/>
+            <w:tcBorders>
+              <w:top w:val="single" w:color="DDDDDD" w:sz="1"/>
+              <w:left w:val="single" w:color="DDDDDD" w:sz="1"/>
+              <w:bottom w:val="single" w:color="DDDDDD" w:sz="1"/>
+              <w:right w:val="single" w:color="DDDDDD" w:sz="1"/>
+            </w:tcBorders>
+            <w:shd w:fill="4F46E5" w:val="clear"/>
+            <w:tcMar>
+              <w:top w:type="dxa" w:w="100"/>
+              <w:left w:type="dxa" w:w="160"/>
+              <w:bottom w:type="dxa" w:w="100"/>
+              <w:right w:type="dxa" w:w="160"/>
+            </w:tcMar>
+          </w:tcPr>
+          <w:p>
+            <w:r>
+              <w:rPr>
+                <w:rFonts w:ascii="Arial" w:cs="Arial" w:eastAsia="Arial" w:hAnsi="Arial"/>
+                <w:b/>
+                <w:bCs/>
+                <w:color w:val="FFFFFF"/>
+                <w:sz w:val="20"/>
+                <w:szCs w:val="20"/>
+              </w:rPr>
+              <w:t xml:space="preserve">Slicer</w:t>
+            </w:r>
+          </w:p>
+        </w:tc>
+        <w:tc>
+          <w:tcPr>
+            <w:tcW w:type="dxa" w:w="5360"/>
+            <w:tcBorders>
+              <w:top w:val="single" w:color="DDDDDD" w:sz="1"/>
+              <w:left w:val="single" w:color="DDDDDD" w:sz="1"/>
+              <w:bottom w:val="single" w:color="DDDDDD" w:sz="1"/>
+              <w:right w:val="single" w:color="DDDDDD" w:sz="1"/>
+            </w:tcBorders>
+            <w:shd w:fill="3730A3" w:val="clear"/>
+            <w:tcMar>
+              <w:top w:type="dxa" w:w="100"/>
+              <w:left w:type="dxa" w:w="160"/>
+              <w:bottom w:type="dxa" w:w="100"/>
+              <w:right w:type="dxa" w:w="160"/>
+            </w:tcMar>
+          </w:tcPr>
+          <w:p>
+            <w:r>
+              <w:rPr>
+                <w:rFonts w:ascii="Arial" w:cs="Arial" w:eastAsia="Arial" w:hAnsi="Arial"/>
+                <w:b/>
+                <w:bCs/>
+                <w:color w:val="FFFFFF"/>
+                <w:sz w:val="20"/>
+                <w:szCs w:val="20"/>
+              </w:rPr>
+              <w:t xml:space="preserve">Campos detectados</w:t>
+            </w:r>
+          </w:p>
+        </w:tc>
+      </w:tr>
+      <w:tr>
+        <w:tc>
+          <w:tcPr>
+            <w:tcW w:type="dxa" w:w="4000"/>
+            <w:tcBorders>
+              <w:top w:val="single" w:color="DDDDDD" w:sz="1"/>
+              <w:left w:val="single" w:color="DDDDDD" w:sz="1"/>
+              <w:bottom w:val="single" w:color="DDDDDD" w:sz="1"/>
+              <w:right w:val="single" w:color="DDDDDD" w:sz="1"/>
+            </w:tcBorders>
+            <w:shd w:fill="F3F4F6" w:val="clear"/>
+            <w:tcMar>
+              <w:top w:type="dxa" w:w="100"/>
+              <w:left w:type="dxa" w:w="160"/>
+              <w:bottom w:type="dxa" w:w="100"/>
+              <w:right w:type="dxa" w:w="160"/>
+            </w:tcMar>
+          </w:tcPr>
+          <w:p>
+            <w:r>
+              <w:rPr>
+                <w:rFonts w:ascii="Arial" w:cs="Arial" w:eastAsia="Arial" w:hAnsi="Arial"/>
+                <w:b w:val="false"/>
+                <w:bCs w:val="false"/>
+                <w:color w:val="1F2937"/>
+                <w:sz w:val="20"/>
+                <w:szCs w:val="20"/>
+              </w:rPr>
+              <w:t xml:space="preserve">BambuStudio 02.x</w:t>
+            </w:r>
+          </w:p>
+        </w:tc>
+        <w:tc>
+          <w:tcPr>
+            <w:tcW w:type="dxa" w:w="5360"/>
+            <w:tcBorders>
+              <w:top w:val="single" w:color="DDDDDD" w:sz="1"/>
+              <w:left w:val="single" w:color="DDDDDD" w:sz="1"/>
+              <w:bottom w:val="single" w:color="DDDDDD" w:sz="1"/>
+              <w:right w:val="single" w:color="DDDDDD" w:sz="1"/>
+            </w:tcBorders>
+            <w:shd w:fill="FFFFFF" w:val="clear"/>
+            <w:tcMar>
+              <w:top w:type="dxa" w:w="100"/>
+              <w:left w:type="dxa" w:w="160"/>
+              <w:bottom w:type="dxa" w:w="100"/>
+              <w:right w:type="dxa" w:w="160"/>
+            </w:tcMar>
+          </w:tcPr>
+          <w:p>
+            <w:r>
+              <w:rPr>
+                <w:rFonts w:ascii="Arial" w:cs="Arial" w:eastAsia="Arial" w:hAnsi="Arial"/>
+                <w:b w:val="false"/>
+                <w:bCs w:val="false"/>
+                <w:color w:val="6B7280"/>
+                <w:sz w:val="20"/>
+                <w:szCs w:val="20"/>
+              </w:rPr>
+              <w:t xml:space="preserve">Tempo total, peso [g], tipo filamento, layer, bico, nome do slicer</w:t>
+            </w:r>
+          </w:p>
+        </w:tc>
+      </w:tr>
+      <w:tr>
+        <w:tc>
+          <w:tcPr>
+            <w:tcW w:type="dxa" w:w="4000"/>
+            <w:tcBorders>
+              <w:top w:val="single" w:color="DDDDDD" w:sz="1"/>
+              <w:left w:val="single" w:color="DDDDDD" w:sz="1"/>
+              <w:bottom w:val="single" w:color="DDDDDD" w:sz="1"/>
+              <w:right w:val="single" w:color="DDDDDD" w:sz="1"/>
+            </w:tcBorders>
+            <w:shd w:fill="F3F4F6" w:val="clear"/>
+            <w:tcMar>
+              <w:top w:type="dxa" w:w="100"/>
+              <w:left w:type="dxa" w:w="160"/>
+              <w:bottom w:type="dxa" w:w="100"/>
+              <w:right w:type="dxa" w:w="160"/>
+            </w:tcMar>
+          </w:tcPr>
+          <w:p>
+            <w:r>
+              <w:rPr>
+                <w:rFonts w:ascii="Arial" w:cs="Arial" w:eastAsia="Arial" w:hAnsi="Arial"/>
+                <w:b w:val="false"/>
+                <w:bCs w:val="false"/>
+                <w:color w:val="1F2937"/>
+                <w:sz w:val="20"/>
+                <w:szCs w:val="20"/>
+              </w:rPr>
+              <w:t xml:space="preserve">PrusaSlicer / SuperSlicer</w:t>
+            </w:r>
+          </w:p>
+        </w:tc>
+        <w:tc>
+          <w:tcPr>
+            <w:tcW w:type="dxa" w:w="5360"/>
+            <w:tcBorders>
+              <w:top w:val="single" w:color="DDDDDD" w:sz="1"/>
+              <w:left w:val="single" w:color="DDDDDD" w:sz="1"/>
+              <w:bottom w:val="single" w:color="DDDDDD" w:sz="1"/>
+              <w:right w:val="single" w:color="DDDDDD" w:sz="1"/>
+            </w:tcBorders>
+            <w:shd w:fill="FFFFFF" w:val="clear"/>
+            <w:tcMar>
+              <w:top w:type="dxa" w:w="100"/>
+              <w:left w:type="dxa" w:w="160"/>
+              <w:bottom w:type="dxa" w:w="100"/>
+              <w:right w:type="dxa" w:w="160"/>
+            </w:tcMar>
+          </w:tcPr>
+          <w:p>
+            <w:r>
+              <w:rPr>
+                <w:rFonts w:ascii="Arial" w:cs="Arial" w:eastAsia="Arial" w:hAnsi="Arial"/>
+                <w:b w:val="false"/>
+                <w:bCs w:val="false"/>
+                <w:color w:val="6B7280"/>
+                <w:sz w:val="20"/>
+                <w:szCs w:val="20"/>
+              </w:rPr>
+              <w:t xml:space="preserve">filament used [g], filament used [mm], estimated printing time (normal mode)</w:t>
+            </w:r>
+          </w:p>
+        </w:tc>
+      </w:tr>
+      <w:tr>
+        <w:tc>
+          <w:tcPr>
+            <w:tcW w:type="dxa" w:w="4000"/>
+            <w:tcBorders>
+              <w:top w:val="single" w:color="DDDDDD" w:sz="1"/>
+              <w:left w:val="single" w:color="DDDDDD" w:sz="1"/>
+              <w:bottom w:val="single" w:color="DDDDDD" w:sz="1"/>
+              <w:right w:val="single" w:color="DDDDDD" w:sz="1"/>
+            </w:tcBorders>
+            <w:shd w:fill="F3F4F6" w:val="clear"/>
+            <w:tcMar>
+              <w:top w:type="dxa" w:w="100"/>
+              <w:left w:type="dxa" w:w="160"/>
+              <w:bottom w:type="dxa" w:w="100"/>
+              <w:right w:type="dxa" w:w="160"/>
+            </w:tcMar>
+          </w:tcPr>
+          <w:p>
+            <w:r>
+              <w:rPr>
+                <w:rFonts w:ascii="Arial" w:cs="Arial" w:eastAsia="Arial" w:hAnsi="Arial"/>
+                <w:b w:val="false"/>
+                <w:bCs w:val="false"/>
+                <w:color w:val="1F2937"/>
+                <w:sz w:val="20"/>
+                <w:szCs w:val="20"/>
+              </w:rPr>
+              <w:t xml:space="preserve">OrcaSlicer</w:t>
+            </w:r>
+          </w:p>
+        </w:tc>
+        <w:tc>
+          <w:tcPr>
+            <w:tcW w:type="dxa" w:w="5360"/>
+            <w:tcBorders>
+              <w:top w:val="single" w:color="DDDDDD" w:sz="1"/>
+              <w:left w:val="single" w:color="DDDDDD" w:sz="1"/>
+              <w:bottom w:val="single" w:color="DDDDDD" w:sz="1"/>
+              <w:right w:val="single" w:color="DDDDDD" w:sz="1"/>
+            </w:tcBorders>
+            <w:shd w:fill="FFFFFF" w:val="clear"/>
+            <w:tcMar>
+              <w:top w:type="dxa" w:w="100"/>
+              <w:left w:type="dxa" w:w="160"/>
+              <w:bottom w:type="dxa" w:w="100"/>
+              <w:right w:type="dxa" w:w="160"/>
+            </w:tcMar>
+          </w:tcPr>
+          <w:p>
+            <w:r>
+              <w:rPr>
+                <w:rFonts w:ascii="Arial" w:cs="Arial" w:eastAsia="Arial" w:hAnsi="Arial"/>
+                <w:b w:val="false"/>
+                <w:bCs w:val="false"/>
+                <w:color w:val="6B7280"/>
+                <w:sz w:val="20"/>
+                <w:szCs w:val="20"/>
+              </w:rPr>
+              <w:t xml:space="preserve">estimated printing time (variante simplificada), filament_type</w:t>
+            </w:r>
+          </w:p>
+        </w:tc>
+      </w:tr>
+      <w:tr>
+        <w:tc>
+          <w:tcPr>
+            <w:tcW w:type="dxa" w:w="4000"/>
+            <w:tcBorders>
+              <w:top w:val="single" w:color="DDDDDD" w:sz="1"/>
+              <w:left w:val="single" w:color="DDDDDD" w:sz="1"/>
+              <w:bottom w:val="single" w:color="DDDDDD" w:sz="1"/>
+              <w:right w:val="single" w:color="DDDDDD" w:sz="1"/>
+            </w:tcBorders>
+            <w:shd w:fill="F3F4F6" w:val="clear"/>
+            <w:tcMar>
+              <w:top w:type="dxa" w:w="100"/>
+              <w:left w:type="dxa" w:w="160"/>
+              <w:bottom w:type="dxa" w:w="100"/>
+              <w:right w:type="dxa" w:w="160"/>
+            </w:tcMar>
+          </w:tcPr>
+          <w:p>
+            <w:r>
+              <w:rPr>
+                <w:rFonts w:ascii="Arial" w:cs="Arial" w:eastAsia="Arial" w:hAnsi="Arial"/>
+                <w:b w:val="false"/>
+                <w:bCs w:val="false"/>
+                <w:color w:val="1F2937"/>
+                <w:sz w:val="20"/>
+                <w:szCs w:val="20"/>
+              </w:rPr>
+              <w:t xml:space="preserve">Cura</w:t>
+            </w:r>
+          </w:p>
+        </w:tc>
+        <w:tc>
+          <w:tcPr>
+            <w:tcW w:type="dxa" w:w="5360"/>
+            <w:tcBorders>
+              <w:top w:val="single" w:color="DDDDDD" w:sz="1"/>
+              <w:left w:val="single" w:color="DDDDDD" w:sz="1"/>
+              <w:bottom w:val="single" w:color="DDDDDD" w:sz="1"/>
+              <w:right w:val="single" w:color="DDDDDD" w:sz="1"/>
+            </w:tcBorders>
+            <w:shd w:fill="FFFFFF" w:val="clear"/>
+            <w:tcMar>
+              <w:top w:type="dxa" w:w="100"/>
+              <w:left w:type="dxa" w:w="160"/>
+              <w:bottom w:type="dxa" w:w="100"/>
+              <w:right w:type="dxa" w:w="160"/>
+            </w:tcMar>
+          </w:tcPr>
+          <w:p>
+            <w:r>
+              <w:rPr>
+                <w:rFonts w:ascii="Arial" w:cs="Arial" w:eastAsia="Arial" w:hAnsi="Arial"/>
+                <w:b w:val="false"/>
+                <w:bCs w:val="false"/>
+                <w:color w:val="6B7280"/>
+                <w:sz w:val="20"/>
+                <w:szCs w:val="20"/>
+              </w:rPr>
+              <w:t xml:space="preserve">TIME (segundos), Filament used (metros → converte para g via densidade PLA)</w:t>
+            </w:r>
+          </w:p>
+        </w:tc>
+      </w:tr>
+      <w:tr>
+        <w:tc>
+          <w:tcPr>
+            <w:tcW w:type="dxa" w:w="4000"/>
+            <w:tcBorders>
+              <w:top w:val="single" w:color="DDDDDD" w:sz="1"/>
+              <w:left w:val="single" w:color="DDDDDD" w:sz="1"/>
+              <w:bottom w:val="single" w:color="DDDDDD" w:sz="1"/>
+              <w:right w:val="single" w:color="DDDDDD" w:sz="1"/>
+            </w:tcBorders>
+            <w:shd w:fill="F3F4F6" w:val="clear"/>
+            <w:tcMar>
+              <w:top w:type="dxa" w:w="100"/>
+              <w:left w:type="dxa" w:w="160"/>
+              <w:bottom w:type="dxa" w:w="100"/>
+              <w:right w:type="dxa" w:w="160"/>
+            </w:tcMar>
+          </w:tcPr>
+          <w:p>
+            <w:r>
+              <w:rPr>
+                <w:rFonts w:ascii="Arial" w:cs="Arial" w:eastAsia="Arial" w:hAnsi="Arial"/>
+                <w:b w:val="false"/>
+                <w:bCs w:val="false"/>
+                <w:color w:val="1F2937"/>
+                <w:sz w:val="20"/>
+                <w:szCs w:val="20"/>
+              </w:rPr>
+              <w:t xml:space="preserve">IdeaMaker</w:t>
+            </w:r>
+          </w:p>
+        </w:tc>
+        <w:tc>
+          <w:tcPr>
+            <w:tcW w:type="dxa" w:w="5360"/>
+            <w:tcBorders>
+              <w:top w:val="single" w:color="DDDDDD" w:sz="1"/>
+              <w:left w:val="single" w:color="DDDDDD" w:sz="1"/>
+              <w:bottom w:val="single" w:color="DDDDDD" w:sz="1"/>
+              <w:right w:val="single" w:color="DDDDDD" w:sz="1"/>
+            </w:tcBorders>
+            <w:shd w:fill="FFFFFF" w:val="clear"/>
+            <w:tcMar>
+              <w:top w:type="dxa" w:w="100"/>
+              <w:left w:type="dxa" w:w="160"/>
+              <w:bottom w:type="dxa" w:w="100"/>
+              <w:right w:type="dxa" w:w="160"/>
+            </w:tcMar>
+          </w:tcPr>
+          <w:p>
+            <w:r>
+              <w:rPr>
+                <w:rFonts w:ascii="Arial" w:cs="Arial" w:eastAsia="Arial" w:hAnsi="Arial"/>
+                <w:b w:val="false"/>
+                <w:bCs w:val="false"/>
+                <w:color w:val="6B7280"/>
+                <w:sz w:val="20"/>
+                <w:szCs w:val="20"/>
+              </w:rPr>
+              <w:t xml:space="preserve">Printing Time, Material#1 Used</w:t>
+            </w:r>
+          </w:p>
+        </w:tc>
+      </w:tr>
+    </w:tbl>
+    <w:p>
+      <w:pPr>
+        <w:pStyle w:val="Heading2"/>
+        <w:spacing w:after="120" w:before="280"/>
+      </w:pPr>
+      <w:r>
+        <w:rPr>
+          <w:rFonts w:ascii="Arial" w:cs="Arial" w:eastAsia="Arial" w:hAnsi="Arial"/>
+          <w:b/>
+          <w:bCs/>
+          <w:color w:val="1F2937"/>
+          <w:sz w:val="28"/>
+          <w:szCs w:val="28"/>
+        </w:rPr>
+        <w:t xml:space="preserve">Bugs Corrigidos na v2</w:t>
+      </w:r>
+    </w:p>
+    <w:p>
+      <w:pPr>
+        <w:pBdr>
+          <w:left w:val="single" w:color="EF4444" w:sz="12"/>
+        </w:pBdr>
+        <w:shd w:fill="FEF2F2" w:val="clear"/>
+        <w:spacing w:after="0" w:before="80"/>
+        <w:ind w:left="200"/>
+      </w:pPr>
+      <w:r>
+        <w:rPr>
+          <w:rFonts w:ascii="Arial" w:cs="Arial" w:eastAsia="Arial" w:hAnsi="Arial"/>
+          <w:b/>
+          <w:bCs/>
+          <w:color w:val="B91C1C"/>
+          <w:sz w:val="22"/>
+          <w:szCs w:val="22"/>
+        </w:rPr>
+        <w:t xml:space="preserve">⚠ Bug 1 — Nome do slicer BambuStudio</w:t>
+      </w:r>
+    </w:p>
+    <w:p>
+      <w:pPr>
+        <w:pBdr>
+          <w:left w:val="single" w:color="EF4444" w:sz="12"/>
+        </w:pBdr>
+        <w:shd w:fill="FEF2F2" w:val="clear"/>
+        <w:spacing w:after="120"/>
+        <w:ind w:left="200"/>
+      </w:pPr>
+      <w:r>
+        <w:rPr>
+          <w:rFonts w:ascii="Arial" w:cs="Arial" w:eastAsia="Arial" w:hAnsi="Arial"/>
+          <w:color w:val="991B1B"/>
+          <w:sz w:val="20"/>
+          <w:szCs w:val="20"/>
+        </w:rPr>
+        <w:t xml:space="preserve">A linha "BambuStudio 02.05.03.61" não batia em nenhum padrão pois não tem prefixo "generated by".</w:t>
+      </w:r>
+    </w:p>
+    <w:p>
+      <w:pPr>
+        <w:pBdr>
+          <w:left w:val="single" w:color="22C55E" w:sz="12"/>
+        </w:pBdr>
+        <w:shd w:fill="F0FDF4" w:val="clear"/>
+        <w:spacing w:after="0" w:before="80"/>
+        <w:ind w:left="200"/>
+      </w:pPr>
+      <w:r>
+        <w:rPr>
+          <w:rFonts w:ascii="Arial" w:cs="Arial" w:eastAsia="Arial" w:hAnsi="Arial"/>
+          <w:b/>
+          <w:bCs/>
+          <w:color w:val="15803D"/>
+          <w:sz w:val="22"/>
+          <w:szCs w:val="22"/>
+        </w:rPr>
+        <w:t xml:space="preserve">✓ Correção</w:t>
+      </w:r>
+    </w:p>
+    <w:p>
+      <w:pPr>
+        <w:pBdr>
+          <w:left w:val="single" w:color="22C55E" w:sz="12"/>
+        </w:pBdr>
+        <w:shd w:fill="F0FDF4" w:val="clear"/>
+        <w:spacing w:after="120"/>
+        <w:ind w:left="200"/>
+      </w:pPr>
+      <w:r>
+        <w:rPr>
+          <w:rFonts w:ascii="Arial" w:cs="Arial" w:eastAsia="Arial" w:hAnsi="Arial"/>
+          <w:color w:val="166534"/>
+          <w:sz w:val="20"/>
+          <w:szCs w:val="20"/>
+        </w:rPr>
+        <w:t xml:space="preserve">Regex específico: /^(BambuStudio|OrcaSlicer)\s+([\d.]+)/i detecta o nome diretamente.</w:t>
+      </w:r>
+    </w:p>
+    <w:p>
+      <w:pPr>
+        <w:pBdr>
+          <w:left w:val="single" w:color="EF4444" w:sz="12"/>
+        </w:pBdr>
+        <w:shd w:fill="FEF2F2" w:val="clear"/>
+        <w:spacing w:after="0" w:before="80"/>
+        <w:ind w:left="200"/>
+      </w:pPr>
+      <w:r>
+        <w:rPr>
+          <w:rFonts w:ascii="Arial" w:cs="Arial" w:eastAsia="Arial" w:hAnsi="Arial"/>
+          <w:b/>
+          <w:bCs/>
+          <w:color w:val="B91C1C"/>
+          <w:sz w:val="22"/>
+          <w:szCs w:val="22"/>
+        </w:rPr>
+        <w:t xml:space="preserve">⚠ Bug 2 — Tempo em linha dupla</w:t>
+      </w:r>
+    </w:p>
+    <w:p>
+      <w:pPr>
+        <w:pBdr>
+          <w:left w:val="single" w:color="EF4444" w:sz="12"/>
+        </w:pBdr>
+        <w:shd w:fill="FEF2F2" w:val="clear"/>
+        <w:spacing w:after="120"/>
+        <w:ind w:left="200"/>
+      </w:pPr>
+      <w:r>
+        <w:rPr>
+          <w:rFonts w:ascii="Arial" w:cs="Arial" w:eastAsia="Arial" w:hAnsi="Arial"/>
+          <w:color w:val="991B1B"/>
+          <w:sz w:val="20"/>
+          <w:szCs w:val="20"/>
+        </w:rPr>
+        <w:t xml:space="preserve">A linha "model printing time: 2h 12m 45s; total estimated time: 2h 19m 2s" contém dois campos. O regex com âncora ^ falhou porque o conteúdo não começa com "total estimated time:".</w:t>
+      </w:r>
+    </w:p>
+    <w:p>
+      <w:pPr>
+        <w:pBdr>
+          <w:left w:val="single" w:color="22C55E" w:sz="12"/>
+        </w:pBdr>
+        <w:shd w:fill="F0FDF4" w:val="clear"/>
+        <w:spacing w:after="0" w:before="80"/>
+        <w:ind w:left="200"/>
+      </w:pPr>
+      <w:r>
+        <w:rPr>
+          <w:rFonts w:ascii="Arial" w:cs="Arial" w:eastAsia="Arial" w:hAnsi="Arial"/>
+          <w:b/>
+          <w:bCs/>
+          <w:color w:val="15803D"/>
+          <w:sz w:val="22"/>
+          <w:szCs w:val="22"/>
+        </w:rPr>
+        <w:t xml:space="preserve">✓ Correção</w:t>
+      </w:r>
+    </w:p>
+    <w:p>
+      <w:pPr>
+        <w:pBdr>
+          <w:left w:val="single" w:color="22C55E" w:sz="12"/>
+        </w:pBdr>
+        <w:shd w:fill="F0FDF4" w:val="clear"/>
+        <w:spacing w:after="120"/>
+        <w:ind w:left="200"/>
+      </w:pPr>
+      <w:r>
+        <w:rPr>
+          <w:rFonts w:ascii="Arial" w:cs="Arial" w:eastAsia="Arial" w:hAnsi="Arial"/>
+          <w:color w:val="166534"/>
+          <w:sz w:val="20"/>
+          <w:szCs w:val="20"/>
+        </w:rPr>
+        <w:t xml:space="preserve">Regex sem âncora ^: /total estimated time:\s*([^;]+)/i busca o padrão em qualquer posição da linha, capturando até o próximo ";" ou fim.</w:t>
+      </w:r>
+    </w:p>
+    <w:p>
+      <w:pPr>
+        <w:pBdr>
+          <w:left w:val="single" w:color="EF4444" w:sz="12"/>
+        </w:pBdr>
+        <w:shd w:fill="FEF2F2" w:val="clear"/>
+        <w:spacing w:after="0" w:before="80"/>
+        <w:ind w:left="200"/>
+      </w:pPr>
+      <w:r>
+        <w:rPr>
+          <w:rFonts w:ascii="Arial" w:cs="Arial" w:eastAsia="Arial" w:hAnsi="Arial"/>
+          <w:b/>
+          <w:bCs/>
+          <w:color w:val="B91C1C"/>
+          <w:sz w:val="22"/>
+          <w:szCs w:val="22"/>
+        </w:rPr>
+        <w:t xml:space="preserve">⚠ Bug 3 — Peso com formato diferente</w:t>
+      </w:r>
+    </w:p>
+    <w:p>
+      <w:pPr>
+        <w:pBdr>
+          <w:left w:val="single" w:color="EF4444" w:sz="12"/>
+        </w:pBdr>
+        <w:shd w:fill="FEF2F2" w:val="clear"/>
+        <w:spacing w:after="120"/>
+        <w:ind w:left="200"/>
+      </w:pPr>
+      <w:r>
+        <w:rPr>
+          <w:rFonts w:ascii="Arial" w:cs="Arial" w:eastAsia="Arial" w:hAnsi="Arial"/>
+          <w:color w:val="991B1B"/>
+          <w:sz w:val="20"/>
+          <w:szCs w:val="20"/>
+        </w:rPr>
+        <w:t xml:space="preserve">"total filament weight [g] : 66.70" usa chave diferente e ": " (com espaço) em vez de "=".</w:t>
+      </w:r>
+    </w:p>
+    <w:p>
+      <w:pPr>
+        <w:pBdr>
+          <w:left w:val="single" w:color="22C55E" w:sz="12"/>
+        </w:pBdr>
+        <w:shd w:fill="F0FDF4" w:val="clear"/>
+        <w:spacing w:after="0" w:before="80"/>
+        <w:ind w:left="200"/>
+      </w:pPr>
+      <w:r>
+        <w:rPr>
+          <w:rFonts w:ascii="Arial" w:cs="Arial" w:eastAsia="Arial" w:hAnsi="Arial"/>
+          <w:b/>
+          <w:bCs/>
+          <w:color w:val="15803D"/>
+          <w:sz w:val="22"/>
+          <w:szCs w:val="22"/>
+        </w:rPr>
+        <w:t xml:space="preserve">✓ Correção</w:t>
+      </w:r>
+    </w:p>
+    <w:p>
+      <w:pPr>
+        <w:pBdr>
+          <w:left w:val="single" w:color="22C55E" w:sz="12"/>
+        </w:pBdr>
+        <w:shd w:fill="F0FDF4" w:val="clear"/>
+        <w:spacing w:after="120"/>
+        <w:ind w:left="200"/>
+      </w:pPr>
+      <w:r>
+        <w:rPr>
+          <w:rFonts w:ascii="Arial" w:cs="Arial" w:eastAsia="Arial" w:hAnsi="Arial"/>
+          <w:color w:val="166534"/>
+          <w:sz w:val="20"/>
+          <w:szCs w:val="20"/>
+        </w:rPr>
+        <w:t xml:space="preserve">Regex: /^total filament weight\s*\[g\]\s*[=:]\s*([\d.]+)/i aceita tanto "=" quanto ":"  com qualquer espaçamento.</w:t>
+      </w:r>
+    </w:p>
+    <w:p>
+      <w:pPr>
+        <w:pStyle w:val="Heading2"/>
+        <w:spacing w:after="120" w:before="280"/>
+      </w:pPr>
+      <w:r>
+        <w:rPr>
+          <w:rFonts w:ascii="Arial" w:cs="Arial" w:eastAsia="Arial" w:hAnsi="Arial"/>
+          <w:b/>
+          <w:bCs/>
+          <w:color w:val="1F2937"/>
+          <w:sz w:val="28"/>
+          <w:szCs w:val="28"/>
+        </w:rPr>
+        <w:t xml:space="preserve">Fluxo de Importação Multi-Cama</w:t>
+      </w:r>
+    </w:p>
+    <w:p>
+      <w:pPr>
+        <w:spacing w:after="120"/>
+      </w:pPr>
+      <w:r>
+        <w:rPr>
+          <w:rFonts w:ascii="Arial" w:cs="Arial" w:eastAsia="Arial" w:hAnsi="Arial"/>
+          <w:color w:val="1F2937"/>
+          <w:sz w:val="22"/>
+          <w:szCs w:val="22"/>
+        </w:rPr>
+        <w:t xml:space="preserve">Cada arquivo G-Code importado corresponde a uma "cama de impressão" (mesa). O sistema é aditivo:</w:t>
       </w:r>
     </w:p>
     <w:p>
@@ -7483,7 +8582,7 @@
           <w:sz w:val="22"/>
           <w:szCs w:val="22"/>
         </w:rPr>
-        <w:t xml:space="preserve">Custo de frete embutido como percentual ou valor fixo por peça.</w:t>
+        <w:t xml:space="preserve">1ª importação — preenche a linha de filamento vazia existente com peso e label automático ("Mesa 1 · PLA").</w:t>
       </w:r>
     </w:p>
     <w:p>
@@ -7502,24 +8601,7 @@
           <w:sz w:val="22"/>
           <w:szCs w:val="22"/>
         </w:rPr>
-        <w:t xml:space="preserve">Histórico de preços: registro de quando o markup de uma peça foi alterado.</w:t>
-      </w:r>
-    </w:p>
-    <w:p>
-      <w:pPr>
-        <w:pStyle w:val="Heading2"/>
-        <w:spacing w:after="120" w:before="280"/>
-      </w:pPr>
-      <w:r>
-        <w:rPr>
-          <w:rFonts w:ascii="Arial" w:cs="Arial" w:eastAsia="Arial" w:hAnsi="Arial"/>
-          <w:b/>
-          <w:bCs/>
-          <w:color w:val="1F2937"/>
-          <w:sz w:val="28"/>
-          <w:szCs w:val="28"/>
-        </w:rPr>
-        <w:t xml:space="preserve">Baixa Prioridade / Futuro</w:t>
+        <w:t xml:space="preserve">2ª+ importação — adiciona nova linha de filamento e acumula o tempo (Mesa 1 + Mesa 2 + …).</w:t>
       </w:r>
     </w:p>
     <w:p>
@@ -7538,7 +8620,7 @@
           <w:sz w:val="22"/>
           <w:szCs w:val="22"/>
         </w:rPr>
-        <w:t xml:space="preserve">Migração da camada api.ts para backend real (FastAPI + PostgreSQL ou Supabase).</w:t>
+        <w:t xml:space="preserve">Remoção de cama — remove a linha de filamento associada e desconta o tempo correspondente.</w:t>
       </w:r>
     </w:p>
     <w:p>
@@ -7557,7 +8639,49 @@
           <w:sz w:val="22"/>
           <w:szCs w:val="22"/>
         </w:rPr>
-        <w:t xml:space="preserve">Autenticação multi-usuário com roles admin/operator.</w:t>
+        <w:t xml:space="preserve">Banner de totais — mostra "⏱ Xh Ymin total · ⚖️ Xg total" em tempo real.</w:t>
+      </w:r>
+    </w:p>
+    <w:p>
+      <w:pPr>
+        <w:pBdr>
+          <w:bottom w:val="single" w:color="E5E7EB" w:sz="4"/>
+        </w:pBdr>
+        <w:spacing w:after="200" w:before="200"/>
+      </w:pPr>
+    </w:p>
+    <w:p>
+      <w:pPr>
+        <w:pStyle w:val="Heading1"/>
+        <w:spacing w:after="160" w:before="360"/>
+      </w:pPr>
+      <w:r>
+        <w:rPr>
+          <w:rFonts w:ascii="Arial" w:cs="Arial" w:eastAsia="Arial" w:hAnsi="Arial"/>
+          <w:b/>
+          <w:bCs/>
+          <w:color w:val="4F46E5"/>
+          <w:sz w:val="36"/>
+          <w:szCs w:val="36"/>
+        </w:rPr>
+        <w:t xml:space="preserve">9. Funcionalidades por Módulo</w:t>
+      </w:r>
+    </w:p>
+    <w:p>
+      <w:pPr>
+        <w:pStyle w:val="Heading2"/>
+        <w:spacing w:after="120" w:before="280"/>
+      </w:pPr>
+      <w:r>
+        <w:rPr>
+          <w:rFonts w:ascii="Arial" w:cs="Arial" w:eastAsia="Arial" w:hAnsi="Arial"/>
+          <w:b/>
+          <w:bCs/>
+          <w:color w:val="1F2937"/>
+          <w:sz w:val="28"/>
+          <w:szCs w:val="28"/>
+        </w:rPr>
+        <w:t xml:space="preserve">9.1 Dashboard</w:t>
       </w:r>
     </w:p>
     <w:p>
@@ -7576,7 +8700,7 @@
           <w:sz w:val="22"/>
           <w:szCs w:val="22"/>
         </w:rPr>
-        <w:t xml:space="preserve">Dashboard com gráficos de evolução temporal (vendas × custos).</w:t>
+        <w:t xml:space="preserve">4 cards KPI: total de peças, lucro total consumidor, lucro total lojista, markup médio.</w:t>
       </w:r>
     </w:p>
     <w:p>
@@ -7595,7 +8719,793 @@
           <w:sz w:val="22"/>
           <w:szCs w:val="22"/>
         </w:rPr>
-        <w:t xml:space="preserve">Integração com plataformas de venda (Mercado Livre API) para atualizar preços automaticamente.</w:t>
+        <w:t xml:space="preserve">Gráfico de barras: Custo × Preço × Lucro por peça (Recharts).</w:t>
+      </w:r>
+    </w:p>
+    <w:p>
+      <w:pPr>
+        <w:pStyle w:val="ListParagraph"/>
+        <w:numPr>
+          <w:ilvl w:val="0"/>
+          <w:numId w:val="2"/>
+        </w:numPr>
+        <w:spacing w:after="60"/>
+      </w:pPr>
+      <w:r>
+        <w:rPr>
+          <w:rFonts w:ascii="Arial" w:cs="Arial" w:eastAsia="Arial" w:hAnsi="Arial"/>
+          <w:color w:val="1F2937"/>
+          <w:sz w:val="22"/>
+          <w:szCs w:val="22"/>
+        </w:rPr>
+        <w:t xml:space="preserve">Cards individuais por peça com margem e lucro líquido.</w:t>
+      </w:r>
+    </w:p>
+    <w:p>
+      <w:pPr>
+        <w:pStyle w:val="ListParagraph"/>
+        <w:numPr>
+          <w:ilvl w:val="0"/>
+          <w:numId w:val="2"/>
+        </w:numPr>
+        <w:spacing w:after="60"/>
+      </w:pPr>
+      <w:r>
+        <w:rPr>
+          <w:rFonts w:ascii="Arial" w:cs="Arial" w:eastAsia="Arial" w:hAnsi="Arial"/>
+          <w:color w:val="1F2937"/>
+          <w:sz w:val="22"/>
+          <w:szCs w:val="22"/>
+        </w:rPr>
+        <w:t xml:space="preserve">Botão "Exportar PDF" com spinner de loading — gera relatório A4 paisagem.</w:t>
+      </w:r>
+    </w:p>
+    <w:p>
+      <w:pPr>
+        <w:pStyle w:val="ListParagraph"/>
+        <w:numPr>
+          <w:ilvl w:val="0"/>
+          <w:numId w:val="2"/>
+        </w:numPr>
+        <w:spacing w:after="60"/>
+      </w:pPr>
+      <w:r>
+        <w:rPr>
+          <w:rFonts w:ascii="Arial" w:cs="Arial" w:eastAsia="Arial" w:hAnsi="Arial"/>
+          <w:color w:val="1F2937"/>
+          <w:sz w:val="22"/>
+          <w:szCs w:val="22"/>
+        </w:rPr>
+        <w:t xml:space="preserve">Botão de edição completa (✏️ indigo) em cada card.</w:t>
+      </w:r>
+    </w:p>
+    <w:p>
+      <w:pPr>
+        <w:pStyle w:val="Heading2"/>
+        <w:spacing w:after="120" w:before="280"/>
+      </w:pPr>
+      <w:r>
+        <w:rPr>
+          <w:rFonts w:ascii="Arial" w:cs="Arial" w:eastAsia="Arial" w:hAnsi="Arial"/>
+          <w:b/>
+          <w:bCs/>
+          <w:color w:val="1F2937"/>
+          <w:sz w:val="28"/>
+          <w:szCs w:val="28"/>
+        </w:rPr>
+        <w:t xml:space="preserve">9.2 Aba Produtos</w:t>
+      </w:r>
+    </w:p>
+    <w:p>
+      <w:pPr>
+        <w:pStyle w:val="ListParagraph"/>
+        <w:numPr>
+          <w:ilvl w:val="0"/>
+          <w:numId w:val="2"/>
+        </w:numPr>
+        <w:spacing w:after="60"/>
+      </w:pPr>
+      <w:r>
+        <w:rPr>
+          <w:rFonts w:ascii="Arial" w:cs="Arial" w:eastAsia="Arial" w:hAnsi="Arial"/>
+          <w:color w:val="1F2937"/>
+          <w:sz w:val="22"/>
+          <w:szCs w:val="22"/>
+        </w:rPr>
+        <w:t xml:space="preserve">Tabela com busca por nome e colunas: tempo, peso, custo un., markup, preço, lucro.</w:t>
+      </w:r>
+    </w:p>
+    <w:p>
+      <w:pPr>
+        <w:pStyle w:val="ListParagraph"/>
+        <w:numPr>
+          <w:ilvl w:val="0"/>
+          <w:numId w:val="2"/>
+        </w:numPr>
+        <w:spacing w:after="60"/>
+      </w:pPr>
+      <w:r>
+        <w:rPr>
+          <w:rFonts w:ascii="Arial" w:cs="Arial" w:eastAsia="Arial" w:hAnsi="Arial"/>
+          <w:color w:val="1F2937"/>
+          <w:sz w:val="22"/>
+          <w:szCs w:val="22"/>
+        </w:rPr>
+        <w:t xml:space="preserve">[v2] Badge de canal abaixo do nome da peça: emoji + nome do canal de venda.</w:t>
+      </w:r>
+    </w:p>
+    <w:p>
+      <w:pPr>
+        <w:pStyle w:val="ListParagraph"/>
+        <w:numPr>
+          <w:ilvl w:val="0"/>
+          <w:numId w:val="2"/>
+        </w:numPr>
+        <w:spacing w:after="60"/>
+      </w:pPr>
+      <w:r>
+        <w:rPr>
+          <w:rFonts w:ascii="Arial" w:cs="Arial" w:eastAsia="Arial" w:hAnsi="Arial"/>
+          <w:color w:val="1F2937"/>
+          <w:sz w:val="22"/>
+          <w:szCs w:val="22"/>
+        </w:rPr>
+        <w:t xml:space="preserve">Clique no nome abre o modal de detalhes (ProductModal) com gráfico de pizza dos custos.</w:t>
+      </w:r>
+    </w:p>
+    <w:p>
+      <w:pPr>
+        <w:pStyle w:val="ListParagraph"/>
+        <w:numPr>
+          <w:ilvl w:val="0"/>
+          <w:numId w:val="2"/>
+        </w:numPr>
+        <w:spacing w:after="60"/>
+      </w:pPr>
+      <w:r>
+        <w:rPr>
+          <w:rFonts w:ascii="Arial" w:cs="Arial" w:eastAsia="Arial" w:hAnsi="Arial"/>
+          <w:color w:val="1F2937"/>
+          <w:sz w:val="22"/>
+          <w:szCs w:val="22"/>
+        </w:rPr>
+        <w:t xml:space="preserve">[v2] ProductModal: seção colapsável "Simulação Multicanal" com tabela comparativa.</w:t>
+      </w:r>
+    </w:p>
+    <w:p>
+      <w:pPr>
+        <w:pStyle w:val="ListParagraph"/>
+        <w:numPr>
+          <w:ilvl w:val="0"/>
+          <w:numId w:val="2"/>
+        </w:numPr>
+        <w:spacing w:after="60"/>
+      </w:pPr>
+      <w:r>
+        <w:rPr>
+          <w:rFonts w:ascii="Arial" w:cs="Arial" w:eastAsia="Arial" w:hAnsi="Arial"/>
+          <w:color w:val="1F2937"/>
+          <w:sz w:val="22"/>
+          <w:szCs w:val="22"/>
+        </w:rPr>
+        <w:t xml:space="preserve">Botão ✏️ abre o editor completo (EditProductModal) com todos os campos.</w:t>
+      </w:r>
+    </w:p>
+    <w:p>
+      <w:pPr>
+        <w:pStyle w:val="ListParagraph"/>
+        <w:numPr>
+          <w:ilvl w:val="0"/>
+          <w:numId w:val="2"/>
+        </w:numPr>
+        <w:spacing w:after="60"/>
+      </w:pPr>
+      <w:r>
+        <w:rPr>
+          <w:rFonts w:ascii="Arial" w:cs="Arial" w:eastAsia="Arial" w:hAnsi="Arial"/>
+          <w:color w:val="1F2937"/>
+          <w:sz w:val="22"/>
+          <w:szCs w:val="22"/>
+        </w:rPr>
+        <w:t xml:space="preserve">Botão × remove a peça com confirmação.</w:t>
+      </w:r>
+    </w:p>
+    <w:p>
+      <w:pPr>
+        <w:pStyle w:val="ListParagraph"/>
+        <w:numPr>
+          <w:ilvl w:val="0"/>
+          <w:numId w:val="2"/>
+        </w:numPr>
+        <w:spacing w:after="60"/>
+      </w:pPr>
+      <w:r>
+        <w:rPr>
+          <w:rFonts w:ascii="Arial" w:cs="Arial" w:eastAsia="Arial" w:hAnsi="Arial"/>
+          <w:color w:val="1F2937"/>
+          <w:sz w:val="22"/>
+          <w:szCs w:val="22"/>
+        </w:rPr>
+        <w:t xml:space="preserve">Botão PDF exporta o relatório.</w:t>
+      </w:r>
+    </w:p>
+    <w:p>
+      <w:pPr>
+        <w:pStyle w:val="Heading2"/>
+        <w:spacing w:after="120" w:before="280"/>
+      </w:pPr>
+      <w:r>
+        <w:rPr>
+          <w:rFonts w:ascii="Arial" w:cs="Arial" w:eastAsia="Arial" w:hAnsi="Arial"/>
+          <w:b/>
+          <w:bCs/>
+          <w:color w:val="1F2937"/>
+          <w:sz w:val="28"/>
+          <w:szCs w:val="28"/>
+        </w:rPr>
+        <w:t xml:space="preserve">9.3 Aba Materiais</w:t>
+      </w:r>
+    </w:p>
+    <w:p>
+      <w:pPr>
+        <w:pStyle w:val="ListParagraph"/>
+        <w:numPr>
+          <w:ilvl w:val="0"/>
+          <w:numId w:val="2"/>
+        </w:numPr>
+        <w:spacing w:after="60"/>
+      </w:pPr>
+      <w:r>
+        <w:rPr>
+          <w:rFonts w:ascii="Arial" w:cs="Arial" w:eastAsia="Arial" w:hAnsi="Arial"/>
+          <w:color w:val="1F2937"/>
+          <w:sz w:val="22"/>
+          <w:szCs w:val="22"/>
+        </w:rPr>
+        <w:t xml:space="preserve">Grid de cards por rolo de filamento com: nome, tipo, cor, custo/g, custo/kg.</w:t>
+      </w:r>
+    </w:p>
+    <w:p>
+      <w:pPr>
+        <w:pStyle w:val="ListParagraph"/>
+        <w:numPr>
+          <w:ilvl w:val="0"/>
+          <w:numId w:val="2"/>
+        </w:numPr>
+        <w:spacing w:after="60"/>
+      </w:pPr>
+      <w:r>
+        <w:rPr>
+          <w:rFonts w:ascii="Arial" w:cs="Arial" w:eastAsia="Arial" w:hAnsi="Arial"/>
+          <w:color w:val="1F2937"/>
+          <w:sz w:val="22"/>
+          <w:szCs w:val="22"/>
+        </w:rPr>
+        <w:t xml:space="preserve">Barra de progresso colorida (verde/âmbar/vermelho) indicando quanto do rolo foi consumido.</w:t>
+      </w:r>
+    </w:p>
+    <w:p>
+      <w:pPr>
+        <w:pStyle w:val="ListParagraph"/>
+        <w:numPr>
+          <w:ilvl w:val="0"/>
+          <w:numId w:val="2"/>
+        </w:numPr>
+        <w:spacing w:after="60"/>
+      </w:pPr>
+      <w:r>
+        <w:rPr>
+          <w:rFonts w:ascii="Arial" w:cs="Arial" w:eastAsia="Arial" w:hAnsi="Arial"/>
+          <w:color w:val="1F2937"/>
+          <w:sz w:val="22"/>
+          <w:szCs w:val="22"/>
+        </w:rPr>
+        <w:t xml:space="preserve">Edição inline do peso atual restante.</w:t>
+      </w:r>
+    </w:p>
+    <w:p>
+      <w:pPr>
+        <w:pStyle w:val="ListParagraph"/>
+        <w:numPr>
+          <w:ilvl w:val="0"/>
+          <w:numId w:val="2"/>
+        </w:numPr>
+        <w:spacing w:after="60"/>
+      </w:pPr>
+      <w:r>
+        <w:rPr>
+          <w:rFonts w:ascii="Arial" w:cs="Arial" w:eastAsia="Arial" w:hAnsi="Arial"/>
+          <w:color w:val="1F2937"/>
+          <w:sz w:val="22"/>
+          <w:szCs w:val="22"/>
+        </w:rPr>
+        <w:t xml:space="preserve">Modal "Novo Material" com campos: nome, tipo, cor, preço pago, peso total, peso atual.</w:t>
+      </w:r>
+    </w:p>
+    <w:p>
+      <w:pPr>
+        <w:pStyle w:val="ListParagraph"/>
+        <w:numPr>
+          <w:ilvl w:val="0"/>
+          <w:numId w:val="2"/>
+        </w:numPr>
+        <w:spacing w:after="60"/>
+      </w:pPr>
+      <w:r>
+        <w:rPr>
+          <w:rFonts w:ascii="Arial" w:cs="Arial" w:eastAsia="Arial" w:hAnsi="Arial"/>
+          <w:color w:val="1F2937"/>
+          <w:sz w:val="22"/>
+          <w:szCs w:val="22"/>
+        </w:rPr>
+        <w:t xml:space="preserve">Materiais cadastrados aparecem como opção no select de filamentos de cada peça.</w:t>
+      </w:r>
+    </w:p>
+    <w:p>
+      <w:pPr>
+        <w:pStyle w:val="Heading2"/>
+        <w:spacing w:after="120" w:before="280"/>
+      </w:pPr>
+      <w:r>
+        <w:rPr>
+          <w:rFonts w:ascii="Arial" w:cs="Arial" w:eastAsia="Arial" w:hAnsi="Arial"/>
+          <w:b/>
+          <w:bCs/>
+          <w:color w:val="1F2937"/>
+          <w:sz w:val="28"/>
+          <w:szCs w:val="28"/>
+        </w:rPr>
+        <w:t xml:space="preserve">9.4 Aba Estoque</w:t>
+      </w:r>
+    </w:p>
+    <w:p>
+      <w:pPr>
+        <w:pStyle w:val="ListParagraph"/>
+        <w:numPr>
+          <w:ilvl w:val="0"/>
+          <w:numId w:val="2"/>
+        </w:numPr>
+        <w:spacing w:after="60"/>
+      </w:pPr>
+      <w:r>
+        <w:rPr>
+          <w:rFonts w:ascii="Arial" w:cs="Arial" w:eastAsia="Arial" w:hAnsi="Arial"/>
+          <w:color w:val="1F2937"/>
+          <w:sz w:val="22"/>
+          <w:szCs w:val="22"/>
+        </w:rPr>
+        <w:t xml:space="preserve">Lista de peças com controle de quantidade em estoque (input numérico direto).</w:t>
+      </w:r>
+    </w:p>
+    <w:p>
+      <w:pPr>
+        <w:pStyle w:val="ListParagraph"/>
+        <w:numPr>
+          <w:ilvl w:val="0"/>
+          <w:numId w:val="2"/>
+        </w:numPr>
+        <w:spacing w:after="60"/>
+      </w:pPr>
+      <w:r>
+        <w:rPr>
+          <w:rFonts w:ascii="Arial" w:cs="Arial" w:eastAsia="Arial" w:hAnsi="Arial"/>
+          <w:color w:val="1F2937"/>
+          <w:sz w:val="22"/>
+          <w:szCs w:val="22"/>
+        </w:rPr>
+        <w:t xml:space="preserve">Persistência automática via ProductContext.</w:t>
+      </w:r>
+    </w:p>
+    <w:p>
+      <w:pPr>
+        <w:pStyle w:val="Heading2"/>
+        <w:spacing w:after="120" w:before="280"/>
+      </w:pPr>
+      <w:r>
+        <w:rPr>
+          <w:rFonts w:ascii="Arial" w:cs="Arial" w:eastAsia="Arial" w:hAnsi="Arial"/>
+          <w:b/>
+          <w:bCs/>
+          <w:color w:val="1F2937"/>
+          <w:sz w:val="28"/>
+          <w:szCs w:val="28"/>
+        </w:rPr>
+        <w:t xml:space="preserve">9.5 Nova Peça (NovaModal — v2)</w:t>
+      </w:r>
+    </w:p>
+    <w:p>
+      <w:pPr>
+        <w:pStyle w:val="ListParagraph"/>
+        <w:numPr>
+          <w:ilvl w:val="0"/>
+          <w:numId w:val="2"/>
+        </w:numPr>
+        <w:spacing w:after="60"/>
+      </w:pPr>
+      <w:r>
+        <w:rPr>
+          <w:rFonts w:ascii="Arial" w:cs="Arial" w:eastAsia="Arial" w:hAnsi="Arial"/>
+          <w:color w:val="1F2937"/>
+          <w:sz w:val="22"/>
+          <w:szCs w:val="22"/>
+        </w:rPr>
+        <w:t xml:space="preserve">Botão "Importar G-code" ou "+ Mesa N" no header — importação aditiva multi-cama.</w:t>
+      </w:r>
+    </w:p>
+    <w:p>
+      <w:pPr>
+        <w:pStyle w:val="ListParagraph"/>
+        <w:numPr>
+          <w:ilvl w:val="0"/>
+          <w:numId w:val="2"/>
+        </w:numPr>
+        <w:spacing w:after="60"/>
+      </w:pPr>
+      <w:r>
+        <w:rPr>
+          <w:rFonts w:ascii="Arial" w:cs="Arial" w:eastAsia="Arial" w:hAnsi="Arial"/>
+          <w:color w:val="1F2937"/>
+          <w:sz w:val="22"/>
+          <w:szCs w:val="22"/>
+        </w:rPr>
+        <w:t xml:space="preserve">Seção "Camas de Impressão" com cards removíveis de cada arquivo importado.</w:t>
+      </w:r>
+    </w:p>
+    <w:p>
+      <w:pPr>
+        <w:pStyle w:val="ListParagraph"/>
+        <w:numPr>
+          <w:ilvl w:val="0"/>
+          <w:numId w:val="2"/>
+        </w:numPr>
+        <w:spacing w:after="60"/>
+      </w:pPr>
+      <w:r>
+        <w:rPr>
+          <w:rFonts w:ascii="Arial" w:cs="Arial" w:eastAsia="Arial" w:hAnsi="Arial"/>
+          <w:color w:val="1F2937"/>
+          <w:sz w:val="22"/>
+          <w:szCs w:val="22"/>
+        </w:rPr>
+        <w:t xml:space="preserve">Lista dinâmica de filamentos: label livre, select de material cadastrado, peso, R$/kg, subtotal.</w:t>
+      </w:r>
+    </w:p>
+    <w:p>
+      <w:pPr>
+        <w:pStyle w:val="ListParagraph"/>
+        <w:numPr>
+          <w:ilvl w:val="0"/>
+          <w:numId w:val="2"/>
+        </w:numPr>
+        <w:spacing w:after="60"/>
+      </w:pPr>
+      <w:r>
+        <w:rPr>
+          <w:rFonts w:ascii="Arial" w:cs="Arial" w:eastAsia="Arial" w:hAnsi="Arial"/>
+          <w:color w:val="1F2937"/>
+          <w:sz w:val="22"/>
+          <w:szCs w:val="22"/>
+        </w:rPr>
+        <w:t xml:space="preserve">Lista dinâmica de acessórios com chips de sugestão rápida (Embalagem, Imã, LED, etc.).</w:t>
+      </w:r>
+    </w:p>
+    <w:p>
+      <w:pPr>
+        <w:pStyle w:val="ListParagraph"/>
+        <w:numPr>
+          <w:ilvl w:val="0"/>
+          <w:numId w:val="2"/>
+        </w:numPr>
+        <w:spacing w:after="60"/>
+      </w:pPr>
+      <w:r>
+        <w:rPr>
+          <w:rFonts w:ascii="Arial" w:cs="Arial" w:eastAsia="Arial" w:hAnsi="Arial"/>
+          <w:color w:val="1F2937"/>
+          <w:sz w:val="22"/>
+          <w:szCs w:val="22"/>
+        </w:rPr>
+        <w:t xml:space="preserve">[v2] Seletor de canal de venda em grid 3×2 com emoji, nome e taxa — preenchimento automático do campo "Taxa do anúncio".</w:t>
+      </w:r>
+    </w:p>
+    <w:p>
+      <w:pPr>
+        <w:pStyle w:val="ListParagraph"/>
+        <w:numPr>
+          <w:ilvl w:val="0"/>
+          <w:numId w:val="2"/>
+        </w:numPr>
+        <w:spacing w:after="60"/>
+      </w:pPr>
+      <w:r>
+        <w:rPr>
+          <w:rFonts w:ascii="Arial" w:cs="Arial" w:eastAsia="Arial" w:hAnsi="Arial"/>
+          <w:color w:val="1F2937"/>
+          <w:sz w:val="22"/>
+          <w:szCs w:val="22"/>
+        </w:rPr>
+        <w:t xml:space="preserve">[v2] Toggle "Markup manual / Meta de Margem": em modo meta, o usuário informa a margem-alvo % e o markup é calculado automaticamente.</w:t>
+      </w:r>
+    </w:p>
+    <w:p>
+      <w:pPr>
+        <w:pStyle w:val="ListParagraph"/>
+        <w:numPr>
+          <w:ilvl w:val="0"/>
+          <w:numId w:val="2"/>
+        </w:numPr>
+        <w:spacing w:after="60"/>
+      </w:pPr>
+      <w:r>
+        <w:rPr>
+          <w:rFonts w:ascii="Arial" w:cs="Arial" w:eastAsia="Arial" w:hAnsi="Arial"/>
+          <w:color w:val="1F2937"/>
+          <w:sz w:val="22"/>
+          <w:szCs w:val="22"/>
+        </w:rPr>
+        <w:t xml:space="preserve">[v2] Seção Mão de Obra (amber): horas de pós-processamento × R$/hora — incluso no custo base.</w:t>
+      </w:r>
+    </w:p>
+    <w:p>
+      <w:pPr>
+        <w:pStyle w:val="ListParagraph"/>
+        <w:numPr>
+          <w:ilvl w:val="0"/>
+          <w:numId w:val="2"/>
+        </w:numPr>
+        <w:spacing w:after="60"/>
+      </w:pPr>
+      <w:r>
+        <w:rPr>
+          <w:rFonts w:ascii="Arial" w:cs="Arial" w:eastAsia="Arial" w:hAnsi="Arial"/>
+          <w:color w:val="1F2937"/>
+          <w:sz w:val="22"/>
+          <w:szCs w:val="22"/>
+        </w:rPr>
+        <w:t xml:space="preserve">Preview em tempo real de custos e preços durante o preenchimento.</w:t>
+      </w:r>
+    </w:p>
+    <w:p>
+      <w:pPr>
+        <w:pStyle w:val="ListParagraph"/>
+        <w:numPr>
+          <w:ilvl w:val="0"/>
+          <w:numId w:val="2"/>
+        </w:numPr>
+        <w:spacing w:after="60"/>
+      </w:pPr>
+      <w:r>
+        <w:rPr>
+          <w:rFonts w:ascii="Arial" w:cs="Arial" w:eastAsia="Arial" w:hAnsi="Arial"/>
+          <w:color w:val="1F2937"/>
+          <w:sz w:val="22"/>
+          <w:szCs w:val="22"/>
+        </w:rPr>
+        <w:t xml:space="preserve">[v2] Preview mostra: custo mão de obra, margem % calculada, markup resultante.</w:t>
+      </w:r>
+    </w:p>
+    <w:p>
+      <w:pPr>
+        <w:pStyle w:val="Heading2"/>
+        <w:spacing w:after="120" w:before="280"/>
+      </w:pPr>
+      <w:r>
+        <w:rPr>
+          <w:rFonts w:ascii="Arial" w:cs="Arial" w:eastAsia="Arial" w:hAnsi="Arial"/>
+          <w:b/>
+          <w:bCs/>
+          <w:color w:val="1F2937"/>
+          <w:sz w:val="28"/>
+          <w:szCs w:val="28"/>
+        </w:rPr>
+        <w:t xml:space="preserve">9.6 Editar Peça (EditProductModal — v2)</w:t>
+      </w:r>
+    </w:p>
+    <w:p>
+      <w:pPr>
+        <w:pStyle w:val="ListParagraph"/>
+        <w:numPr>
+          <w:ilvl w:val="0"/>
+          <w:numId w:val="2"/>
+        </w:numPr>
+        <w:spacing w:after="60"/>
+      </w:pPr>
+      <w:r>
+        <w:rPr>
+          <w:rFonts w:ascii="Arial" w:cs="Arial" w:eastAsia="Arial" w:hAnsi="Arial"/>
+          <w:color w:val="1F2937"/>
+          <w:sz w:val="22"/>
+          <w:szCs w:val="22"/>
+        </w:rPr>
+        <w:t xml:space="preserve">Idêntico ao NovaModal mas pré-preenchido com todos os dados da peça existente.</w:t>
+      </w:r>
+    </w:p>
+    <w:p>
+      <w:pPr>
+        <w:pStyle w:val="ListParagraph"/>
+        <w:numPr>
+          <w:ilvl w:val="0"/>
+          <w:numId w:val="2"/>
+        </w:numPr>
+        <w:spacing w:after="60"/>
+      </w:pPr>
+      <w:r>
+        <w:rPr>
+          <w:rFonts w:ascii="Arial" w:cs="Arial" w:eastAsia="Arial" w:hAnsi="Arial"/>
+          <w:color w:val="1F2937"/>
+          <w:sz w:val="22"/>
+          <w:szCs w:val="22"/>
+        </w:rPr>
+        <w:t xml:space="preserve">[v2] Restaura canal de venda, horas e taxa de mão de obra, e modo de cálculo (markup/margem).</w:t>
+      </w:r>
+    </w:p>
+    <w:p>
+      <w:pPr>
+        <w:pStyle w:val="ListParagraph"/>
+        <w:numPr>
+          <w:ilvl w:val="0"/>
+          <w:numId w:val="2"/>
+        </w:numPr>
+        <w:spacing w:after="60"/>
+      </w:pPr>
+      <w:r>
+        <w:rPr>
+          <w:rFonts w:ascii="Arial" w:cs="Arial" w:eastAsia="Arial" w:hAnsi="Arial"/>
+          <w:color w:val="1F2937"/>
+          <w:sz w:val="22"/>
+          <w:szCs w:val="22"/>
+        </w:rPr>
+        <w:t xml:space="preserve">Retrocompatibilidade: peças antigas (sem filamentos[]) são carregadas a partir de peso + filamentoCustoKg.</w:t>
+      </w:r>
+    </w:p>
+    <w:p>
+      <w:pPr>
+        <w:pStyle w:val="ListParagraph"/>
+        <w:numPr>
+          <w:ilvl w:val="0"/>
+          <w:numId w:val="2"/>
+        </w:numPr>
+        <w:spacing w:after="60"/>
+      </w:pPr>
+      <w:r>
+        <w:rPr>
+          <w:rFonts w:ascii="Arial" w:cs="Arial" w:eastAsia="Arial" w:hAnsi="Arial"/>
+          <w:color w:val="1F2937"/>
+          <w:sz w:val="22"/>
+          <w:szCs w:val="22"/>
+        </w:rPr>
+        <w:t xml:space="preserve">Botão "Reimportar G-code" ou "+ Mesa N" para atualizar dados com novo arquivo.</w:t>
+      </w:r>
+    </w:p>
+    <w:p>
+      <w:pPr>
+        <w:pStyle w:val="Heading2"/>
+        <w:spacing w:after="120" w:before="280"/>
+      </w:pPr>
+      <w:r>
+        <w:rPr>
+          <w:rFonts w:ascii="Arial" w:cs="Arial" w:eastAsia="Arial" w:hAnsi="Arial"/>
+          <w:b/>
+          <w:bCs/>
+          <w:color w:val="1F2937"/>
+          <w:sz w:val="28"/>
+          <w:szCs w:val="28"/>
+        </w:rPr>
+        <w:t xml:space="preserve">9.7 Configurações Globais (SettingsModal — v2)</w:t>
+      </w:r>
+    </w:p>
+    <w:p>
+      <w:pPr>
+        <w:pStyle w:val="ListParagraph"/>
+        <w:numPr>
+          <w:ilvl w:val="0"/>
+          <w:numId w:val="2"/>
+        </w:numPr>
+        <w:spacing w:after="60"/>
+      </w:pPr>
+      <w:r>
+        <w:rPr>
+          <w:rFonts w:ascii="Arial" w:cs="Arial" w:eastAsia="Arial" w:hAnsi="Arial"/>
+          <w:color w:val="1F2937"/>
+          <w:sz w:val="22"/>
+          <w:szCs w:val="22"/>
+        </w:rPr>
+        <w:t xml:space="preserve">Seções: Energia, Filamento, Impostos e Taxas, Custos Fixos, Impressora, Mão de Obra, Contingência.</w:t>
+      </w:r>
+    </w:p>
+    <w:p>
+      <w:pPr>
+        <w:pStyle w:val="ListParagraph"/>
+        <w:numPr>
+          <w:ilvl w:val="0"/>
+          <w:numId w:val="2"/>
+        </w:numPr>
+        <w:spacing w:after="60"/>
+      </w:pPr>
+      <w:r>
+        <w:rPr>
+          <w:rFonts w:ascii="Arial" w:cs="Arial" w:eastAsia="Arial" w:hAnsi="Arial"/>
+          <w:color w:val="1F2937"/>
+          <w:sz w:val="22"/>
+          <w:szCs w:val="22"/>
+        </w:rPr>
+        <w:t xml:space="preserve">[v2] Nova seção "Canais de Venda": lista editável de canais com emoji picker, nome e taxa%.</w:t>
+      </w:r>
+    </w:p>
+    <w:p>
+      <w:pPr>
+        <w:pStyle w:val="ListParagraph"/>
+        <w:numPr>
+          <w:ilvl w:val="0"/>
+          <w:numId w:val="2"/>
+        </w:numPr>
+        <w:spacing w:after="60"/>
+      </w:pPr>
+      <w:r>
+        <w:rPr>
+          <w:rFonts w:ascii="Arial" w:cs="Arial" w:eastAsia="Arial" w:hAnsi="Arial"/>
+          <w:color w:val="1F2937"/>
+          <w:sz w:val="22"/>
+          <w:szCs w:val="22"/>
+        </w:rPr>
+        <w:t xml:space="preserve">[v2] Botão "+ Adicionar canal" para criar novos canais personalizados.</w:t>
+      </w:r>
+    </w:p>
+    <w:p>
+      <w:pPr>
+        <w:pStyle w:val="ListParagraph"/>
+        <w:numPr>
+          <w:ilvl w:val="0"/>
+          <w:numId w:val="2"/>
+        </w:numPr>
+        <w:spacing w:after="60"/>
+      </w:pPr>
+      <w:r>
+        <w:rPr>
+          <w:rFonts w:ascii="Arial" w:cs="Arial" w:eastAsia="Arial" w:hAnsi="Arial"/>
+          <w:color w:val="1F2937"/>
+          <w:sz w:val="22"/>
+          <w:szCs w:val="22"/>
+        </w:rPr>
+        <w:t xml:space="preserve">[v2] Botão "×" para remover canais (mínimo 1 canal obrigatório).</w:t>
+      </w:r>
+    </w:p>
+    <w:p>
+      <w:pPr>
+        <w:pStyle w:val="ListParagraph"/>
+        <w:numPr>
+          <w:ilvl w:val="0"/>
+          <w:numId w:val="2"/>
+        </w:numPr>
+        <w:spacing w:after="60"/>
+      </w:pPr>
+      <w:r>
+        <w:rPr>
+          <w:rFonts w:ascii="Arial" w:cs="Arial" w:eastAsia="Arial" w:hAnsi="Arial"/>
+          <w:color w:val="1F2937"/>
+          <w:sz w:val="22"/>
+          <w:szCs w:val="22"/>
+        </w:rPr>
+        <w:t xml:space="preserve">[v2] Botão "Restaurar padrões" restaura os 6 canais originais via resetCanais().</w:t>
+      </w:r>
+    </w:p>
+    <w:p>
+      <w:pPr>
+        <w:pStyle w:val="ListParagraph"/>
+        <w:numPr>
+          <w:ilvl w:val="0"/>
+          <w:numId w:val="2"/>
+        </w:numPr>
+        <w:spacing w:after="60"/>
+      </w:pPr>
+      <w:r>
+        <w:rPr>
+          <w:rFonts w:ascii="Arial" w:cs="Arial" w:eastAsia="Arial" w:hAnsi="Arial"/>
+          <w:color w:val="1F2937"/>
+          <w:sz w:val="22"/>
+          <w:szCs w:val="22"/>
+        </w:rPr>
+        <w:t xml:space="preserve">[v2] Emoji picker inline (15 emojis) por canal, sem dependência externa.</w:t>
       </w:r>
     </w:p>
     <w:p>
@@ -7608,6 +9518,1067 @@
     </w:p>
     <w:p>
       <w:pPr>
+        <w:pStyle w:val="Heading1"/>
+        <w:spacing w:after="160" w:before="360"/>
+      </w:pPr>
+      <w:r>
+        <w:rPr>
+          <w:rFonts w:ascii="Arial" w:cs="Arial" w:eastAsia="Arial" w:hAnsi="Arial"/>
+          <w:b/>
+          <w:bCs/>
+          <w:color w:val="4F46E5"/>
+          <w:sz w:val="36"/>
+          <w:szCs w:val="36"/>
+        </w:rPr>
+        <w:t xml:space="preserve">10. Persistência de Dados (localStorage)</w:t>
+      </w:r>
+    </w:p>
+    <w:tbl>
+      <w:tblPr>
+        <w:tblW w:type="dxa" w:w="9360"/>
+        <w:tblBorders>
+          <w:top w:val="single" w:color="auto" w:sz="4"/>
+          <w:left w:val="single" w:color="auto" w:sz="4"/>
+          <w:bottom w:val="single" w:color="auto" w:sz="4"/>
+          <w:right w:val="single" w:color="auto" w:sz="4"/>
+          <w:insideH w:val="single" w:color="auto" w:sz="4"/>
+          <w:insideV w:val="single" w:color="auto" w:sz="4"/>
+        </w:tblBorders>
+      </w:tblPr>
+      <w:tblGrid>
+        <w:gridCol w:w="4000"/>
+        <w:gridCol w:w="5360"/>
+      </w:tblGrid>
+      <w:tr>
+        <w:tc>
+          <w:tcPr>
+            <w:tcW w:type="dxa" w:w="4000"/>
+            <w:tcBorders>
+              <w:top w:val="single" w:color="DDDDDD" w:sz="1"/>
+              <w:left w:val="single" w:color="DDDDDD" w:sz="1"/>
+              <w:bottom w:val="single" w:color="DDDDDD" w:sz="1"/>
+              <w:right w:val="single" w:color="DDDDDD" w:sz="1"/>
+            </w:tcBorders>
+            <w:shd w:fill="4F46E5" w:val="clear"/>
+            <w:tcMar>
+              <w:top w:type="dxa" w:w="100"/>
+              <w:left w:type="dxa" w:w="160"/>
+              <w:bottom w:type="dxa" w:w="100"/>
+              <w:right w:type="dxa" w:w="160"/>
+            </w:tcMar>
+          </w:tcPr>
+          <w:p>
+            <w:r>
+              <w:rPr>
+                <w:rFonts w:ascii="Arial" w:cs="Arial" w:eastAsia="Arial" w:hAnsi="Arial"/>
+                <w:b/>
+                <w:bCs/>
+                <w:color w:val="FFFFFF"/>
+                <w:sz w:val="20"/>
+                <w:szCs w:val="20"/>
+              </w:rPr>
+              <w:t xml:space="preserve">Chave localStorage</w:t>
+            </w:r>
+          </w:p>
+        </w:tc>
+        <w:tc>
+          <w:tcPr>
+            <w:tcW w:type="dxa" w:w="5360"/>
+            <w:tcBorders>
+              <w:top w:val="single" w:color="DDDDDD" w:sz="1"/>
+              <w:left w:val="single" w:color="DDDDDD" w:sz="1"/>
+              <w:bottom w:val="single" w:color="DDDDDD" w:sz="1"/>
+              <w:right w:val="single" w:color="DDDDDD" w:sz="1"/>
+            </w:tcBorders>
+            <w:shd w:fill="3730A3" w:val="clear"/>
+            <w:tcMar>
+              <w:top w:type="dxa" w:w="100"/>
+              <w:left w:type="dxa" w:w="160"/>
+              <w:bottom w:type="dxa" w:w="100"/>
+              <w:right w:type="dxa" w:w="160"/>
+            </w:tcMar>
+          </w:tcPr>
+          <w:p>
+            <w:r>
+              <w:rPr>
+                <w:rFonts w:ascii="Arial" w:cs="Arial" w:eastAsia="Arial" w:hAnsi="Arial"/>
+                <w:b/>
+                <w:bCs/>
+                <w:color w:val="FFFFFF"/>
+                <w:sz w:val="20"/>
+                <w:szCs w:val="20"/>
+              </w:rPr>
+              <w:t xml:space="preserve">Conteúdo</w:t>
+            </w:r>
+          </w:p>
+        </w:tc>
+      </w:tr>
+      <w:tr>
+        <w:tc>
+          <w:tcPr>
+            <w:tcW w:type="dxa" w:w="4000"/>
+            <w:tcBorders>
+              <w:top w:val="single" w:color="DDDDDD" w:sz="1"/>
+              <w:left w:val="single" w:color="DDDDDD" w:sz="1"/>
+              <w:bottom w:val="single" w:color="DDDDDD" w:sz="1"/>
+              <w:right w:val="single" w:color="DDDDDD" w:sz="1"/>
+            </w:tcBorders>
+            <w:shd w:fill="F3F4F6" w:val="clear"/>
+            <w:tcMar>
+              <w:top w:type="dxa" w:w="100"/>
+              <w:left w:type="dxa" w:w="160"/>
+              <w:bottom w:type="dxa" w:w="100"/>
+              <w:right w:type="dxa" w:w="160"/>
+            </w:tcMar>
+          </w:tcPr>
+          <w:p>
+            <w:r>
+              <w:rPr>
+                <w:rFonts w:ascii="Arial" w:cs="Arial" w:eastAsia="Arial" w:hAnsi="Arial"/>
+                <w:b w:val="false"/>
+                <w:bCs w:val="false"/>
+                <w:color w:val="1F2937"/>
+                <w:sz w:val="20"/>
+                <w:szCs w:val="20"/>
+              </w:rPr>
+              <w:t xml:space="preserve">gestao3d_products</w:t>
+            </w:r>
+          </w:p>
+        </w:tc>
+        <w:tc>
+          <w:tcPr>
+            <w:tcW w:type="dxa" w:w="5360"/>
+            <w:tcBorders>
+              <w:top w:val="single" w:color="DDDDDD" w:sz="1"/>
+              <w:left w:val="single" w:color="DDDDDD" w:sz="1"/>
+              <w:bottom w:val="single" w:color="DDDDDD" w:sz="1"/>
+              <w:right w:val="single" w:color="DDDDDD" w:sz="1"/>
+            </w:tcBorders>
+            <w:shd w:fill="FFFFFF" w:val="clear"/>
+            <w:tcMar>
+              <w:top w:type="dxa" w:w="100"/>
+              <w:left w:type="dxa" w:w="160"/>
+              <w:bottom w:type="dxa" w:w="100"/>
+              <w:right w:type="dxa" w:w="160"/>
+            </w:tcMar>
+          </w:tcPr>
+          <w:p>
+            <w:r>
+              <w:rPr>
+                <w:rFonts w:ascii="Arial" w:cs="Arial" w:eastAsia="Arial" w:hAnsi="Arial"/>
+                <w:b w:val="false"/>
+                <w:bCs w:val="false"/>
+                <w:color w:val="6B7280"/>
+                <w:sz w:val="20"/>
+                <w:szCs w:val="20"/>
+              </w:rPr>
+              <w:t xml:space="preserve">Array de Product[] — todas as peças</w:t>
+            </w:r>
+          </w:p>
+        </w:tc>
+      </w:tr>
+      <w:tr>
+        <w:tc>
+          <w:tcPr>
+            <w:tcW w:type="dxa" w:w="4000"/>
+            <w:tcBorders>
+              <w:top w:val="single" w:color="DDDDDD" w:sz="1"/>
+              <w:left w:val="single" w:color="DDDDDD" w:sz="1"/>
+              <w:bottom w:val="single" w:color="DDDDDD" w:sz="1"/>
+              <w:right w:val="single" w:color="DDDDDD" w:sz="1"/>
+            </w:tcBorders>
+            <w:shd w:fill="F3F4F6" w:val="clear"/>
+            <w:tcMar>
+              <w:top w:type="dxa" w:w="100"/>
+              <w:left w:type="dxa" w:w="160"/>
+              <w:bottom w:type="dxa" w:w="100"/>
+              <w:right w:type="dxa" w:w="160"/>
+            </w:tcMar>
+          </w:tcPr>
+          <w:p>
+            <w:r>
+              <w:rPr>
+                <w:rFonts w:ascii="Arial" w:cs="Arial" w:eastAsia="Arial" w:hAnsi="Arial"/>
+                <w:b w:val="false"/>
+                <w:bCs w:val="false"/>
+                <w:color w:val="1F2937"/>
+                <w:sz w:val="20"/>
+                <w:szCs w:val="20"/>
+              </w:rPr>
+              <w:t xml:space="preserve">gestao3d_materials</w:t>
+            </w:r>
+          </w:p>
+        </w:tc>
+        <w:tc>
+          <w:tcPr>
+            <w:tcW w:type="dxa" w:w="5360"/>
+            <w:tcBorders>
+              <w:top w:val="single" w:color="DDDDDD" w:sz="1"/>
+              <w:left w:val="single" w:color="DDDDDD" w:sz="1"/>
+              <w:bottom w:val="single" w:color="DDDDDD" w:sz="1"/>
+              <w:right w:val="single" w:color="DDDDDD" w:sz="1"/>
+            </w:tcBorders>
+            <w:shd w:fill="FFFFFF" w:val="clear"/>
+            <w:tcMar>
+              <w:top w:type="dxa" w:w="100"/>
+              <w:left w:type="dxa" w:w="160"/>
+              <w:bottom w:type="dxa" w:w="100"/>
+              <w:right w:type="dxa" w:w="160"/>
+            </w:tcMar>
+          </w:tcPr>
+          <w:p>
+            <w:r>
+              <w:rPr>
+                <w:rFonts w:ascii="Arial" w:cs="Arial" w:eastAsia="Arial" w:hAnsi="Arial"/>
+                <w:b w:val="false"/>
+                <w:bCs w:val="false"/>
+                <w:color w:val="6B7280"/>
+                <w:sz w:val="20"/>
+                <w:szCs w:val="20"/>
+              </w:rPr>
+              <w:t xml:space="preserve">Array de Material[] — rolos cadastrados</w:t>
+            </w:r>
+          </w:p>
+        </w:tc>
+      </w:tr>
+      <w:tr>
+        <w:tc>
+          <w:tcPr>
+            <w:tcW w:type="dxa" w:w="4000"/>
+            <w:tcBorders>
+              <w:top w:val="single" w:color="DDDDDD" w:sz="1"/>
+              <w:left w:val="single" w:color="DDDDDD" w:sz="1"/>
+              <w:bottom w:val="single" w:color="DDDDDD" w:sz="1"/>
+              <w:right w:val="single" w:color="DDDDDD" w:sz="1"/>
+            </w:tcBorders>
+            <w:shd w:fill="F3F4F6" w:val="clear"/>
+            <w:tcMar>
+              <w:top w:type="dxa" w:w="100"/>
+              <w:left w:type="dxa" w:w="160"/>
+              <w:bottom w:type="dxa" w:w="100"/>
+              <w:right w:type="dxa" w:w="160"/>
+            </w:tcMar>
+          </w:tcPr>
+          <w:p>
+            <w:r>
+              <w:rPr>
+                <w:rFonts w:ascii="Arial" w:cs="Arial" w:eastAsia="Arial" w:hAnsi="Arial"/>
+                <w:b w:val="false"/>
+                <w:bCs w:val="false"/>
+                <w:color w:val="1F2937"/>
+                <w:sz w:val="20"/>
+                <w:szCs w:val="20"/>
+              </w:rPr>
+              <w:t xml:space="preserve">gestao3d_settings</w:t>
+            </w:r>
+          </w:p>
+        </w:tc>
+        <w:tc>
+          <w:tcPr>
+            <w:tcW w:type="dxa" w:w="5360"/>
+            <w:tcBorders>
+              <w:top w:val="single" w:color="DDDDDD" w:sz="1"/>
+              <w:left w:val="single" w:color="DDDDDD" w:sz="1"/>
+              <w:bottom w:val="single" w:color="DDDDDD" w:sz="1"/>
+              <w:right w:val="single" w:color="DDDDDD" w:sz="1"/>
+            </w:tcBorders>
+            <w:shd w:fill="FFFFFF" w:val="clear"/>
+            <w:tcMar>
+              <w:top w:type="dxa" w:w="100"/>
+              <w:left w:type="dxa" w:w="160"/>
+              <w:bottom w:type="dxa" w:w="100"/>
+              <w:right w:type="dxa" w:w="160"/>
+            </w:tcMar>
+          </w:tcPr>
+          <w:p>
+            <w:r>
+              <w:rPr>
+                <w:rFonts w:ascii="Arial" w:cs="Arial" w:eastAsia="Arial" w:hAnsi="Arial"/>
+                <w:b w:val="false"/>
+                <w:bCs w:val="false"/>
+                <w:color w:val="6B7280"/>
+                <w:sz w:val="20"/>
+                <w:szCs w:val="20"/>
+              </w:rPr>
+              <w:t xml:space="preserve">Objeto AppSettings — configurações globais</w:t>
+            </w:r>
+          </w:p>
+        </w:tc>
+      </w:tr>
+      <w:tr>
+        <w:tc>
+          <w:tcPr>
+            <w:tcW w:type="dxa" w:w="4000"/>
+            <w:tcBorders>
+              <w:top w:val="single" w:color="DDDDDD" w:sz="1"/>
+              <w:left w:val="single" w:color="DDDDDD" w:sz="1"/>
+              <w:bottom w:val="single" w:color="DDDDDD" w:sz="1"/>
+              <w:right w:val="single" w:color="DDDDDD" w:sz="1"/>
+            </w:tcBorders>
+            <w:shd w:fill="F3F4F6" w:val="clear"/>
+            <w:tcMar>
+              <w:top w:type="dxa" w:w="100"/>
+              <w:left w:type="dxa" w:w="160"/>
+              <w:bottom w:type="dxa" w:w="100"/>
+              <w:right w:type="dxa" w:w="160"/>
+            </w:tcMar>
+          </w:tcPr>
+          <w:p>
+            <w:r>
+              <w:rPr>
+                <w:rFonts w:ascii="Arial" w:cs="Arial" w:eastAsia="Arial" w:hAnsi="Arial"/>
+                <w:b w:val="false"/>
+                <w:bCs w:val="false"/>
+                <w:color w:val="1F2937"/>
+                <w:sz w:val="20"/>
+                <w:szCs w:val="20"/>
+              </w:rPr>
+              <w:t xml:space="preserve">gestao3d_canais</w:t>
+            </w:r>
+          </w:p>
+        </w:tc>
+        <w:tc>
+          <w:tcPr>
+            <w:tcW w:type="dxa" w:w="5360"/>
+            <w:tcBorders>
+              <w:top w:val="single" w:color="DDDDDD" w:sz="1"/>
+              <w:left w:val="single" w:color="DDDDDD" w:sz="1"/>
+              <w:bottom w:val="single" w:color="DDDDDD" w:sz="1"/>
+              <w:right w:val="single" w:color="DDDDDD" w:sz="1"/>
+            </w:tcBorders>
+            <w:shd w:fill="FFFFFF" w:val="clear"/>
+            <w:tcMar>
+              <w:top w:type="dxa" w:w="100"/>
+              <w:left w:type="dxa" w:w="160"/>
+              <w:bottom w:type="dxa" w:w="100"/>
+              <w:right w:type="dxa" w:w="160"/>
+            </w:tcMar>
+          </w:tcPr>
+          <w:p>
+            <w:r>
+              <w:rPr>
+                <w:rFonts w:ascii="Arial" w:cs="Arial" w:eastAsia="Arial" w:hAnsi="Arial"/>
+                <w:b w:val="false"/>
+                <w:bCs w:val="false"/>
+                <w:color w:val="6B7280"/>
+                <w:sz w:val="20"/>
+                <w:szCs w:val="20"/>
+              </w:rPr>
+              <w:t xml:space="preserve">[v2] Array de CanalVenda[] — canais de venda configurados</w:t>
+            </w:r>
+          </w:p>
+        </w:tc>
+      </w:tr>
+    </w:tbl>
+    <w:p>
+      <w:pPr>
+        <w:spacing w:after="120"/>
+      </w:pPr>
+      <w:r>
+        <w:rPr>
+          <w:rFonts w:ascii="Arial" w:cs="Arial" w:eastAsia="Arial" w:hAnsi="Arial"/>
+          <w:color w:val="1F2937"/>
+          <w:sz w:val="22"/>
+          <w:szCs w:val="22"/>
+        </w:rPr>
+        <w:t xml:space="preserve">A serialização ocorre via JSON.stringify em cada mutação. A inicialização usa useState lazy: () =&gt; JSON.parse(localStorage.getItem(key)) ?? defaultValue. Todos os dados persistem entre sessões sem necessidade de servidor.</w:t>
+      </w:r>
+    </w:p>
+    <w:p>
+      <w:pPr>
+        <w:pBdr>
+          <w:bottom w:val="single" w:color="E5E7EB" w:sz="4"/>
+        </w:pBdr>
+        <w:spacing w:after="200" w:before="200"/>
+      </w:pPr>
+    </w:p>
+    <w:p>
+      <w:pPr>
+        <w:pStyle w:val="Heading1"/>
+        <w:spacing w:after="160" w:before="360"/>
+      </w:pPr>
+      <w:r>
+        <w:rPr>
+          <w:rFonts w:ascii="Arial" w:cs="Arial" w:eastAsia="Arial" w:hAnsi="Arial"/>
+          <w:b/>
+          <w:bCs/>
+          <w:color w:val="4F46E5"/>
+          <w:sz w:val="36"/>
+          <w:szCs w:val="36"/>
+        </w:rPr>
+        <w:t xml:space="preserve">11. Exportação de Relatório PDF</w:t>
+      </w:r>
+    </w:p>
+    <w:p>
+      <w:pPr>
+        <w:spacing w:after="120"/>
+      </w:pPr>
+      <w:r>
+        <w:rPr>
+          <w:rFonts w:ascii="Arial" w:cs="Arial" w:eastAsia="Arial" w:hAnsi="Arial"/>
+          <w:color w:val="1F2937"/>
+          <w:sz w:val="22"/>
+          <w:szCs w:val="22"/>
+        </w:rPr>
+        <w:t xml:space="preserve">Implementado em src/utils/exportPdf.ts usando jsPDF + jsPDF-AutoTable com importação dinâmica (dynamic import) para evitar impacto no bundle inicial.</w:t>
+      </w:r>
+    </w:p>
+    <w:p>
+      <w:pPr>
+        <w:pStyle w:val="ListParagraph"/>
+        <w:numPr>
+          <w:ilvl w:val="0"/>
+          <w:numId w:val="2"/>
+        </w:numPr>
+        <w:spacing w:after="60"/>
+      </w:pPr>
+      <w:r>
+        <w:rPr>
+          <w:rFonts w:ascii="Arial" w:cs="Arial" w:eastAsia="Arial" w:hAnsi="Arial"/>
+          <w:color w:val="1F2937"/>
+          <w:sz w:val="22"/>
+          <w:szCs w:val="22"/>
+        </w:rPr>
+        <w:t xml:space="preserve">Orientação A4 paisagem com cabeçalho em gradiente indigo.</w:t>
+      </w:r>
+    </w:p>
+    <w:p>
+      <w:pPr>
+        <w:pStyle w:val="ListParagraph"/>
+        <w:numPr>
+          <w:ilvl w:val="0"/>
+          <w:numId w:val="2"/>
+        </w:numPr>
+        <w:spacing w:after="60"/>
+      </w:pPr>
+      <w:r>
+        <w:rPr>
+          <w:rFonts w:ascii="Arial" w:cs="Arial" w:eastAsia="Arial" w:hAnsi="Arial"/>
+          <w:color w:val="1F2937"/>
+          <w:sz w:val="22"/>
+          <w:szCs w:val="22"/>
+        </w:rPr>
+        <w:t xml:space="preserve">Bloco de KPIs (total de peças, lucro total C e L, markup médio).</w:t>
+      </w:r>
+    </w:p>
+    <w:p>
+      <w:pPr>
+        <w:pStyle w:val="ListParagraph"/>
+        <w:numPr>
+          <w:ilvl w:val="0"/>
+          <w:numId w:val="2"/>
+        </w:numPr>
+        <w:spacing w:after="60"/>
+      </w:pPr>
+      <w:r>
+        <w:rPr>
+          <w:rFonts w:ascii="Arial" w:cs="Arial" w:eastAsia="Arial" w:hAnsi="Arial"/>
+          <w:color w:val="1F2937"/>
+          <w:sz w:val="22"/>
+          <w:szCs w:val="22"/>
+        </w:rPr>
+        <w:t xml:space="preserve">Tabela completa com todas as peças: custo, markup, preços, lucros, margens.</w:t>
+      </w:r>
+    </w:p>
+    <w:p>
+      <w:pPr>
+        <w:pStyle w:val="ListParagraph"/>
+        <w:numPr>
+          <w:ilvl w:val="0"/>
+          <w:numId w:val="2"/>
+        </w:numPr>
+        <w:spacing w:after="60"/>
+      </w:pPr>
+      <w:r>
+        <w:rPr>
+          <w:rFonts w:ascii="Arial" w:cs="Arial" w:eastAsia="Arial" w:hAnsi="Arial"/>
+          <w:color w:val="1F2937"/>
+          <w:sz w:val="22"/>
+          <w:szCs w:val="22"/>
+        </w:rPr>
+        <w:t xml:space="preserve">Resumo financeiro ao final da tabela.</w:t>
+      </w:r>
+    </w:p>
+    <w:p>
+      <w:pPr>
+        <w:pStyle w:val="ListParagraph"/>
+        <w:numPr>
+          <w:ilvl w:val="0"/>
+          <w:numId w:val="2"/>
+        </w:numPr>
+        <w:spacing w:after="60"/>
+      </w:pPr>
+      <w:r>
+        <w:rPr>
+          <w:rFonts w:ascii="Arial" w:cs="Arial" w:eastAsia="Arial" w:hAnsi="Arial"/>
+          <w:color w:val="1F2937"/>
+          <w:sz w:val="22"/>
+          <w:szCs w:val="22"/>
+        </w:rPr>
+        <w:t xml:space="preserve">Divisão de código (code splitting) no Vite: chunk separado "pdf" apenas carregado ao clicar.</w:t>
+      </w:r>
+    </w:p>
+    <w:p>
+      <w:pPr>
+        <w:pBdr>
+          <w:bottom w:val="single" w:color="E5E7EB" w:sz="4"/>
+        </w:pBdr>
+        <w:spacing w:after="200" w:before="200"/>
+      </w:pPr>
+    </w:p>
+    <w:p>
+      <w:pPr>
+        <w:pStyle w:val="Heading1"/>
+        <w:spacing w:after="160" w:before="360"/>
+      </w:pPr>
+      <w:r>
+        <w:rPr>
+          <w:rFonts w:ascii="Arial" w:cs="Arial" w:eastAsia="Arial" w:hAnsi="Arial"/>
+          <w:b/>
+          <w:bCs/>
+          <w:color w:val="4F46E5"/>
+          <w:sz w:val="36"/>
+          <w:szCs w:val="36"/>
+        </w:rPr>
+        <w:t xml:space="preserve">12. Camada de Serviços (api.ts)</w:t>
+      </w:r>
+    </w:p>
+    <w:p>
+      <w:pPr>
+        <w:spacing w:after="120"/>
+      </w:pPr>
+      <w:r>
+        <w:rPr>
+          <w:rFonts w:ascii="Arial" w:cs="Arial" w:eastAsia="Arial" w:hAnsi="Arial"/>
+          <w:color w:val="1F2937"/>
+          <w:sz w:val="22"/>
+          <w:szCs w:val="22"/>
+        </w:rPr>
+        <w:t xml:space="preserve">src/services/api.ts implementa uma API assíncrona simulada com setTimeout (120ms de latência artificial), estruturada para migração futura a uma API real (FastAPI, Supabase, etc.) sem alterar os components.</w:t>
+      </w:r>
+    </w:p>
+    <w:p>
+      <w:pPr>
+        <w:shd w:fill="F1F5F9" w:val="clear"/>
+        <w:spacing w:after="40"/>
+        <w:ind w:left="360"/>
+      </w:pPr>
+      <w:r>
+        <w:rPr>
+          <w:rFonts w:ascii="Courier New" w:cs="Courier New" w:eastAsia="Courier New" w:hAnsi="Courier New"/>
+          <w:color w:val="334155"/>
+          <w:sz w:val="18"/>
+          <w:szCs w:val="18"/>
+        </w:rPr>
+        <w:t xml:space="preserve">api.products.list()   → Promise&lt;Product[]&gt;</w:t>
+      </w:r>
+    </w:p>
+    <w:p>
+      <w:pPr>
+        <w:shd w:fill="F1F5F9" w:val="clear"/>
+        <w:spacing w:after="40"/>
+        <w:ind w:left="360"/>
+      </w:pPr>
+      <w:r>
+        <w:rPr>
+          <w:rFonts w:ascii="Courier New" w:cs="Courier New" w:eastAsia="Courier New" w:hAnsi="Courier New"/>
+          <w:color w:val="334155"/>
+          <w:sz w:val="18"/>
+          <w:szCs w:val="18"/>
+        </w:rPr>
+        <w:t xml:space="preserve">api.products.create() → Promise&lt;Product&gt;</w:t>
+      </w:r>
+    </w:p>
+    <w:p>
+      <w:pPr>
+        <w:shd w:fill="F1F5F9" w:val="clear"/>
+        <w:spacing w:after="40"/>
+        <w:ind w:left="360"/>
+      </w:pPr>
+      <w:r>
+        <w:rPr>
+          <w:rFonts w:ascii="Courier New" w:cs="Courier New" w:eastAsia="Courier New" w:hAnsi="Courier New"/>
+          <w:color w:val="334155"/>
+          <w:sz w:val="18"/>
+          <w:szCs w:val="18"/>
+        </w:rPr>
+        <w:t xml:space="preserve">api.products.update() → Promise&lt;Product&gt;</w:t>
+      </w:r>
+    </w:p>
+    <w:p>
+      <w:pPr>
+        <w:shd w:fill="F1F5F9" w:val="clear"/>
+        <w:spacing w:after="40"/>
+        <w:ind w:left="360"/>
+      </w:pPr>
+      <w:r>
+        <w:rPr>
+          <w:rFonts w:ascii="Courier New" w:cs="Courier New" w:eastAsia="Courier New" w:hAnsi="Courier New"/>
+          <w:color w:val="334155"/>
+          <w:sz w:val="18"/>
+          <w:szCs w:val="18"/>
+        </w:rPr>
+        <w:t xml:space="preserve">api.products.remove() → Promise&lt;void&gt;</w:t>
+      </w:r>
+    </w:p>
+    <w:p>
+      <w:pPr>
+        <w:shd w:fill="F1F5F9" w:val="clear"/>
+        <w:spacing w:after="40"/>
+        <w:ind w:left="360"/>
+      </w:pPr>
+      <w:r>
+        <w:rPr>
+          <w:rFonts w:ascii="Courier New" w:cs="Courier New" w:eastAsia="Courier New" w:hAnsi="Courier New"/>
+          <w:color w:val="334155"/>
+          <w:sz w:val="18"/>
+          <w:szCs w:val="18"/>
+        </w:rPr>
+        <w:t xml:space="preserve">api.materials.*       → mesma estrutura</w:t>
+      </w:r>
+    </w:p>
+    <w:p>
+      <w:pPr>
+        <w:shd w:fill="F1F5F9" w:val="clear"/>
+        <w:spacing w:after="40"/>
+        <w:ind w:left="360"/>
+      </w:pPr>
+      <w:r>
+        <w:rPr>
+          <w:rFonts w:ascii="Courier New" w:cs="Courier New" w:eastAsia="Courier New" w:hAnsi="Courier New"/>
+          <w:color w:val="334155"/>
+          <w:sz w:val="18"/>
+          <w:szCs w:val="18"/>
+        </w:rPr>
+        <w:t xml:space="preserve">api.settings.*        → mesma estrutura</w:t>
+      </w:r>
+    </w:p>
+    <w:p>
+      <w:pPr>
+        <w:pBdr>
+          <w:bottom w:val="single" w:color="E5E7EB" w:sz="4"/>
+        </w:pBdr>
+        <w:spacing w:after="200" w:before="200"/>
+      </w:pPr>
+    </w:p>
+    <w:p>
+      <w:pPr>
+        <w:pStyle w:val="Heading1"/>
+        <w:spacing w:after="160" w:before="360"/>
+      </w:pPr>
+      <w:r>
+        <w:rPr>
+          <w:rFonts w:ascii="Arial" w:cs="Arial" w:eastAsia="Arial" w:hAnsi="Arial"/>
+          <w:b/>
+          <w:bCs/>
+          <w:color w:val="4F46E5"/>
+          <w:sz w:val="36"/>
+          <w:szCs w:val="36"/>
+        </w:rPr>
+        <w:t xml:space="preserve">13. Deploy (Vercel)</w:t>
+      </w:r>
+    </w:p>
+    <w:p>
+      <w:pPr>
+        <w:spacing w:after="120"/>
+      </w:pPr>
+      <w:r>
+        <w:rPr>
+          <w:rFonts w:ascii="Arial" w:cs="Arial" w:eastAsia="Arial" w:hAnsi="Arial"/>
+          <w:color w:val="1F2937"/>
+          <w:sz w:val="22"/>
+          <w:szCs w:val="22"/>
+        </w:rPr>
+        <w:t xml:space="preserve">O arquivo vercel.json configura o projeto como SPA com rewrite de todas as rotas para index.html:</w:t>
+      </w:r>
+    </w:p>
+    <w:p>
+      <w:pPr>
+        <w:shd w:fill="F1F5F9" w:val="clear"/>
+        <w:spacing w:after="40"/>
+        <w:ind w:left="360"/>
+      </w:pPr>
+      <w:r>
+        <w:rPr>
+          <w:rFonts w:ascii="Courier New" w:cs="Courier New" w:eastAsia="Courier New" w:hAnsi="Courier New"/>
+          <w:color w:val="334155"/>
+          <w:sz w:val="18"/>
+          <w:szCs w:val="18"/>
+        </w:rPr>
+        <w:t xml:space="preserve">{ "rewrites": [{ "source": "/(.*)", "destination": "/index.html" }] }</w:t>
+      </w:r>
+    </w:p>
+    <w:p>
+      <w:pPr>
+        <w:pStyle w:val="ListParagraph"/>
+        <w:numPr>
+          <w:ilvl w:val="0"/>
+          <w:numId w:val="2"/>
+        </w:numPr>
+        <w:spacing w:after="60"/>
+      </w:pPr>
+      <w:r>
+        <w:rPr>
+          <w:rFonts w:ascii="Arial" w:cs="Arial" w:eastAsia="Arial" w:hAnsi="Arial"/>
+          <w:color w:val="1F2937"/>
+          <w:sz w:val="22"/>
+          <w:szCs w:val="22"/>
+        </w:rPr>
+        <w:t xml:space="preserve">Build: npm run build (executa tsc -b &amp;&amp; vite build).</w:t>
+      </w:r>
+    </w:p>
+    <w:p>
+      <w:pPr>
+        <w:pStyle w:val="ListParagraph"/>
+        <w:numPr>
+          <w:ilvl w:val="0"/>
+          <w:numId w:val="2"/>
+        </w:numPr>
+        <w:spacing w:after="60"/>
+      </w:pPr>
+      <w:r>
+        <w:rPr>
+          <w:rFonts w:ascii="Arial" w:cs="Arial" w:eastAsia="Arial" w:hAnsi="Arial"/>
+          <w:color w:val="1F2937"/>
+          <w:sz w:val="22"/>
+          <w:szCs w:val="22"/>
+        </w:rPr>
+        <w:t xml:space="preserve">Variáveis de ambiente: VITE_API_URL, VITE_DATA_MODE, VITE_APP_VERSION (documentadas em .env.example).</w:t>
+      </w:r>
+    </w:p>
+    <w:p>
+      <w:pPr>
+        <w:pStyle w:val="ListParagraph"/>
+        <w:numPr>
+          <w:ilvl w:val="0"/>
+          <w:numId w:val="2"/>
+        </w:numPr>
+        <w:spacing w:after="60"/>
+      </w:pPr>
+      <w:r>
+        <w:rPr>
+          <w:rFonts w:ascii="Arial" w:cs="Arial" w:eastAsia="Arial" w:hAnsi="Arial"/>
+          <w:color w:val="1F2937"/>
+          <w:sz w:val="22"/>
+          <w:szCs w:val="22"/>
+        </w:rPr>
+        <w:t xml:space="preserve">Chunks gerados: vendor (React/Recharts), charts (Recharts), pdf (jsPDF — lazy).</w:t>
+      </w:r>
+    </w:p>
+    <w:p>
+      <w:pPr>
+        <w:pBdr>
+          <w:bottom w:val="single" w:color="E5E7EB" w:sz="4"/>
+        </w:pBdr>
+        <w:spacing w:after="200" w:before="200"/>
+      </w:pPr>
+    </w:p>
+    <w:p>
+      <w:pPr>
+        <w:pStyle w:val="Heading1"/>
+        <w:spacing w:after="160" w:before="360"/>
+      </w:pPr>
+      <w:r>
+        <w:rPr>
+          <w:rFonts w:ascii="Arial" w:cs="Arial" w:eastAsia="Arial" w:hAnsi="Arial"/>
+          <w:b/>
+          <w:bCs/>
+          <w:color w:val="4F46E5"/>
+          <w:sz w:val="36"/>
+          <w:szCs w:val="36"/>
+        </w:rPr>
+        <w:t xml:space="preserve">14. Roadmap</w:t>
+      </w:r>
+    </w:p>
+    <w:p>
+      <w:pPr>
+        <w:pStyle w:val="Heading2"/>
+        <w:spacing w:after="120" w:before="280"/>
+      </w:pPr>
+      <w:r>
+        <w:rPr>
+          <w:rFonts w:ascii="Arial" w:cs="Arial" w:eastAsia="Arial" w:hAnsi="Arial"/>
+          <w:b/>
+          <w:bCs/>
+          <w:color w:val="1F2937"/>
+          <w:sz w:val="28"/>
+          <w:szCs w:val="28"/>
+        </w:rPr>
+        <w:t xml:space="preserve">Alta Prioridade — Concluído na v2 ✅</w:t>
+      </w:r>
+    </w:p>
+    <w:p>
+      <w:pPr>
+        <w:pStyle w:val="ListParagraph"/>
+        <w:numPr>
+          <w:ilvl w:val="0"/>
+          <w:numId w:val="2"/>
+        </w:numPr>
+        <w:spacing w:after="60"/>
+      </w:pPr>
+      <w:r>
+        <w:rPr>
+          <w:rFonts w:ascii="Arial" w:cs="Arial" w:eastAsia="Arial" w:hAnsi="Arial"/>
+          <w:color w:val="1F2937"/>
+          <w:sz w:val="22"/>
+          <w:szCs w:val="22"/>
+        </w:rPr>
+        <w:t xml:space="preserve">✅ Taxa de plataforma separada por canal (ML, Shopee, Instagram, Etsy, Site) — preenchimento automático ao selecionar canal.</w:t>
+      </w:r>
+    </w:p>
+    <w:p>
+      <w:pPr>
+        <w:pStyle w:val="ListParagraph"/>
+        <w:numPr>
+          <w:ilvl w:val="0"/>
+          <w:numId w:val="2"/>
+        </w:numPr>
+        <w:spacing w:after="60"/>
+      </w:pPr>
+      <w:r>
+        <w:rPr>
+          <w:rFonts w:ascii="Arial" w:cs="Arial" w:eastAsia="Arial" w:hAnsi="Arial"/>
+          <w:color w:val="1F2937"/>
+          <w:sz w:val="22"/>
+          <w:szCs w:val="22"/>
+        </w:rPr>
+        <w:t xml:space="preserve">✅ Modo "Meta de Margem": usuário define margem-alvo (%) e o sistema calcula o markup necessário via calcMarkupFromMargem.</w:t>
+      </w:r>
+    </w:p>
+    <w:p>
+      <w:pPr>
+        <w:pStyle w:val="ListParagraph"/>
+        <w:numPr>
+          <w:ilvl w:val="0"/>
+          <w:numId w:val="2"/>
+        </w:numPr>
+        <w:spacing w:after="60"/>
+      </w:pPr>
+      <w:r>
+        <w:rPr>
+          <w:rFonts w:ascii="Arial" w:cs="Arial" w:eastAsia="Arial" w:hAnsi="Arial"/>
+          <w:color w:val="1F2937"/>
+          <w:sz w:val="22"/>
+          <w:szCs w:val="22"/>
+        </w:rPr>
+        <w:t xml:space="preserve">✅ Custo de mão de obra (R$/h × horas de pós-processamento) — componente do custo base antes da taxa de falhas.</w:t>
+      </w:r>
+    </w:p>
+    <w:p>
+      <w:pPr>
+        <w:pStyle w:val="ListParagraph"/>
+        <w:numPr>
+          <w:ilvl w:val="0"/>
+          <w:numId w:val="2"/>
+        </w:numPr>
+        <w:spacing w:after="60"/>
+      </w:pPr>
+      <w:r>
+        <w:rPr>
+          <w:rFonts w:ascii="Arial" w:cs="Arial" w:eastAsia="Arial" w:hAnsi="Arial"/>
+          <w:color w:val="1F2937"/>
+          <w:sz w:val="22"/>
+          <w:szCs w:val="22"/>
+        </w:rPr>
+        <w:t xml:space="preserve">✅ Configuração Dinâmica de Canais — canais editáveis em Configurações, persistidos, propagados a todos os cálculos.</w:t>
+      </w:r>
+    </w:p>
+    <w:p>
+      <w:pPr>
+        <w:pStyle w:val="ListParagraph"/>
+        <w:numPr>
+          <w:ilvl w:val="0"/>
+          <w:numId w:val="2"/>
+        </w:numPr>
+        <w:spacing w:after="60"/>
+      </w:pPr>
+      <w:r>
+        <w:rPr>
+          <w:rFonts w:ascii="Arial" w:cs="Arial" w:eastAsia="Arial" w:hAnsi="Arial"/>
+          <w:color w:val="1F2937"/>
+          <w:sz w:val="22"/>
+          <w:szCs w:val="22"/>
+        </w:rPr>
+        <w:t xml:space="preserve">✅ Simulação Multicanal — tabela no ProductModal comparando preço/lucro/margem em todos os canais.</w:t>
+      </w:r>
+    </w:p>
+    <w:p>
+      <w:pPr>
+        <w:pStyle w:val="Heading2"/>
+        <w:spacing w:after="120" w:before="280"/>
+      </w:pPr>
+      <w:r>
+        <w:rPr>
+          <w:rFonts w:ascii="Arial" w:cs="Arial" w:eastAsia="Arial" w:hAnsi="Arial"/>
+          <w:b/>
+          <w:bCs/>
+          <w:color w:val="1F2937"/>
+          <w:sz w:val="28"/>
+          <w:szCs w:val="28"/>
+        </w:rPr>
+        <w:t xml:space="preserve">Média Prioridade</w:t>
+      </w:r>
+    </w:p>
+    <w:p>
+      <w:pPr>
+        <w:pStyle w:val="ListParagraph"/>
+        <w:numPr>
+          <w:ilvl w:val="0"/>
+          <w:numId w:val="2"/>
+        </w:numPr>
+        <w:spacing w:after="60"/>
+      </w:pPr>
+      <w:r>
+        <w:rPr>
+          <w:rFonts w:ascii="Arial" w:cs="Arial" w:eastAsia="Arial" w:hAnsi="Arial"/>
+          <w:color w:val="1F2937"/>
+          <w:sz w:val="22"/>
+          <w:szCs w:val="22"/>
+        </w:rPr>
+        <w:t xml:space="preserve">Perfis de impressora: múltiplas máquinas com potência, amortização e custo/kWh individuais.</w:t>
+      </w:r>
+    </w:p>
+    <w:p>
+      <w:pPr>
+        <w:pStyle w:val="ListParagraph"/>
+        <w:numPr>
+          <w:ilvl w:val="0"/>
+          <w:numId w:val="2"/>
+        </w:numPr>
+        <w:spacing w:after="60"/>
+      </w:pPr>
+      <w:r>
+        <w:rPr>
+          <w:rFonts w:ascii="Arial" w:cs="Arial" w:eastAsia="Arial" w:hAnsi="Arial"/>
+          <w:color w:val="1F2937"/>
+          <w:sz w:val="22"/>
+          <w:szCs w:val="22"/>
+        </w:rPr>
+        <w:t xml:space="preserve">Custo de frete embutido como percentual ou valor fixo por peça.</w:t>
+      </w:r>
+    </w:p>
+    <w:p>
+      <w:pPr>
+        <w:pStyle w:val="ListParagraph"/>
+        <w:numPr>
+          <w:ilvl w:val="0"/>
+          <w:numId w:val="2"/>
+        </w:numPr>
+        <w:spacing w:after="60"/>
+      </w:pPr>
+      <w:r>
+        <w:rPr>
+          <w:rFonts w:ascii="Arial" w:cs="Arial" w:eastAsia="Arial" w:hAnsi="Arial"/>
+          <w:color w:val="1F2937"/>
+          <w:sz w:val="22"/>
+          <w:szCs w:val="22"/>
+        </w:rPr>
+        <w:t xml:space="preserve">Histórico de preços: registro de quando o markup de uma peça foi alterado.</w:t>
+      </w:r>
+    </w:p>
+    <w:p>
+      <w:pPr>
+        <w:pStyle w:val="Heading2"/>
+        <w:spacing w:after="120" w:before="280"/>
+      </w:pPr>
+      <w:r>
+        <w:rPr>
+          <w:rFonts w:ascii="Arial" w:cs="Arial" w:eastAsia="Arial" w:hAnsi="Arial"/>
+          <w:b/>
+          <w:bCs/>
+          <w:color w:val="1F2937"/>
+          <w:sz w:val="28"/>
+          <w:szCs w:val="28"/>
+        </w:rPr>
+        <w:t xml:space="preserve">Baixa Prioridade / Futuro</w:t>
+      </w:r>
+    </w:p>
+    <w:p>
+      <w:pPr>
+        <w:pStyle w:val="ListParagraph"/>
+        <w:numPr>
+          <w:ilvl w:val="0"/>
+          <w:numId w:val="2"/>
+        </w:numPr>
+        <w:spacing w:after="60"/>
+      </w:pPr>
+      <w:r>
+        <w:rPr>
+          <w:rFonts w:ascii="Arial" w:cs="Arial" w:eastAsia="Arial" w:hAnsi="Arial"/>
+          <w:color w:val="1F2937"/>
+          <w:sz w:val="22"/>
+          <w:szCs w:val="22"/>
+        </w:rPr>
+        <w:t xml:space="preserve">Migração da camada api.ts para backend real (FastAPI + PostgreSQL ou Supabase).</w:t>
+      </w:r>
+    </w:p>
+    <w:p>
+      <w:pPr>
+        <w:pStyle w:val="ListParagraph"/>
+        <w:numPr>
+          <w:ilvl w:val="0"/>
+          <w:numId w:val="2"/>
+        </w:numPr>
+        <w:spacing w:after="60"/>
+      </w:pPr>
+      <w:r>
+        <w:rPr>
+          <w:rFonts w:ascii="Arial" w:cs="Arial" w:eastAsia="Arial" w:hAnsi="Arial"/>
+          <w:color w:val="1F2937"/>
+          <w:sz w:val="22"/>
+          <w:szCs w:val="22"/>
+        </w:rPr>
+        <w:t xml:space="preserve">Autenticação multi-usuário com roles admin/operator.</w:t>
+      </w:r>
+    </w:p>
+    <w:p>
+      <w:pPr>
+        <w:pStyle w:val="ListParagraph"/>
+        <w:numPr>
+          <w:ilvl w:val="0"/>
+          <w:numId w:val="2"/>
+        </w:numPr>
+        <w:spacing w:after="60"/>
+      </w:pPr>
+      <w:r>
+        <w:rPr>
+          <w:rFonts w:ascii="Arial" w:cs="Arial" w:eastAsia="Arial" w:hAnsi="Arial"/>
+          <w:color w:val="1F2937"/>
+          <w:sz w:val="22"/>
+          <w:szCs w:val="22"/>
+        </w:rPr>
+        <w:t xml:space="preserve">Dashboard com gráficos de evolução temporal (vendas × custos).</w:t>
+      </w:r>
+    </w:p>
+    <w:p>
+      <w:pPr>
+        <w:pStyle w:val="ListParagraph"/>
+        <w:numPr>
+          <w:ilvl w:val="0"/>
+          <w:numId w:val="2"/>
+        </w:numPr>
+        <w:spacing w:after="60"/>
+      </w:pPr>
+      <w:r>
+        <w:rPr>
+          <w:rFonts w:ascii="Arial" w:cs="Arial" w:eastAsia="Arial" w:hAnsi="Arial"/>
+          <w:color w:val="1F2937"/>
+          <w:sz w:val="22"/>
+          <w:szCs w:val="22"/>
+        </w:rPr>
+        <w:t xml:space="preserve">Integração com plataformas de venda (Mercado Livre API) para atualizar preços automaticamente.</w:t>
+      </w:r>
+    </w:p>
+    <w:p>
+      <w:pPr>
+        <w:pBdr>
+          <w:bottom w:val="single" w:color="E5E7EB" w:sz="4"/>
+        </w:pBdr>
+        <w:spacing w:after="200" w:before="200"/>
+      </w:pPr>
+    </w:p>
+    <w:p>
+      <w:pPr>
         <w:spacing w:before="480"/>
         <w:jc w:val="center"/>
       </w:pPr>
@@ -7618,7 +10589,7 @@
           <w:sz w:val="18"/>
           <w:szCs w:val="18"/>
         </w:rPr>
-        <w:t xml:space="preserve">Gestão 3D · Documentação gerada em Abril/2026</w:t>
+        <w:t xml:space="preserve">Gestão 3D v2.0.0 · Documentação gerada em Abril/2026</w:t>
       </w:r>
     </w:p>
     <w:sectPr>
@@ -7779,7 +10750,7 @@
         <w:sz w:val="18"/>
         <w:szCs w:val="18"/>
       </w:rPr>
-      <w:t xml:space="preserve">v1.0.0</w:t>
+      <w:t xml:space="preserve">v2.0.0</w:t>
     </w:r>
   </w:p>
 </w:hdr>
